--- a/docs/v3.0.0/current/guide/Fabric_IQ_Ontology_Workshop_Furusato_Participant_v3.0.0.docx
+++ b/docs/v3.0.0/current/guide/Fabric_IQ_Ontology_Workshop_Furusato_Participant_v3.0.0.docx
@@ -11,7 +11,7 @@
           <w:noProof/>
         </w:rPr>
         <w:drawing>
-          <wp:inline distT="0" distB="0" distL="0" distR="0" wp14:anchorId="100014E1" wp14:editId="100014E2">
+          <wp:inline distT="0" distB="0" distL="0" distR="0" wp14:anchorId="100014E5" wp14:editId="100014E6">
             <wp:extent cx="1500000" cy="1265000"/>
             <wp:effectExtent l="0" t="0" r="0" b="0"/>
             <wp:docPr id="1" name="Microsoft Fabric IQ" descr="Microsoft Fabric IQ ロゴ" title="Microsoft Fabric IQ"/>
@@ -511,7 +511,7 @@
             <w:noProof/>
             <w:webHidden/>
           </w:rPr>
-          <w:t>7</w:t>
+          <w:t>8</w:t>
         </w:r>
         <w:r>
           <w:rPr>
@@ -584,7 +584,7 @@
             <w:noProof/>
             <w:webHidden/>
           </w:rPr>
-          <w:t>8</w:t>
+          <w:t>9</w:t>
         </w:r>
         <w:r>
           <w:rPr>
@@ -657,7 +657,7 @@
             <w:noProof/>
             <w:webHidden/>
           </w:rPr>
-          <w:t>8</w:t>
+          <w:t>9</w:t>
         </w:r>
         <w:r>
           <w:rPr>
@@ -730,7 +730,7 @@
             <w:noProof/>
             <w:webHidden/>
           </w:rPr>
-          <w:t>8</w:t>
+          <w:t>9</w:t>
         </w:r>
         <w:r>
           <w:rPr>
@@ -803,7 +803,7 @@
             <w:noProof/>
             <w:webHidden/>
           </w:rPr>
-          <w:t>9</w:t>
+          <w:t>10</w:t>
         </w:r>
         <w:r>
           <w:rPr>
@@ -876,7 +876,7 @@
             <w:noProof/>
             <w:webHidden/>
           </w:rPr>
-          <w:t>9</w:t>
+          <w:t>10</w:t>
         </w:r>
         <w:r>
           <w:rPr>
@@ -949,7 +949,7 @@
             <w:noProof/>
             <w:webHidden/>
           </w:rPr>
-          <w:t>10</w:t>
+          <w:t>11</w:t>
         </w:r>
         <w:r>
           <w:rPr>
@@ -1022,7 +1022,7 @@
             <w:noProof/>
             <w:webHidden/>
           </w:rPr>
-          <w:t>10</w:t>
+          <w:t>11</w:t>
         </w:r>
         <w:r>
           <w:rPr>
@@ -1095,7 +1095,7 @@
             <w:noProof/>
             <w:webHidden/>
           </w:rPr>
-          <w:t>10</w:t>
+          <w:t>11</w:t>
         </w:r>
         <w:r>
           <w:rPr>
@@ -1168,7 +1168,7 @@
             <w:noProof/>
             <w:webHidden/>
           </w:rPr>
-          <w:t>11</w:t>
+          <w:t>12</w:t>
         </w:r>
         <w:r>
           <w:rPr>
@@ -1241,7 +1241,7 @@
             <w:noProof/>
             <w:webHidden/>
           </w:rPr>
-          <w:t>11</w:t>
+          <w:t>12</w:t>
         </w:r>
         <w:r>
           <w:rPr>
@@ -1314,7 +1314,7 @@
             <w:noProof/>
             <w:webHidden/>
           </w:rPr>
-          <w:t>12</w:t>
+          <w:t>13</w:t>
         </w:r>
         <w:r>
           <w:rPr>
@@ -1387,7 +1387,7 @@
             <w:noProof/>
             <w:webHidden/>
           </w:rPr>
-          <w:t>12</w:t>
+          <w:t>13</w:t>
         </w:r>
         <w:r>
           <w:rPr>
@@ -1460,7 +1460,7 @@
             <w:noProof/>
             <w:webHidden/>
           </w:rPr>
-          <w:t>12</w:t>
+          <w:t>13</w:t>
         </w:r>
         <w:r>
           <w:rPr>
@@ -1533,7 +1533,7 @@
             <w:noProof/>
             <w:webHidden/>
           </w:rPr>
-          <w:t>13</w:t>
+          <w:t>14</w:t>
         </w:r>
         <w:r>
           <w:rPr>
@@ -1606,7 +1606,7 @@
             <w:noProof/>
             <w:webHidden/>
           </w:rPr>
-          <w:t>13</w:t>
+          <w:t>14</w:t>
         </w:r>
         <w:r>
           <w:rPr>
@@ -1679,7 +1679,7 @@
             <w:noProof/>
             <w:webHidden/>
           </w:rPr>
-          <w:t>14</w:t>
+          <w:t>15</w:t>
         </w:r>
         <w:r>
           <w:rPr>
@@ -1752,7 +1752,7 @@
             <w:noProof/>
             <w:webHidden/>
           </w:rPr>
-          <w:t>14</w:t>
+          <w:t>15</w:t>
         </w:r>
         <w:r>
           <w:rPr>
@@ -1825,7 +1825,7 @@
             <w:noProof/>
             <w:webHidden/>
           </w:rPr>
-          <w:t>14</w:t>
+          <w:t>15</w:t>
         </w:r>
         <w:r>
           <w:rPr>
@@ -1898,7 +1898,7 @@
             <w:noProof/>
             <w:webHidden/>
           </w:rPr>
-          <w:t>15</w:t>
+          <w:t>16</w:t>
         </w:r>
         <w:r>
           <w:rPr>
@@ -1971,7 +1971,7 @@
             <w:noProof/>
             <w:webHidden/>
           </w:rPr>
-          <w:t>15</w:t>
+          <w:t>16</w:t>
         </w:r>
         <w:r>
           <w:rPr>
@@ -2044,7 +2044,7 @@
             <w:noProof/>
             <w:webHidden/>
           </w:rPr>
-          <w:t>16</w:t>
+          <w:t>17</w:t>
         </w:r>
         <w:r>
           <w:rPr>
@@ -2117,7 +2117,7 @@
             <w:noProof/>
             <w:webHidden/>
           </w:rPr>
-          <w:t>16</w:t>
+          <w:t>17</w:t>
         </w:r>
         <w:r>
           <w:rPr>
@@ -2190,7 +2190,7 @@
             <w:noProof/>
             <w:webHidden/>
           </w:rPr>
-          <w:t>16</w:t>
+          <w:t>17</w:t>
         </w:r>
         <w:r>
           <w:rPr>
@@ -2263,7 +2263,7 @@
             <w:noProof/>
             <w:webHidden/>
           </w:rPr>
-          <w:t>18</w:t>
+          <w:t>19</w:t>
         </w:r>
         <w:r>
           <w:rPr>
@@ -2336,7 +2336,7 @@
             <w:noProof/>
             <w:webHidden/>
           </w:rPr>
-          <w:t>18</w:t>
+          <w:t>19</w:t>
         </w:r>
         <w:r>
           <w:rPr>
@@ -2409,7 +2409,7 @@
             <w:noProof/>
             <w:webHidden/>
           </w:rPr>
-          <w:t>18</w:t>
+          <w:t>19</w:t>
         </w:r>
         <w:r>
           <w:rPr>
@@ -2482,7 +2482,7 @@
             <w:noProof/>
             <w:webHidden/>
           </w:rPr>
-          <w:t>19</w:t>
+          <w:t>20</w:t>
         </w:r>
         <w:r>
           <w:rPr>
@@ -2555,7 +2555,7 @@
             <w:noProof/>
             <w:webHidden/>
           </w:rPr>
-          <w:t>19</w:t>
+          <w:t>20</w:t>
         </w:r>
         <w:r>
           <w:rPr>
@@ -2628,7 +2628,7 @@
             <w:noProof/>
             <w:webHidden/>
           </w:rPr>
-          <w:t>19</w:t>
+          <w:t>20</w:t>
         </w:r>
         <w:r>
           <w:rPr>
@@ -2701,7 +2701,7 @@
             <w:noProof/>
             <w:webHidden/>
           </w:rPr>
-          <w:t>20</w:t>
+          <w:t>21</w:t>
         </w:r>
         <w:r>
           <w:rPr>
@@ -2774,7 +2774,7 @@
             <w:noProof/>
             <w:webHidden/>
           </w:rPr>
-          <w:t>21</w:t>
+          <w:t>22</w:t>
         </w:r>
         <w:r>
           <w:rPr>
@@ -2847,7 +2847,7 @@
             <w:noProof/>
             <w:webHidden/>
           </w:rPr>
-          <w:t>21</w:t>
+          <w:t>22</w:t>
         </w:r>
         <w:r>
           <w:rPr>
@@ -2920,7 +2920,7 @@
             <w:noProof/>
             <w:webHidden/>
           </w:rPr>
-          <w:t>22</w:t>
+          <w:t>23</w:t>
         </w:r>
         <w:r>
           <w:rPr>
@@ -2993,7 +2993,7 @@
             <w:noProof/>
             <w:webHidden/>
           </w:rPr>
-          <w:t>22</w:t>
+          <w:t>23</w:t>
         </w:r>
         <w:r>
           <w:rPr>
@@ -3066,7 +3066,7 @@
             <w:noProof/>
             <w:webHidden/>
           </w:rPr>
-          <w:t>22</w:t>
+          <w:t>23</w:t>
         </w:r>
         <w:r>
           <w:rPr>
@@ -3139,7 +3139,7 @@
             <w:noProof/>
             <w:webHidden/>
           </w:rPr>
-          <w:t>23</w:t>
+          <w:t>24</w:t>
         </w:r>
         <w:r>
           <w:rPr>
@@ -3212,7 +3212,7 @@
             <w:noProof/>
             <w:webHidden/>
           </w:rPr>
-          <w:t>23</w:t>
+          <w:t>24</w:t>
         </w:r>
         <w:r>
           <w:rPr>
@@ -3285,7 +3285,7 @@
             <w:noProof/>
             <w:webHidden/>
           </w:rPr>
-          <w:t>24</w:t>
+          <w:t>25</w:t>
         </w:r>
         <w:r>
           <w:rPr>
@@ -3358,7 +3358,7 @@
             <w:noProof/>
             <w:webHidden/>
           </w:rPr>
-          <w:t>24</w:t>
+          <w:t>25</w:t>
         </w:r>
         <w:r>
           <w:rPr>
@@ -3431,7 +3431,7 @@
             <w:noProof/>
             <w:webHidden/>
           </w:rPr>
-          <w:t>24</w:t>
+          <w:t>25</w:t>
         </w:r>
         <w:r>
           <w:rPr>
@@ -3504,7 +3504,7 @@
             <w:noProof/>
             <w:webHidden/>
           </w:rPr>
-          <w:t>27</w:t>
+          <w:t>28</w:t>
         </w:r>
         <w:r>
           <w:rPr>
@@ -3577,7 +3577,7 @@
             <w:noProof/>
             <w:webHidden/>
           </w:rPr>
-          <w:t>28</w:t>
+          <w:t>29</w:t>
         </w:r>
         <w:r>
           <w:rPr>
@@ -3650,7 +3650,7 @@
             <w:noProof/>
             <w:webHidden/>
           </w:rPr>
-          <w:t>29</w:t>
+          <w:t>30</w:t>
         </w:r>
         <w:r>
           <w:rPr>
@@ -3723,7 +3723,7 @@
             <w:noProof/>
             <w:webHidden/>
           </w:rPr>
-          <w:t>29</w:t>
+          <w:t>30</w:t>
         </w:r>
         <w:r>
           <w:rPr>
@@ -3796,7 +3796,7 @@
             <w:noProof/>
             <w:webHidden/>
           </w:rPr>
-          <w:t>29</w:t>
+          <w:t>30</w:t>
         </w:r>
         <w:r>
           <w:rPr>
@@ -3869,7 +3869,7 @@
             <w:noProof/>
             <w:webHidden/>
           </w:rPr>
-          <w:t>31</w:t>
+          <w:t>32</w:t>
         </w:r>
         <w:r>
           <w:rPr>
@@ -3942,7 +3942,7 @@
             <w:noProof/>
             <w:webHidden/>
           </w:rPr>
-          <w:t>31</w:t>
+          <w:t>32</w:t>
         </w:r>
         <w:r>
           <w:rPr>
@@ -4015,7 +4015,7 @@
             <w:noProof/>
             <w:webHidden/>
           </w:rPr>
-          <w:t>32</w:t>
+          <w:t>33</w:t>
         </w:r>
         <w:r>
           <w:rPr>
@@ -4088,7 +4088,7 @@
             <w:noProof/>
             <w:webHidden/>
           </w:rPr>
-          <w:t>32</w:t>
+          <w:t>33</w:t>
         </w:r>
         <w:r>
           <w:rPr>
@@ -4161,7 +4161,7 @@
             <w:noProof/>
             <w:webHidden/>
           </w:rPr>
-          <w:t>32</w:t>
+          <w:t>33</w:t>
         </w:r>
         <w:r>
           <w:rPr>
@@ -4234,7 +4234,7 @@
             <w:noProof/>
             <w:webHidden/>
           </w:rPr>
-          <w:t>34</w:t>
+          <w:t>35</w:t>
         </w:r>
         <w:r>
           <w:rPr>
@@ -4307,7 +4307,7 @@
             <w:noProof/>
             <w:webHidden/>
           </w:rPr>
-          <w:t>35</w:t>
+          <w:t>36</w:t>
         </w:r>
         <w:r>
           <w:rPr>
@@ -4380,7 +4380,7 @@
             <w:noProof/>
             <w:webHidden/>
           </w:rPr>
-          <w:t>36</w:t>
+          <w:t>37</w:t>
         </w:r>
         <w:r>
           <w:rPr>
@@ -4453,7 +4453,7 @@
             <w:noProof/>
             <w:webHidden/>
           </w:rPr>
-          <w:t>36</w:t>
+          <w:t>37</w:t>
         </w:r>
         <w:r>
           <w:rPr>
@@ -4526,7 +4526,7 @@
             <w:noProof/>
             <w:webHidden/>
           </w:rPr>
-          <w:t>36</w:t>
+          <w:t>37</w:t>
         </w:r>
         <w:r>
           <w:rPr>
@@ -4599,7 +4599,7 @@
             <w:noProof/>
             <w:webHidden/>
           </w:rPr>
-          <w:t>39</w:t>
+          <w:t>40</w:t>
         </w:r>
         <w:r>
           <w:rPr>
@@ -4672,7 +4672,7 @@
             <w:noProof/>
             <w:webHidden/>
           </w:rPr>
-          <w:t>39</w:t>
+          <w:t>40</w:t>
         </w:r>
         <w:r>
           <w:rPr>
@@ -4745,7 +4745,7 @@
             <w:noProof/>
             <w:webHidden/>
           </w:rPr>
-          <w:t>39</w:t>
+          <w:t>40</w:t>
         </w:r>
         <w:r>
           <w:rPr>
@@ -4818,7 +4818,7 @@
             <w:noProof/>
             <w:webHidden/>
           </w:rPr>
-          <w:t>40</w:t>
+          <w:t>41</w:t>
         </w:r>
         <w:r>
           <w:rPr>
@@ -4891,7 +4891,7 @@
             <w:noProof/>
             <w:webHidden/>
           </w:rPr>
-          <w:t>40</w:t>
+          <w:t>41</w:t>
         </w:r>
         <w:r>
           <w:rPr>
@@ -4964,7 +4964,7 @@
             <w:noProof/>
             <w:webHidden/>
           </w:rPr>
-          <w:t>40</w:t>
+          <w:t>41</w:t>
         </w:r>
         <w:r>
           <w:rPr>
@@ -5037,7 +5037,7 @@
             <w:noProof/>
             <w:webHidden/>
           </w:rPr>
-          <w:t>42</w:t>
+          <w:t>43</w:t>
         </w:r>
         <w:r>
           <w:rPr>
@@ -5110,7 +5110,7 @@
             <w:noProof/>
             <w:webHidden/>
           </w:rPr>
-          <w:t>43</w:t>
+          <w:t>44</w:t>
         </w:r>
         <w:r>
           <w:rPr>
@@ -5183,7 +5183,7 @@
             <w:noProof/>
             <w:webHidden/>
           </w:rPr>
-          <w:t>44</w:t>
+          <w:t>45</w:t>
         </w:r>
         <w:r>
           <w:rPr>
@@ -5256,7 +5256,7 @@
             <w:noProof/>
             <w:webHidden/>
           </w:rPr>
-          <w:t>44</w:t>
+          <w:t>45</w:t>
         </w:r>
         <w:r>
           <w:rPr>
@@ -5329,7 +5329,7 @@
             <w:noProof/>
             <w:webHidden/>
           </w:rPr>
-          <w:t>44</w:t>
+          <w:t>45</w:t>
         </w:r>
         <w:r>
           <w:rPr>
@@ -5402,7 +5402,7 @@
             <w:noProof/>
             <w:webHidden/>
           </w:rPr>
-          <w:t>46</w:t>
+          <w:t>47</w:t>
         </w:r>
         <w:r>
           <w:rPr>
@@ -5475,7 +5475,7 @@
             <w:noProof/>
             <w:webHidden/>
           </w:rPr>
-          <w:t>46</w:t>
+          <w:t>47</w:t>
         </w:r>
         <w:r>
           <w:rPr>
@@ -5548,7 +5548,7 @@
             <w:noProof/>
             <w:webHidden/>
           </w:rPr>
-          <w:t>47</w:t>
+          <w:t>48</w:t>
         </w:r>
         <w:r>
           <w:rPr>
@@ -5621,7 +5621,7 @@
             <w:noProof/>
             <w:webHidden/>
           </w:rPr>
-          <w:t>47</w:t>
+          <w:t>48</w:t>
         </w:r>
         <w:r>
           <w:rPr>
@@ -5694,7 +5694,7 @@
             <w:noProof/>
             <w:webHidden/>
           </w:rPr>
-          <w:t>47</w:t>
+          <w:t>48</w:t>
         </w:r>
         <w:r>
           <w:rPr>
@@ -5767,7 +5767,7 @@
             <w:noProof/>
             <w:webHidden/>
           </w:rPr>
-          <w:t>52</w:t>
+          <w:t>53</w:t>
         </w:r>
         <w:r>
           <w:rPr>
@@ -5840,7 +5840,7 @@
             <w:noProof/>
             <w:webHidden/>
           </w:rPr>
-          <w:t>52</w:t>
+          <w:t>53</w:t>
         </w:r>
         <w:r>
           <w:rPr>
@@ -5913,7 +5913,7 @@
             <w:noProof/>
             <w:webHidden/>
           </w:rPr>
-          <w:t>53</w:t>
+          <w:t>54</w:t>
         </w:r>
         <w:r>
           <w:rPr>
@@ -5986,7 +5986,7 @@
             <w:noProof/>
             <w:webHidden/>
           </w:rPr>
-          <w:t>53</w:t>
+          <w:t>54</w:t>
         </w:r>
         <w:r>
           <w:rPr>
@@ -6059,7 +6059,7 @@
             <w:noProof/>
             <w:webHidden/>
           </w:rPr>
-          <w:t>53</w:t>
+          <w:t>54</w:t>
         </w:r>
         <w:r>
           <w:rPr>
@@ -6132,7 +6132,7 @@
             <w:noProof/>
             <w:webHidden/>
           </w:rPr>
-          <w:t>56</w:t>
+          <w:t>57</w:t>
         </w:r>
         <w:r>
           <w:rPr>
@@ -6205,7 +6205,7 @@
             <w:noProof/>
             <w:webHidden/>
           </w:rPr>
-          <w:t>56</w:t>
+          <w:t>57</w:t>
         </w:r>
         <w:r>
           <w:rPr>
@@ -6278,7 +6278,7 @@
             <w:noProof/>
             <w:webHidden/>
           </w:rPr>
-          <w:t>57</w:t>
+          <w:t>58</w:t>
         </w:r>
         <w:r>
           <w:rPr>
@@ -6351,7 +6351,7 @@
             <w:noProof/>
             <w:webHidden/>
           </w:rPr>
-          <w:t>57</w:t>
+          <w:t>58</w:t>
         </w:r>
         <w:r>
           <w:rPr>
@@ -6424,7 +6424,7 @@
             <w:noProof/>
             <w:webHidden/>
           </w:rPr>
-          <w:t>57</w:t>
+          <w:t>58</w:t>
         </w:r>
         <w:r>
           <w:rPr>
@@ -6497,7 +6497,7 @@
             <w:noProof/>
             <w:webHidden/>
           </w:rPr>
-          <w:t>58</w:t>
+          <w:t>59</w:t>
         </w:r>
         <w:r>
           <w:rPr>
@@ -6570,7 +6570,7 @@
             <w:noProof/>
             <w:webHidden/>
           </w:rPr>
-          <w:t>59</w:t>
+          <w:t>60</w:t>
         </w:r>
         <w:r>
           <w:rPr>
@@ -6643,7 +6643,7 @@
             <w:noProof/>
             <w:webHidden/>
           </w:rPr>
-          <w:t>60</w:t>
+          <w:t>61</w:t>
         </w:r>
         <w:r>
           <w:rPr>
@@ -6716,7 +6716,7 @@
             <w:noProof/>
             <w:webHidden/>
           </w:rPr>
-          <w:t>60</w:t>
+          <w:t>61</w:t>
         </w:r>
         <w:r>
           <w:rPr>
@@ -6789,7 +6789,7 @@
             <w:noProof/>
             <w:webHidden/>
           </w:rPr>
-          <w:t>60</w:t>
+          <w:t>61</w:t>
         </w:r>
         <w:r>
           <w:rPr>
@@ -6862,7 +6862,7 @@
             <w:noProof/>
             <w:webHidden/>
           </w:rPr>
-          <w:t>61</w:t>
+          <w:t>62</w:t>
         </w:r>
         <w:r>
           <w:rPr>
@@ -6935,7 +6935,7 @@
             <w:noProof/>
             <w:webHidden/>
           </w:rPr>
-          <w:t>61</w:t>
+          <w:t>62</w:t>
         </w:r>
         <w:r>
           <w:rPr>
@@ -7008,7 +7008,7 @@
             <w:noProof/>
             <w:webHidden/>
           </w:rPr>
-          <w:t>62</w:t>
+          <w:t>63</w:t>
         </w:r>
         <w:r>
           <w:rPr>
@@ -7081,7 +7081,7 @@
             <w:noProof/>
             <w:webHidden/>
           </w:rPr>
-          <w:t>62</w:t>
+          <w:t>63</w:t>
         </w:r>
         <w:r>
           <w:rPr>
@@ -7154,7 +7154,7 @@
             <w:noProof/>
             <w:webHidden/>
           </w:rPr>
-          <w:t>62</w:t>
+          <w:t>63</w:t>
         </w:r>
         <w:r>
           <w:rPr>
@@ -7227,7 +7227,7 @@
             <w:noProof/>
             <w:webHidden/>
           </w:rPr>
-          <w:t>63</w:t>
+          <w:t>64</w:t>
         </w:r>
         <w:r>
           <w:rPr>
@@ -7300,7 +7300,7 @@
             <w:noProof/>
             <w:webHidden/>
           </w:rPr>
-          <w:t>63</w:t>
+          <w:t>64</w:t>
         </w:r>
         <w:r>
           <w:rPr>
@@ -7373,7 +7373,7 @@
             <w:noProof/>
             <w:webHidden/>
           </w:rPr>
-          <w:t>64</w:t>
+          <w:t>65</w:t>
         </w:r>
         <w:r>
           <w:rPr>
@@ -7446,7 +7446,7 @@
             <w:noProof/>
             <w:webHidden/>
           </w:rPr>
-          <w:t>64</w:t>
+          <w:t>65</w:t>
         </w:r>
         <w:r>
           <w:rPr>
@@ -7519,7 +7519,7 @@
             <w:noProof/>
             <w:webHidden/>
           </w:rPr>
-          <w:t>64</w:t>
+          <w:t>65</w:t>
         </w:r>
         <w:r>
           <w:rPr>
@@ -7592,7 +7592,7 @@
             <w:noProof/>
             <w:webHidden/>
           </w:rPr>
-          <w:t>65</w:t>
+          <w:t>66</w:t>
         </w:r>
         <w:r>
           <w:rPr>
@@ -7665,7 +7665,7 @@
             <w:noProof/>
             <w:webHidden/>
           </w:rPr>
-          <w:t>65</w:t>
+          <w:t>66</w:t>
         </w:r>
         <w:r>
           <w:rPr>
@@ -7738,7 +7738,7 @@
             <w:noProof/>
             <w:webHidden/>
           </w:rPr>
-          <w:t>66</w:t>
+          <w:t>67</w:t>
         </w:r>
         <w:r>
           <w:rPr>
@@ -7811,7 +7811,7 @@
             <w:noProof/>
             <w:webHidden/>
           </w:rPr>
-          <w:t>66</w:t>
+          <w:t>67</w:t>
         </w:r>
         <w:r>
           <w:rPr>
@@ -7884,7 +7884,7 @@
             <w:noProof/>
             <w:webHidden/>
           </w:rPr>
-          <w:t>66</w:t>
+          <w:t>67</w:t>
         </w:r>
         <w:r>
           <w:rPr>
@@ -7957,7 +7957,7 @@
             <w:noProof/>
             <w:webHidden/>
           </w:rPr>
-          <w:t>66</w:t>
+          <w:t>67</w:t>
         </w:r>
         <w:r>
           <w:rPr>
@@ -8030,7 +8030,7 @@
             <w:noProof/>
             <w:webHidden/>
           </w:rPr>
-          <w:t>67</w:t>
+          <w:t>68</w:t>
         </w:r>
         <w:r>
           <w:rPr>
@@ -8103,7 +8103,7 @@
             <w:noProof/>
             <w:webHidden/>
           </w:rPr>
-          <w:t>68</w:t>
+          <w:t>69</w:t>
         </w:r>
         <w:r>
           <w:rPr>
@@ -8176,7 +8176,7 @@
             <w:noProof/>
             <w:webHidden/>
           </w:rPr>
-          <w:t>68</w:t>
+          <w:t>69</w:t>
         </w:r>
         <w:r>
           <w:rPr>
@@ -8249,7 +8249,7 @@
             <w:noProof/>
             <w:webHidden/>
           </w:rPr>
-          <w:t>68</w:t>
+          <w:t>69</w:t>
         </w:r>
         <w:r>
           <w:rPr>
@@ -8322,7 +8322,7 @@
             <w:noProof/>
             <w:webHidden/>
           </w:rPr>
-          <w:t>69</w:t>
+          <w:t>70</w:t>
         </w:r>
         <w:r>
           <w:rPr>
@@ -8395,7 +8395,7 @@
             <w:noProof/>
             <w:webHidden/>
           </w:rPr>
-          <w:t>69</w:t>
+          <w:t>70</w:t>
         </w:r>
         <w:r>
           <w:rPr>
@@ -8468,7 +8468,7 @@
             <w:noProof/>
             <w:webHidden/>
           </w:rPr>
-          <w:t>70</w:t>
+          <w:t>71</w:t>
         </w:r>
         <w:r>
           <w:rPr>
@@ -8541,7 +8541,7 @@
             <w:noProof/>
             <w:webHidden/>
           </w:rPr>
-          <w:t>70</w:t>
+          <w:t>71</w:t>
         </w:r>
         <w:r>
           <w:rPr>
@@ -8614,7 +8614,7 @@
             <w:noProof/>
             <w:webHidden/>
           </w:rPr>
-          <w:t>70</w:t>
+          <w:t>71</w:t>
         </w:r>
         <w:r>
           <w:rPr>
@@ -8687,7 +8687,7 @@
             <w:noProof/>
             <w:webHidden/>
           </w:rPr>
-          <w:t>70</w:t>
+          <w:t>71</w:t>
         </w:r>
         <w:r>
           <w:rPr>
@@ -8760,7 +8760,7 @@
             <w:noProof/>
             <w:webHidden/>
           </w:rPr>
-          <w:t>71</w:t>
+          <w:t>72</w:t>
         </w:r>
         <w:r>
           <w:rPr>
@@ -8833,7 +8833,7 @@
             <w:noProof/>
             <w:webHidden/>
           </w:rPr>
-          <w:t>72</w:t>
+          <w:t>73</w:t>
         </w:r>
         <w:r>
           <w:rPr>
@@ -8906,7 +8906,7 @@
             <w:noProof/>
             <w:webHidden/>
           </w:rPr>
-          <w:t>72</w:t>
+          <w:t>73</w:t>
         </w:r>
         <w:r>
           <w:rPr>
@@ -8979,7 +8979,7 @@
             <w:noProof/>
             <w:webHidden/>
           </w:rPr>
-          <w:t>72</w:t>
+          <w:t>73</w:t>
         </w:r>
         <w:r>
           <w:rPr>
@@ -9052,7 +9052,7 @@
             <w:noProof/>
             <w:webHidden/>
           </w:rPr>
-          <w:t>74</w:t>
+          <w:t>75</w:t>
         </w:r>
         <w:r>
           <w:rPr>
@@ -9125,7 +9125,7 @@
             <w:noProof/>
             <w:webHidden/>
           </w:rPr>
-          <w:t>75</w:t>
+          <w:t>76</w:t>
         </w:r>
         <w:r>
           <w:rPr>
@@ -9198,7 +9198,7 @@
             <w:noProof/>
             <w:webHidden/>
           </w:rPr>
-          <w:t>75</w:t>
+          <w:t>76</w:t>
         </w:r>
         <w:r>
           <w:rPr>
@@ -9271,7 +9271,7 @@
             <w:noProof/>
             <w:webHidden/>
           </w:rPr>
-          <w:t>78</w:t>
+          <w:t>79</w:t>
         </w:r>
         <w:r>
           <w:rPr>
@@ -9344,7 +9344,7 @@
             <w:noProof/>
             <w:webHidden/>
           </w:rPr>
-          <w:t>78</w:t>
+          <w:t>79</w:t>
         </w:r>
         <w:r>
           <w:rPr>
@@ -9417,7 +9417,7 @@
             <w:noProof/>
             <w:webHidden/>
           </w:rPr>
-          <w:t>84</w:t>
+          <w:t>85</w:t>
         </w:r>
         <w:r>
           <w:rPr>
@@ -9490,7 +9490,7 @@
             <w:noProof/>
             <w:webHidden/>
           </w:rPr>
-          <w:t>84</w:t>
+          <w:t>85</w:t>
         </w:r>
         <w:r>
           <w:rPr>
@@ -9563,7 +9563,7 @@
             <w:noProof/>
             <w:webHidden/>
           </w:rPr>
-          <w:t>85</w:t>
+          <w:t>86</w:t>
         </w:r>
         <w:r>
           <w:rPr>
@@ -9636,7 +9636,7 @@
             <w:noProof/>
             <w:webHidden/>
           </w:rPr>
-          <w:t>85</w:t>
+          <w:t>86</w:t>
         </w:r>
         <w:r>
           <w:rPr>
@@ -9709,7 +9709,7 @@
             <w:noProof/>
             <w:webHidden/>
           </w:rPr>
-          <w:t>86</w:t>
+          <w:t>87</w:t>
         </w:r>
         <w:r>
           <w:rPr>
@@ -9782,7 +9782,7 @@
             <w:noProof/>
             <w:webHidden/>
           </w:rPr>
-          <w:t>86</w:t>
+          <w:t>87</w:t>
         </w:r>
         <w:r>
           <w:rPr>
@@ -9855,7 +9855,7 @@
             <w:noProof/>
             <w:webHidden/>
           </w:rPr>
-          <w:t>87</w:t>
+          <w:t>88</w:t>
         </w:r>
         <w:r>
           <w:rPr>
@@ -9928,7 +9928,7 @@
             <w:noProof/>
             <w:webHidden/>
           </w:rPr>
-          <w:t>87</w:t>
+          <w:t>88</w:t>
         </w:r>
         <w:r>
           <w:rPr>
@@ -10001,7 +10001,7 @@
             <w:noProof/>
             <w:webHidden/>
           </w:rPr>
-          <w:t>88</w:t>
+          <w:t>89</w:t>
         </w:r>
         <w:r>
           <w:rPr>
@@ -10074,7 +10074,7 @@
             <w:noProof/>
             <w:webHidden/>
           </w:rPr>
-          <w:t>89</w:t>
+          <w:t>90</w:t>
         </w:r>
         <w:r>
           <w:rPr>
@@ -10147,7 +10147,7 @@
             <w:noProof/>
             <w:webHidden/>
           </w:rPr>
-          <w:t>89</w:t>
+          <w:t>90</w:t>
         </w:r>
         <w:r>
           <w:rPr>
@@ -10220,7 +10220,7 @@
             <w:noProof/>
             <w:webHidden/>
           </w:rPr>
-          <w:t>90</w:t>
+          <w:t>91</w:t>
         </w:r>
         <w:r>
           <w:rPr>
@@ -10293,7 +10293,7 @@
             <w:noProof/>
             <w:webHidden/>
           </w:rPr>
-          <w:t>91</w:t>
+          <w:t>92</w:t>
         </w:r>
         <w:r>
           <w:rPr>
@@ -10366,7 +10366,7 @@
             <w:noProof/>
             <w:webHidden/>
           </w:rPr>
-          <w:t>91</w:t>
+          <w:t>92</w:t>
         </w:r>
         <w:r>
           <w:rPr>
@@ -10439,7 +10439,7 @@
             <w:noProof/>
             <w:webHidden/>
           </w:rPr>
-          <w:t>92</w:t>
+          <w:t>93</w:t>
         </w:r>
         <w:r>
           <w:rPr>
@@ -10512,7 +10512,7 @@
             <w:noProof/>
             <w:webHidden/>
           </w:rPr>
-          <w:t>92</w:t>
+          <w:t>93</w:t>
         </w:r>
         <w:r>
           <w:rPr>
@@ -10674,10 +10674,70 @@
     </w:p>
     <w:p>
       <w:pPr>
+        <w:keepNext/>
+        <w:spacing w:before="120" w:after="40"/>
+        <w:jc w:val="center"/>
+      </w:pPr>
+      <w:r>
+        <w:rPr>
+          <w:noProof/>
+        </w:rPr>
+        <w:lastRenderedPageBreak/>
+        <w:drawing>
+          <wp:inline distT="0" distB="0" distL="0" distR="0" wp14:anchorId="100014E7" wp14:editId="100014E8">
+            <wp:extent cx="6120130" cy="3748580"/>
+            <wp:effectExtent l="0" t="0" r="0" b="0"/>
+            <wp:docPr id="2" name="図 1" descr="8つの CSV から Lakehouse、増分ファイルから Eventhouse、Notebook 05 から Gold と Semantic model、Ontology・Graph・Data Agent・MCP への流れを示す図" title="図 1"/>
+            <wp:cNvGraphicFramePr>
+              <a:graphicFrameLocks xmlns:a="http://schemas.openxmlformats.org/drawingml/2006/main" noChangeAspect="1"/>
+            </wp:cNvGraphicFramePr>
+            <a:graphic xmlns:a="http://schemas.openxmlformats.org/drawingml/2006/main">
+              <a:graphicData uri="http://schemas.openxmlformats.org/drawingml/2006/picture">
+                <pic:pic xmlns:pic="http://schemas.openxmlformats.org/drawingml/2006/picture">
+                  <pic:nvPicPr>
+                    <pic:cNvPr id="0" name="architecture.png"/>
+                    <pic:cNvPicPr/>
+                  </pic:nvPicPr>
+                  <pic:blipFill>
+                    <a:blip r:embed="rId12"/>
+                    <a:stretch>
+                      <a:fillRect/>
+                    </a:stretch>
+                  </pic:blipFill>
+                  <pic:spPr>
+                    <a:xfrm>
+                      <a:off x="0" y="0"/>
+                      <a:ext cx="6120130" cy="3748580"/>
+                    </a:xfrm>
+                    <a:prstGeom prst="rect">
+                      <a:avLst/>
+                    </a:prstGeom>
+                  </pic:spPr>
+                </pic:pic>
+              </a:graphicData>
+            </a:graphic>
+          </wp:inline>
+        </w:drawing>
+      </w:r>
+    </w:p>
+    <w:p>
+      <w:pPr>
+        <w:pStyle w:val="Caption"/>
+        <w:spacing w:before="40" w:after="200"/>
+      </w:pPr>
+      <w:r>
+        <w:rPr>
+          <w:sz w:val="17"/>
+        </w:rPr>
+        <w:t>図 1　完成したときのデータの流れ。静的データ、8月の観測データ、品質処理とモデル、意味と AI での利用の4つに分かれます</w:t>
+      </w:r>
+    </w:p>
+    <w:p>
+      <w:pPr>
         <w:pStyle w:val="ListNumber"/>
         <w:numPr>
           <w:ilvl w:val="0"/>
-          <w:numId w:val="7"/>
+          <w:numId w:val="8"/>
         </w:numPr>
         <w:spacing w:after="40" w:line="264" w:lineRule="auto"/>
       </w:pPr>
@@ -10690,7 +10750,7 @@
         <w:pStyle w:val="ListNumber"/>
         <w:numPr>
           <w:ilvl w:val="0"/>
-          <w:numId w:val="7"/>
+          <w:numId w:val="8"/>
         </w:numPr>
         <w:spacing w:after="40" w:line="264" w:lineRule="auto"/>
       </w:pPr>
@@ -10703,12 +10763,11 @@
         <w:pStyle w:val="ListNumber"/>
         <w:numPr>
           <w:ilvl w:val="0"/>
-          <w:numId w:val="7"/>
+          <w:numId w:val="8"/>
         </w:numPr>
         <w:spacing w:after="40" w:line="264" w:lineRule="auto"/>
       </w:pPr>
       <w:r>
-        <w:lastRenderedPageBreak/>
         <w:t>AI の位置を書き込みます。Data Agent は1件だけ作り、Lakehouse・KQL Database・Ontology・Semantic model の4つをソースにして、Code Interpreter をその Agent のツールとして使います。Ontology agent(Ontology Copilot)は Ontology に組み込まれた別の機能です。</w:t>
       </w:r>
     </w:p>
@@ -10717,7 +10776,7 @@
         <w:pStyle w:val="ListNumber"/>
         <w:numPr>
           <w:ilvl w:val="0"/>
-          <w:numId w:val="7"/>
+          <w:numId w:val="8"/>
         </w:numPr>
         <w:spacing w:after="40" w:line="264" w:lineRule="auto"/>
       </w:pPr>
@@ -10947,6 +11006,7 @@
               <w:rPr>
                 <w:sz w:val="18"/>
               </w:rPr>
+              <w:lastRenderedPageBreak/>
               <w:t>Business Rules から Activator の通知へ直接つながっていない</w:t>
             </w:r>
           </w:p>
@@ -11039,7 +11099,7 @@
         <w:pStyle w:val="ListBullet"/>
         <w:spacing w:after="40" w:line="264" w:lineRule="auto"/>
       </w:pPr>
-      <w:hyperlink r:id="rId12">
+      <w:hyperlink r:id="rId13">
         <w:r>
           <w:rPr>
             <w:rStyle w:val="Hyperlink"/>
@@ -11134,7 +11194,7 @@
         <w:pStyle w:val="ListNumber"/>
         <w:numPr>
           <w:ilvl w:val="0"/>
-          <w:numId w:val="8"/>
+          <w:numId w:val="9"/>
         </w:numPr>
         <w:spacing w:after="40" w:line="264" w:lineRule="auto"/>
       </w:pPr>
@@ -11147,7 +11207,7 @@
         <w:pStyle w:val="ListNumber"/>
         <w:numPr>
           <w:ilvl w:val="0"/>
-          <w:numId w:val="8"/>
+          <w:numId w:val="9"/>
         </w:numPr>
         <w:spacing w:after="40" w:line="264" w:lineRule="auto"/>
       </w:pPr>
@@ -11160,7 +11220,7 @@
         <w:pStyle w:val="ListNumber"/>
         <w:numPr>
           <w:ilvl w:val="0"/>
-          <w:numId w:val="8"/>
+          <w:numId w:val="9"/>
         </w:numPr>
         <w:spacing w:after="40" w:line="264" w:lineRule="auto"/>
       </w:pPr>
@@ -11173,7 +11233,7 @@
         <w:pStyle w:val="ListNumber"/>
         <w:numPr>
           <w:ilvl w:val="0"/>
-          <w:numId w:val="8"/>
+          <w:numId w:val="9"/>
         </w:numPr>
         <w:spacing w:after="40" w:line="264" w:lineRule="auto"/>
       </w:pPr>
@@ -11186,7 +11246,7 @@
         <w:pStyle w:val="ListNumber"/>
         <w:numPr>
           <w:ilvl w:val="0"/>
-          <w:numId w:val="8"/>
+          <w:numId w:val="9"/>
         </w:numPr>
         <w:spacing w:after="40" w:line="264" w:lineRule="auto"/>
       </w:pPr>
@@ -11199,7 +11259,7 @@
         <w:pStyle w:val="ListNumber"/>
         <w:numPr>
           <w:ilvl w:val="0"/>
-          <w:numId w:val="8"/>
+          <w:numId w:val="9"/>
         </w:numPr>
         <w:spacing w:after="40" w:line="264" w:lineRule="auto"/>
       </w:pPr>
@@ -11522,7 +11582,7 @@
         <w:pStyle w:val="ListBullet"/>
         <w:spacing w:after="40" w:line="264" w:lineRule="auto"/>
       </w:pPr>
-      <w:hyperlink r:id="rId13">
+      <w:hyperlink r:id="rId14">
         <w:r>
           <w:rPr>
             <w:rStyle w:val="Hyperlink"/>
@@ -11617,7 +11677,7 @@
         <w:pStyle w:val="ListNumber"/>
         <w:numPr>
           <w:ilvl w:val="0"/>
-          <w:numId w:val="9"/>
+          <w:numId w:val="10"/>
         </w:numPr>
         <w:spacing w:after="40" w:line="264" w:lineRule="auto"/>
       </w:pPr>
@@ -11630,7 +11690,7 @@
         <w:pStyle w:val="ListNumber"/>
         <w:numPr>
           <w:ilvl w:val="0"/>
-          <w:numId w:val="9"/>
+          <w:numId w:val="10"/>
         </w:numPr>
         <w:spacing w:after="40" w:line="264" w:lineRule="auto"/>
       </w:pPr>
@@ -11643,7 +11703,7 @@
         <w:pStyle w:val="ListNumber"/>
         <w:numPr>
           <w:ilvl w:val="0"/>
-          <w:numId w:val="9"/>
+          <w:numId w:val="10"/>
         </w:numPr>
         <w:spacing w:after="40" w:line="264" w:lineRule="auto"/>
       </w:pPr>
@@ -11656,7 +11716,7 @@
         <w:pStyle w:val="ListNumber"/>
         <w:numPr>
           <w:ilvl w:val="0"/>
-          <w:numId w:val="9"/>
+          <w:numId w:val="10"/>
         </w:numPr>
         <w:spacing w:after="40" w:line="264" w:lineRule="auto"/>
       </w:pPr>
@@ -11669,7 +11729,7 @@
         <w:pStyle w:val="ListNumber"/>
         <w:numPr>
           <w:ilvl w:val="0"/>
-          <w:numId w:val="9"/>
+          <w:numId w:val="10"/>
         </w:numPr>
         <w:spacing w:after="40" w:line="264" w:lineRule="auto"/>
       </w:pPr>
@@ -11682,7 +11742,7 @@
         <w:pStyle w:val="ListNumber"/>
         <w:numPr>
           <w:ilvl w:val="0"/>
-          <w:numId w:val="9"/>
+          <w:numId w:val="10"/>
         </w:numPr>
         <w:spacing w:after="40" w:line="264" w:lineRule="auto"/>
       </w:pPr>
@@ -11965,7 +12025,7 @@
         <w:pStyle w:val="ListBullet"/>
         <w:spacing w:after="40" w:line="264" w:lineRule="auto"/>
       </w:pPr>
-      <w:hyperlink r:id="rId14">
+      <w:hyperlink r:id="rId15">
         <w:r>
           <w:rPr>
             <w:rStyle w:val="Hyperlink"/>
@@ -12060,7 +12120,7 @@
         <w:pStyle w:val="ListNumber"/>
         <w:numPr>
           <w:ilvl w:val="0"/>
-          <w:numId w:val="10"/>
+          <w:numId w:val="11"/>
         </w:numPr>
         <w:spacing w:after="40" w:line="264" w:lineRule="auto"/>
       </w:pPr>
@@ -12073,7 +12133,7 @@
         <w:pStyle w:val="ListNumber"/>
         <w:numPr>
           <w:ilvl w:val="0"/>
-          <w:numId w:val="10"/>
+          <w:numId w:val="11"/>
         </w:numPr>
         <w:spacing w:after="40" w:line="264" w:lineRule="auto"/>
       </w:pPr>
@@ -12086,7 +12146,7 @@
         <w:pStyle w:val="ListNumber"/>
         <w:numPr>
           <w:ilvl w:val="0"/>
-          <w:numId w:val="10"/>
+          <w:numId w:val="11"/>
         </w:numPr>
         <w:spacing w:after="40" w:line="264" w:lineRule="auto"/>
       </w:pPr>
@@ -12099,7 +12159,7 @@
         <w:pStyle w:val="ListNumber"/>
         <w:numPr>
           <w:ilvl w:val="0"/>
-          <w:numId w:val="10"/>
+          <w:numId w:val="11"/>
         </w:numPr>
         <w:spacing w:after="40" w:line="264" w:lineRule="auto"/>
       </w:pPr>
@@ -12112,7 +12172,7 @@
         <w:pStyle w:val="ListNumber"/>
         <w:numPr>
           <w:ilvl w:val="0"/>
-          <w:numId w:val="10"/>
+          <w:numId w:val="11"/>
         </w:numPr>
         <w:spacing w:after="40" w:line="264" w:lineRule="auto"/>
       </w:pPr>
@@ -12125,7 +12185,7 @@
         <w:pStyle w:val="ListNumber"/>
         <w:numPr>
           <w:ilvl w:val="0"/>
-          <w:numId w:val="10"/>
+          <w:numId w:val="11"/>
         </w:numPr>
         <w:spacing w:after="40" w:line="264" w:lineRule="auto"/>
       </w:pPr>
@@ -12138,7 +12198,7 @@
         <w:pStyle w:val="ListNumber"/>
         <w:numPr>
           <w:ilvl w:val="0"/>
-          <w:numId w:val="10"/>
+          <w:numId w:val="11"/>
         </w:numPr>
         <w:spacing w:after="40" w:line="264" w:lineRule="auto"/>
       </w:pPr>
@@ -12478,7 +12538,7 @@
         <w:pStyle w:val="ListBullet"/>
         <w:spacing w:after="40" w:line="264" w:lineRule="auto"/>
       </w:pPr>
-      <w:hyperlink r:id="rId15">
+      <w:hyperlink r:id="rId16">
         <w:r>
           <w:rPr>
             <w:rStyle w:val="Hyperlink"/>
@@ -12582,7 +12642,7 @@
         <w:pStyle w:val="ListNumber"/>
         <w:numPr>
           <w:ilvl w:val="0"/>
-          <w:numId w:val="11"/>
+          <w:numId w:val="12"/>
         </w:numPr>
         <w:spacing w:after="40" w:line="264" w:lineRule="auto"/>
       </w:pPr>
@@ -12595,7 +12655,7 @@
         <w:pStyle w:val="ListNumber"/>
         <w:numPr>
           <w:ilvl w:val="0"/>
-          <w:numId w:val="11"/>
+          <w:numId w:val="12"/>
         </w:numPr>
         <w:spacing w:after="40" w:line="264" w:lineRule="auto"/>
       </w:pPr>
@@ -12608,7 +12668,7 @@
         <w:pStyle w:val="ListNumber"/>
         <w:numPr>
           <w:ilvl w:val="0"/>
-          <w:numId w:val="11"/>
+          <w:numId w:val="12"/>
         </w:numPr>
         <w:spacing w:after="40" w:line="264" w:lineRule="auto"/>
       </w:pPr>
@@ -12621,7 +12681,7 @@
         <w:pStyle w:val="ListNumber"/>
         <w:numPr>
           <w:ilvl w:val="0"/>
-          <w:numId w:val="11"/>
+          <w:numId w:val="12"/>
         </w:numPr>
         <w:spacing w:after="40" w:line="264" w:lineRule="auto"/>
       </w:pPr>
@@ -12634,7 +12694,7 @@
         <w:pStyle w:val="ListNumber"/>
         <w:numPr>
           <w:ilvl w:val="0"/>
-          <w:numId w:val="11"/>
+          <w:numId w:val="12"/>
         </w:numPr>
         <w:spacing w:after="40" w:line="264" w:lineRule="auto"/>
       </w:pPr>
@@ -12647,7 +12707,7 @@
         <w:pStyle w:val="ListNumber"/>
         <w:numPr>
           <w:ilvl w:val="0"/>
-          <w:numId w:val="11"/>
+          <w:numId w:val="12"/>
         </w:numPr>
         <w:spacing w:after="40" w:line="264" w:lineRule="auto"/>
       </w:pPr>
@@ -12660,7 +12720,7 @@
         <w:pStyle w:val="ListNumber"/>
         <w:numPr>
           <w:ilvl w:val="0"/>
-          <w:numId w:val="11"/>
+          <w:numId w:val="12"/>
         </w:numPr>
         <w:spacing w:after="40" w:line="264" w:lineRule="auto"/>
       </w:pPr>
@@ -12673,7 +12733,7 @@
         <w:pStyle w:val="ListNumber"/>
         <w:numPr>
           <w:ilvl w:val="0"/>
-          <w:numId w:val="11"/>
+          <w:numId w:val="12"/>
         </w:numPr>
         <w:spacing w:after="40" w:line="264" w:lineRule="auto"/>
       </w:pPr>
@@ -12996,7 +13056,7 @@
         <w:pStyle w:val="ListBullet"/>
         <w:spacing w:after="40" w:line="264" w:lineRule="auto"/>
       </w:pPr>
-      <w:hyperlink r:id="rId16">
+      <w:hyperlink r:id="rId17">
         <w:r>
           <w:rPr>
             <w:rStyle w:val="Hyperlink"/>
@@ -13011,7 +13071,7 @@
         <w:pStyle w:val="ListBullet"/>
         <w:spacing w:after="40" w:line="264" w:lineRule="auto"/>
       </w:pPr>
-      <w:hyperlink r:id="rId17">
+      <w:hyperlink r:id="rId18">
         <w:r>
           <w:rPr>
             <w:rStyle w:val="Hyperlink"/>
@@ -13106,7 +13166,7 @@
         <w:pStyle w:val="ListNumber"/>
         <w:numPr>
           <w:ilvl w:val="0"/>
-          <w:numId w:val="12"/>
+          <w:numId w:val="13"/>
         </w:numPr>
         <w:spacing w:after="40" w:line="264" w:lineRule="auto"/>
       </w:pPr>
@@ -13119,7 +13179,7 @@
         <w:pStyle w:val="ListNumber"/>
         <w:numPr>
           <w:ilvl w:val="0"/>
-          <w:numId w:val="12"/>
+          <w:numId w:val="13"/>
         </w:numPr>
         <w:spacing w:after="40" w:line="264" w:lineRule="auto"/>
       </w:pPr>
@@ -13132,7 +13192,7 @@
         <w:pStyle w:val="ListNumber"/>
         <w:numPr>
           <w:ilvl w:val="0"/>
-          <w:numId w:val="12"/>
+          <w:numId w:val="13"/>
         </w:numPr>
         <w:spacing w:after="40" w:line="264" w:lineRule="auto"/>
       </w:pPr>
@@ -13145,7 +13205,7 @@
         <w:pStyle w:val="ListNumber"/>
         <w:numPr>
           <w:ilvl w:val="0"/>
-          <w:numId w:val="12"/>
+          <w:numId w:val="13"/>
         </w:numPr>
         <w:spacing w:after="40" w:line="264" w:lineRule="auto"/>
       </w:pPr>
@@ -13158,7 +13218,7 @@
         <w:pStyle w:val="ListNumber"/>
         <w:numPr>
           <w:ilvl w:val="0"/>
-          <w:numId w:val="12"/>
+          <w:numId w:val="13"/>
         </w:numPr>
         <w:spacing w:after="40" w:line="264" w:lineRule="auto"/>
       </w:pPr>
@@ -13171,7 +13231,7 @@
         <w:pStyle w:val="ListNumber"/>
         <w:numPr>
           <w:ilvl w:val="0"/>
-          <w:numId w:val="12"/>
+          <w:numId w:val="13"/>
         </w:numPr>
         <w:spacing w:after="40" w:line="264" w:lineRule="auto"/>
       </w:pPr>
@@ -13191,10 +13251,10 @@
         </w:rPr>
         <w:lastRenderedPageBreak/>
         <w:drawing>
-          <wp:inline distT="0" distB="0" distL="0" distR="0" wp14:anchorId="100014E3" wp14:editId="100014E4">
+          <wp:inline distT="0" distB="0" distL="0" distR="0" wp14:anchorId="100014E9" wp14:editId="100014EA">
             <wp:extent cx="3276600" cy="2580640"/>
             <wp:effectExtent l="0" t="0" r="0" b="0"/>
-            <wp:docPr id="2" name="図 1" descr="Municipality の Properties 表。キー MunicipalityId、Local の各 Property の型と Data source(ot_municipality)、時系列 Property は Unbound" title="図 1"/>
+            <wp:docPr id="3" name="図 2" descr="Municipality の Properties 表。キー MunicipalityId、Local の各 Property の型と Data source(ot_municipality)、時系列 Property は Unbound" title="図 2"/>
             <wp:cNvGraphicFramePr>
               <a:graphicFrameLocks xmlns:a="http://schemas.openxmlformats.org/drawingml/2006/main" noChangeAspect="1"/>
             </wp:cNvGraphicFramePr>
@@ -13206,7 +13266,7 @@
                     <pic:cNvPicPr/>
                   </pic:nvPicPr>
                   <pic:blipFill>
-                    <a:blip r:embed="rId18"/>
+                    <a:blip r:embed="rId19"/>
                     <a:stretch>
                       <a:fillRect/>
                     </a:stretch>
@@ -13236,7 +13296,7 @@
         <w:rPr>
           <w:sz w:val="17"/>
         </w:rPr>
-        <w:t>図 1　Municipality の Configure 画面。キーは MunicipalityId で、静的 Property は ot_municipality にバインド済み。時系列 Property は10章でバインドするまで Unbound</w:t>
+        <w:t>図 2　Municipality の Configure 画面。キーは MunicipalityId で、静的 Property は ot_municipality にバインド済み。時系列 Property は10章でバインドするまで Unbound</w:t>
       </w:r>
     </w:p>
     <w:p>
@@ -13244,7 +13304,7 @@
         <w:pStyle w:val="ListNumber"/>
         <w:numPr>
           <w:ilvl w:val="0"/>
-          <w:numId w:val="13"/>
+          <w:numId w:val="14"/>
         </w:numPr>
         <w:spacing w:after="40" w:line="264" w:lineRule="auto"/>
       </w:pPr>
@@ -13263,10 +13323,10 @@
           <w:noProof/>
         </w:rPr>
         <w:drawing>
-          <wp:inline distT="0" distB="0" distL="0" distR="0" wp14:anchorId="100014E5" wp14:editId="100014E6">
+          <wp:inline distT="0" distB="0" distL="0" distR="0" wp14:anchorId="100014EB" wp14:editId="100014EC">
             <wp:extent cx="6120130" cy="4246621"/>
             <wp:effectExtent l="0" t="0" r="0" b="0"/>
-            <wp:docPr id="3" name="図 2" descr="Municipality の Instances タブ。MunicipalityId から PrefectureId までの8列で、自治体の行が並ぶ表" title="図 2"/>
+            <wp:docPr id="4" name="図 3" descr="Municipality の Instances タブ。MunicipalityId から PrefectureId までの8列で、自治体の行が並ぶ表" title="図 3"/>
             <wp:cNvGraphicFramePr>
               <a:graphicFrameLocks xmlns:a="http://schemas.openxmlformats.org/drawingml/2006/main" noChangeAspect="1"/>
             </wp:cNvGraphicFramePr>
@@ -13278,7 +13338,7 @@
                     <pic:cNvPicPr/>
                   </pic:nvPicPr>
                   <pic:blipFill>
-                    <a:blip r:embed="rId19"/>
+                    <a:blip r:embed="rId20"/>
                     <a:stretch>
                       <a:fillRect/>
                     </a:stretch>
@@ -13308,7 +13368,7 @@
         <w:rPr>
           <w:sz w:val="17"/>
         </w:rPr>
-        <w:t>図 2　Municipality の Instances タブ。実際の行が表示され、012262 のように ID の先頭のゼロも残っている</w:t>
+        <w:t>図 3　Municipality の Instances タブ。実際の行が表示され、012262 のように ID の先頭のゼロも残っている</w:t>
       </w:r>
     </w:p>
     <w:p>
@@ -13316,7 +13376,7 @@
         <w:pStyle w:val="ListNumber"/>
         <w:numPr>
           <w:ilvl w:val="0"/>
-          <w:numId w:val="14"/>
+          <w:numId w:val="15"/>
         </w:numPr>
         <w:spacing w:after="40" w:line="264" w:lineRule="auto"/>
       </w:pPr>
@@ -14689,7 +14749,7 @@
         <w:pStyle w:val="ListBullet"/>
         <w:spacing w:after="40" w:line="264" w:lineRule="auto"/>
       </w:pPr>
-      <w:hyperlink r:id="rId20">
+      <w:hyperlink r:id="rId21">
         <w:r>
           <w:rPr>
             <w:rStyle w:val="Hyperlink"/>
@@ -14704,7 +14764,7 @@
         <w:pStyle w:val="ListBullet"/>
         <w:spacing w:after="40" w:line="264" w:lineRule="auto"/>
       </w:pPr>
-      <w:hyperlink r:id="rId21">
+      <w:hyperlink r:id="rId22">
         <w:r>
           <w:rPr>
             <w:rStyle w:val="Hyperlink"/>
@@ -14799,7 +14859,7 @@
         <w:pStyle w:val="ListNumber"/>
         <w:numPr>
           <w:ilvl w:val="0"/>
-          <w:numId w:val="15"/>
+          <w:numId w:val="16"/>
         </w:numPr>
         <w:spacing w:after="40" w:line="264" w:lineRule="auto"/>
       </w:pPr>
@@ -14812,7 +14872,7 @@
         <w:pStyle w:val="ListNumber"/>
         <w:numPr>
           <w:ilvl w:val="0"/>
-          <w:numId w:val="15"/>
+          <w:numId w:val="16"/>
         </w:numPr>
         <w:spacing w:after="40" w:line="264" w:lineRule="auto"/>
       </w:pPr>
@@ -14825,7 +14885,7 @@
         <w:pStyle w:val="ListNumber"/>
         <w:numPr>
           <w:ilvl w:val="0"/>
-          <w:numId w:val="15"/>
+          <w:numId w:val="16"/>
         </w:numPr>
         <w:spacing w:after="40" w:line="264" w:lineRule="auto"/>
       </w:pPr>
@@ -14838,7 +14898,7 @@
         <w:pStyle w:val="ListNumber"/>
         <w:numPr>
           <w:ilvl w:val="0"/>
-          <w:numId w:val="15"/>
+          <w:numId w:val="16"/>
         </w:numPr>
         <w:spacing w:after="40" w:line="264" w:lineRule="auto"/>
       </w:pPr>
@@ -14851,7 +14911,7 @@
         <w:pStyle w:val="ListNumber"/>
         <w:numPr>
           <w:ilvl w:val="0"/>
-          <w:numId w:val="15"/>
+          <w:numId w:val="16"/>
         </w:numPr>
         <w:spacing w:after="40" w:line="264" w:lineRule="auto"/>
       </w:pPr>
@@ -14864,7 +14924,7 @@
         <w:pStyle w:val="ListNumber"/>
         <w:numPr>
           <w:ilvl w:val="0"/>
-          <w:numId w:val="15"/>
+          <w:numId w:val="16"/>
         </w:numPr>
         <w:spacing w:after="40" w:line="264" w:lineRule="auto"/>
       </w:pPr>
@@ -14884,10 +14944,10 @@
         </w:rPr>
         <w:lastRenderedPageBreak/>
         <w:drawing>
-          <wp:inline distT="0" distB="0" distL="0" distR="0" wp14:anchorId="100014E7" wp14:editId="100014E8">
+          <wp:inline distT="0" distB="0" distL="0" distR="0" wp14:anchorId="100014ED" wp14:editId="100014EE">
             <wp:extent cx="6120130" cy="4246621"/>
             <wp:effectExtent l="0" t="0" r="0" b="0"/>
-            <wp:docPr id="4" name="図 3" descr="Ontology の Home。Explorer に10の Entity type、中央に Relationship で結ばれたグラフ、下部に 10 of 10 entities・15 of 15 relationships の表示" title="図 3"/>
+            <wp:docPr id="5" name="図 4" descr="Ontology の Home。Explorer に10の Entity type、中央に Relationship で結ばれたグラフ、下部に 10 of 10 entities・15 of 15 relationships の表示" title="図 4"/>
             <wp:cNvGraphicFramePr>
               <a:graphicFrameLocks xmlns:a="http://schemas.openxmlformats.org/drawingml/2006/main" noChangeAspect="1"/>
             </wp:cNvGraphicFramePr>
@@ -14899,7 +14959,7 @@
                     <pic:cNvPicPr/>
                   </pic:nvPicPr>
                   <pic:blipFill>
-                    <a:blip r:embed="rId22"/>
+                    <a:blip r:embed="rId23"/>
                     <a:stretch>
                       <a:fillRect/>
                     </a:stretch>
@@ -14929,7 +14989,7 @@
         <w:rPr>
           <w:sz w:val="17"/>
         </w:rPr>
-        <w:t>図 3　Relationship を作成した後の Home。グラフの下に Visible: 10 of 10 entities | 15 of 15 relationships と表示される</w:t>
+        <w:t>図 4　Relationship を作成した後の Home。グラフの下に Visible: 10 of 10 entities | 15 of 15 relationships と表示される</w:t>
       </w:r>
     </w:p>
     <w:p>
@@ -14937,7 +14997,7 @@
         <w:pStyle w:val="ListNumber"/>
         <w:numPr>
           <w:ilvl w:val="0"/>
-          <w:numId w:val="16"/>
+          <w:numId w:val="17"/>
         </w:numPr>
         <w:spacing w:after="40" w:line="264" w:lineRule="auto"/>
       </w:pPr>
@@ -16425,7 +16485,7 @@
         <w:pStyle w:val="ListBullet"/>
         <w:spacing w:after="40" w:line="264" w:lineRule="auto"/>
       </w:pPr>
-      <w:hyperlink r:id="rId23">
+      <w:hyperlink r:id="rId24">
         <w:r>
           <w:rPr>
             <w:rStyle w:val="Hyperlink"/>
@@ -16520,7 +16580,7 @@
         <w:pStyle w:val="ListNumber"/>
         <w:numPr>
           <w:ilvl w:val="0"/>
-          <w:numId w:val="17"/>
+          <w:numId w:val="18"/>
         </w:numPr>
         <w:spacing w:after="40" w:line="264" w:lineRule="auto"/>
       </w:pPr>
@@ -16533,7 +16593,7 @@
         <w:pStyle w:val="ListNumber"/>
         <w:numPr>
           <w:ilvl w:val="0"/>
-          <w:numId w:val="17"/>
+          <w:numId w:val="18"/>
         </w:numPr>
         <w:spacing w:after="40" w:line="264" w:lineRule="auto"/>
       </w:pPr>
@@ -16546,7 +16606,7 @@
         <w:pStyle w:val="ListNumber"/>
         <w:numPr>
           <w:ilvl w:val="0"/>
-          <w:numId w:val="17"/>
+          <w:numId w:val="18"/>
         </w:numPr>
         <w:spacing w:after="40" w:line="264" w:lineRule="auto"/>
       </w:pPr>
@@ -16559,7 +16619,7 @@
         <w:pStyle w:val="ListNumber"/>
         <w:numPr>
           <w:ilvl w:val="0"/>
-          <w:numId w:val="17"/>
+          <w:numId w:val="18"/>
         </w:numPr>
         <w:spacing w:after="40" w:line="264" w:lineRule="auto"/>
       </w:pPr>
@@ -16806,7 +16866,7 @@
         <w:pStyle w:val="ListNumber"/>
         <w:numPr>
           <w:ilvl w:val="0"/>
-          <w:numId w:val="18"/>
+          <w:numId w:val="19"/>
         </w:numPr>
         <w:spacing w:after="40" w:line="264" w:lineRule="auto"/>
       </w:pPr>
@@ -16819,7 +16879,7 @@
         <w:pStyle w:val="ListNumber"/>
         <w:numPr>
           <w:ilvl w:val="0"/>
-          <w:numId w:val="18"/>
+          <w:numId w:val="19"/>
         </w:numPr>
         <w:spacing w:after="40" w:line="264" w:lineRule="auto"/>
       </w:pPr>
@@ -16832,7 +16892,7 @@
         <w:pStyle w:val="ListNumber"/>
         <w:numPr>
           <w:ilvl w:val="0"/>
-          <w:numId w:val="18"/>
+          <w:numId w:val="19"/>
         </w:numPr>
         <w:spacing w:after="40" w:line="264" w:lineRule="auto"/>
       </w:pPr>
@@ -17077,7 +17137,7 @@
         <w:pStyle w:val="ListBullet"/>
         <w:spacing w:after="40" w:line="264" w:lineRule="auto"/>
       </w:pPr>
-      <w:hyperlink r:id="rId24">
+      <w:hyperlink r:id="rId25">
         <w:r>
           <w:rPr>
             <w:rStyle w:val="Hyperlink"/>
@@ -17172,7 +17232,7 @@
         <w:pStyle w:val="ListNumber"/>
         <w:numPr>
           <w:ilvl w:val="0"/>
-          <w:numId w:val="19"/>
+          <w:numId w:val="20"/>
         </w:numPr>
         <w:spacing w:after="40" w:line="264" w:lineRule="auto"/>
       </w:pPr>
@@ -17263,7 +17323,7 @@
         <w:pStyle w:val="ListNumber"/>
         <w:numPr>
           <w:ilvl w:val="0"/>
-          <w:numId w:val="20"/>
+          <w:numId w:val="21"/>
         </w:numPr>
         <w:spacing w:after="40" w:line="264" w:lineRule="auto"/>
       </w:pPr>
@@ -17276,7 +17336,7 @@
         <w:pStyle w:val="ListNumber"/>
         <w:numPr>
           <w:ilvl w:val="0"/>
-          <w:numId w:val="20"/>
+          <w:numId w:val="21"/>
         </w:numPr>
         <w:spacing w:after="40" w:line="264" w:lineRule="auto"/>
       </w:pPr>
@@ -17289,7 +17349,7 @@
         <w:pStyle w:val="ListNumber"/>
         <w:numPr>
           <w:ilvl w:val="0"/>
-          <w:numId w:val="20"/>
+          <w:numId w:val="21"/>
         </w:numPr>
         <w:spacing w:after="40" w:line="264" w:lineRule="auto"/>
       </w:pPr>
@@ -17302,7 +17362,7 @@
         <w:pStyle w:val="ListNumber"/>
         <w:numPr>
           <w:ilvl w:val="0"/>
-          <w:numId w:val="20"/>
+          <w:numId w:val="21"/>
         </w:numPr>
         <w:spacing w:after="40" w:line="264" w:lineRule="auto"/>
       </w:pPr>
@@ -17322,10 +17382,10 @@
         </w:rPr>
         <w:lastRenderedPageBreak/>
         <w:drawing>
-          <wp:inline distT="0" distB="0" distL="0" distR="0" wp14:anchorId="100014E9" wp14:editId="100014EA">
+          <wp:inline distT="0" distB="0" distL="0" distR="0" wp14:anchorId="100014EF" wp14:editId="100014F0">
             <wp:extent cx="4140200" cy="4358640"/>
             <wp:effectExtent l="0" t="0" r="0" b="0"/>
-            <wp:docPr id="5" name="図 4" descr="イベントソースの Live feed タブ。Event details の表に3つのファイルのパス、Microsoft.Fabric.OneLake.FileCreated、PutBlob が並ぶ" title="図 4"/>
+            <wp:docPr id="6" name="図 5" descr="イベントソースの Live feed タブ。Event details の表に3つのファイルのパス、Microsoft.Fabric.OneLake.FileCreated、PutBlob が並ぶ" title="図 5"/>
             <wp:cNvGraphicFramePr>
               <a:graphicFrameLocks xmlns:a="http://schemas.openxmlformats.org/drawingml/2006/main" noChangeAspect="1"/>
             </wp:cNvGraphicFramePr>
@@ -17337,7 +17397,7 @@
                     <pic:cNvPicPr/>
                   </pic:nvPicPr>
                   <pic:blipFill>
-                    <a:blip r:embed="rId25"/>
+                    <a:blip r:embed="rId26"/>
                     <a:stretch>
                       <a:fillRect/>
                     </a:stretch>
@@ -17367,7 +17427,7 @@
         <w:rPr>
           <w:sz w:val="17"/>
         </w:rPr>
-        <w:t>図 4　イベントソースの Live feed タブ。アップロードしたファイルごとに、FileCreated イベント(api は PutBlob)が1行表示される(図は3ファイル分)</w:t>
+        <w:t>図 5　イベントソースの Live feed タブ。アップロードしたファイルごとに、FileCreated イベント(api は PutBlob)が1行表示される(図は3ファイル分)</w:t>
       </w:r>
     </w:p>
     <w:p>
@@ -17375,7 +17435,7 @@
         <w:pStyle w:val="ListNumber"/>
         <w:numPr>
           <w:ilvl w:val="0"/>
-          <w:numId w:val="21"/>
+          <w:numId w:val="22"/>
         </w:numPr>
         <w:spacing w:after="40" w:line="264" w:lineRule="auto"/>
       </w:pPr>
@@ -17395,10 +17455,10 @@
         </w:rPr>
         <w:lastRenderedPageBreak/>
         <w:drawing>
-          <wp:inline distT="0" distB="0" distL="0" distR="0" wp14:anchorId="100014EB" wp14:editId="100014EC">
+          <wp:inline distT="0" distB="0" distL="0" distR="0" wp14:anchorId="100014F1" wp14:editId="100014F2">
             <wp:extent cx="4353560" cy="4358640"/>
             <wp:effectExtent l="0" t="0" r="0" b="0"/>
-            <wp:docPr id="6" name="図 5" descr="Activator のルールの History タブ。Activation count のグラフと、ファイルのパスと FileCreated が並ぶ Activation details の表" title="図 5"/>
+            <wp:docPr id="7" name="図 6" descr="Activator のルールの History タブ。Activation count のグラフと、ファイルのパスと FileCreated が並ぶ Activation details の表" title="図 6"/>
             <wp:cNvGraphicFramePr>
               <a:graphicFrameLocks xmlns:a="http://schemas.openxmlformats.org/drawingml/2006/main" noChangeAspect="1"/>
             </wp:cNvGraphicFramePr>
@@ -17410,7 +17470,7 @@
                     <pic:cNvPicPr/>
                   </pic:nvPicPr>
                   <pic:blipFill>
-                    <a:blip r:embed="rId26"/>
+                    <a:blip r:embed="rId27"/>
                     <a:stretch>
                       <a:fillRect/>
                     </a:stretch>
@@ -17440,7 +17500,7 @@
         <w:rPr>
           <w:sz w:val="17"/>
         </w:rPr>
-        <w:t>図 5　ルールの History タブ。Activation details に、起動のもとになったファイルのパスと FileCreated が表示される(図は 002 と 003 の2件)</w:t>
+        <w:t>図 6　ルールの History タブ。Activation details に、起動のもとになったファイルのパスと FileCreated が表示される(図は 002 と 003 の2件)</w:t>
       </w:r>
     </w:p>
     <w:p>
@@ -17448,7 +17508,7 @@
         <w:pStyle w:val="ListNumber"/>
         <w:numPr>
           <w:ilvl w:val="0"/>
-          <w:numId w:val="22"/>
+          <w:numId w:val="23"/>
         </w:numPr>
         <w:spacing w:after="40" w:line="264" w:lineRule="auto"/>
       </w:pPr>
@@ -17467,10 +17527,10 @@
           <w:noProof/>
         </w:rPr>
         <w:drawing>
-          <wp:inline distT="0" distB="0" distL="0" distR="0" wp14:anchorId="100014ED" wp14:editId="100014EE">
+          <wp:inline distT="0" distB="0" distL="0" distR="0" wp14:anchorId="100014F3" wp14:editId="100014F4">
             <wp:extent cx="6120130" cy="3479374"/>
             <wp:effectExtent l="0" t="0" r="0" b="0"/>
-            <wp:docPr id="7" name="図 6" descr="Pipeline の実行の監視画面。Copy data1 が Succeeded、Output の JSON に rowsRead 5000 と rowsCopied 5000、右に実行の詳細" title="図 6"/>
+            <wp:docPr id="8" name="図 7" descr="Pipeline の実行の監視画面。Copy data1 が Succeeded、Output の JSON に rowsRead 5000 と rowsCopied 5000、右に実行の詳細" title="図 7"/>
             <wp:cNvGraphicFramePr>
               <a:graphicFrameLocks xmlns:a="http://schemas.openxmlformats.org/drawingml/2006/main" noChangeAspect="1"/>
             </wp:cNvGraphicFramePr>
@@ -17482,7 +17542,7 @@
                     <pic:cNvPicPr/>
                   </pic:nvPicPr>
                   <pic:blipFill>
-                    <a:blip r:embed="rId27"/>
+                    <a:blip r:embed="rId28"/>
                     <a:stretch>
                       <a:fillRect/>
                     </a:stretch>
@@ -17512,7 +17572,7 @@
         <w:rPr>
           <w:sz w:val="17"/>
         </w:rPr>
-        <w:t>図 6　Pipeline の実行の Copy data1 の Output。Succeeded で、rowsRead と rowsCopied がともに 5000(1ファイル分)</w:t>
+        <w:t>図 7　Pipeline の実行の Copy data1 の Output。Succeeded で、rowsRead と rowsCopied がともに 5000(1ファイル分)</w:t>
       </w:r>
     </w:p>
     <w:p>
@@ -17520,7 +17580,7 @@
         <w:pStyle w:val="ListNumber"/>
         <w:numPr>
           <w:ilvl w:val="0"/>
-          <w:numId w:val="23"/>
+          <w:numId w:val="24"/>
         </w:numPr>
         <w:spacing w:after="40" w:line="264" w:lineRule="auto"/>
       </w:pPr>
@@ -17732,7 +17792,7 @@
         <w:pStyle w:val="ListNumber"/>
         <w:numPr>
           <w:ilvl w:val="0"/>
-          <w:numId w:val="24"/>
+          <w:numId w:val="25"/>
         </w:numPr>
         <w:spacing w:after="40" w:line="264" w:lineRule="auto"/>
       </w:pPr>
@@ -17751,10 +17811,10 @@
           <w:noProof/>
         </w:rPr>
         <w:drawing>
-          <wp:inline distT="0" distB="0" distL="0" distR="0" wp14:anchorId="100014EF" wp14:editId="100014F0">
+          <wp:inline distT="0" distB="0" distL="0" distR="0" wp14:anchorId="100014F5" wp14:editId="100014F6">
             <wp:extent cx="3210560" cy="1686560"/>
             <wp:effectExtent l="0" t="0" r="0" b="0"/>
-            <wp:docPr id="8" name="図 7" descr="Pipeline run の Parameters 表。IncrementFileName の値は donation_events_001.csv、Type・Subject・Source の値は空欄" title="図 7"/>
+            <wp:docPr id="9" name="図 8" descr="Pipeline run の Parameters 表。IncrementFileName の値は donation_events_001.csv、Type・Subject・Source の値は空欄" title="図 8"/>
             <wp:cNvGraphicFramePr>
               <a:graphicFrameLocks xmlns:a="http://schemas.openxmlformats.org/drawingml/2006/main" noChangeAspect="1"/>
             </wp:cNvGraphicFramePr>
@@ -17766,7 +17826,7 @@
                     <pic:cNvPicPr/>
                   </pic:nvPicPr>
                   <pic:blipFill>
-                    <a:blip r:embed="rId28"/>
+                    <a:blip r:embed="rId29"/>
                     <a:stretch>
                       <a:fillRect/>
                     </a:stretch>
@@ -17796,7 +17856,7 @@
         <w:rPr>
           <w:sz w:val="17"/>
         </w:rPr>
-        <w:t>図 7　講師の指示で手動実行するときの Parameters。IncrementFileName にファイル名を入力し、Type・Subject・Source は空のまま</w:t>
+        <w:t>図 8　講師の指示で手動実行するときの Parameters。IncrementFileName にファイル名を入力し、Type・Subject・Source は空のまま</w:t>
       </w:r>
     </w:p>
     <w:tbl>
@@ -18131,7 +18191,7 @@
         <w:pStyle w:val="ListBullet"/>
         <w:spacing w:after="40" w:line="264" w:lineRule="auto"/>
       </w:pPr>
-      <w:hyperlink r:id="rId29">
+      <w:hyperlink r:id="rId30">
         <w:r>
           <w:rPr>
             <w:rStyle w:val="Hyperlink"/>
@@ -18146,7 +18206,7 @@
         <w:pStyle w:val="ListBullet"/>
         <w:spacing w:after="40" w:line="264" w:lineRule="auto"/>
       </w:pPr>
-      <w:hyperlink r:id="rId30">
+      <w:hyperlink r:id="rId31">
         <w:r>
           <w:rPr>
             <w:rStyle w:val="Hyperlink"/>
@@ -18161,7 +18221,7 @@
         <w:pStyle w:val="ListBullet"/>
         <w:spacing w:after="40" w:line="264" w:lineRule="auto"/>
       </w:pPr>
-      <w:hyperlink r:id="rId31">
+      <w:hyperlink r:id="rId32">
         <w:r>
           <w:rPr>
             <w:rStyle w:val="Hyperlink"/>
@@ -18247,7 +18307,7 @@
         <w:pStyle w:val="ListNumber"/>
         <w:numPr>
           <w:ilvl w:val="0"/>
-          <w:numId w:val="25"/>
+          <w:numId w:val="26"/>
         </w:numPr>
         <w:spacing w:after="40" w:line="264" w:lineRule="auto"/>
       </w:pPr>
@@ -18260,7 +18320,7 @@
         <w:pStyle w:val="ListNumber"/>
         <w:numPr>
           <w:ilvl w:val="0"/>
-          <w:numId w:val="25"/>
+          <w:numId w:val="26"/>
         </w:numPr>
         <w:spacing w:after="40" w:line="264" w:lineRule="auto"/>
       </w:pPr>
@@ -18273,7 +18333,7 @@
         <w:pStyle w:val="ListNumber"/>
         <w:numPr>
           <w:ilvl w:val="0"/>
-          <w:numId w:val="25"/>
+          <w:numId w:val="26"/>
         </w:numPr>
         <w:spacing w:after="40" w:line="264" w:lineRule="auto"/>
       </w:pPr>
@@ -18286,7 +18346,7 @@
         <w:pStyle w:val="ListNumber"/>
         <w:numPr>
           <w:ilvl w:val="0"/>
-          <w:numId w:val="25"/>
+          <w:numId w:val="26"/>
         </w:numPr>
         <w:spacing w:after="40" w:line="264" w:lineRule="auto"/>
       </w:pPr>
@@ -18437,7 +18497,7 @@
         <w:pStyle w:val="ListNumber"/>
         <w:numPr>
           <w:ilvl w:val="0"/>
-          <w:numId w:val="26"/>
+          <w:numId w:val="27"/>
         </w:numPr>
         <w:spacing w:after="40" w:line="264" w:lineRule="auto"/>
       </w:pPr>
@@ -18552,7 +18612,7 @@
         <w:pStyle w:val="ListNumber"/>
         <w:numPr>
           <w:ilvl w:val="0"/>
-          <w:numId w:val="27"/>
+          <w:numId w:val="28"/>
         </w:numPr>
         <w:spacing w:after="40" w:line="264" w:lineRule="auto"/>
       </w:pPr>
@@ -18667,7 +18727,7 @@
         <w:pStyle w:val="ListNumber"/>
         <w:numPr>
           <w:ilvl w:val="0"/>
-          <w:numId w:val="28"/>
+          <w:numId w:val="29"/>
         </w:numPr>
         <w:spacing w:after="40" w:line="264" w:lineRule="auto"/>
       </w:pPr>
@@ -18783,7 +18843,7 @@
         <w:pStyle w:val="ListNumber"/>
         <w:numPr>
           <w:ilvl w:val="0"/>
-          <w:numId w:val="29"/>
+          <w:numId w:val="30"/>
         </w:numPr>
         <w:spacing w:after="40" w:line="264" w:lineRule="auto"/>
       </w:pPr>
@@ -18796,7 +18856,7 @@
         <w:pStyle w:val="ListNumber"/>
         <w:numPr>
           <w:ilvl w:val="0"/>
-          <w:numId w:val="29"/>
+          <w:numId w:val="30"/>
         </w:numPr>
         <w:spacing w:after="40" w:line="264" w:lineRule="auto"/>
       </w:pPr>
@@ -18815,10 +18875,10 @@
           <w:noProof/>
         </w:rPr>
         <w:drawing>
-          <wp:inline distT="0" distB="0" distL="0" distR="0" wp14:anchorId="100014F1" wp14:editId="100014F2">
+          <wp:inline distT="0" distB="0" distL="0" distR="0" wp14:anchorId="100014F7" wp14:editId="100014F8">
             <wp:extent cx="5405120" cy="2519680"/>
             <wp:effectExtent l="0" t="0" r="0" b="0"/>
-            <wp:docPr id="9" name="図 8" descr="Property の対応表。静的 Property は ot_municipality の列、IncomingDonationAmountYen は Timeseries&lt;Integer&gt; で、Timestamp column は DonatedAt" title="図 8"/>
+            <wp:docPr id="10" name="図 9" descr="Property の対応表。静的 Property は ot_municipality の列、IncomingDonationAmountYen は Timeseries&lt;Integer&gt; で、Timestamp column は DonatedAt" title="図 9"/>
             <wp:cNvGraphicFramePr>
               <a:graphicFrameLocks xmlns:a="http://schemas.openxmlformats.org/drawingml/2006/main" noChangeAspect="1"/>
             </wp:cNvGraphicFramePr>
@@ -18830,7 +18890,7 @@
                     <pic:cNvPicPr/>
                   </pic:nvPicPr>
                   <pic:blipFill>
-                    <a:blip r:embed="rId32"/>
+                    <a:blip r:embed="rId33"/>
                     <a:stretch>
                       <a:fillRect/>
                     </a:stretch>
@@ -18860,7 +18920,7 @@
         <w:rPr>
           <w:sz w:val="17"/>
         </w:rPr>
-        <w:t>図 8　IncomingDonationAmountYen を DonationEvents の金額の列に対応させた状態。型は Timeseries&lt;Integer&gt;、Timestamp column は DonatedAt</w:t>
+        <w:t>図 9　IncomingDonationAmountYen を DonationEvents の金額の列に対応させた状態。型は Timeseries&lt;Integer&gt;、Timestamp column は DonatedAt</w:t>
       </w:r>
     </w:p>
     <w:p>
@@ -18868,7 +18928,7 @@
         <w:pStyle w:val="ListNumber"/>
         <w:numPr>
           <w:ilvl w:val="0"/>
-          <w:numId w:val="30"/>
+          <w:numId w:val="31"/>
         </w:numPr>
         <w:spacing w:after="40" w:line="264" w:lineRule="auto"/>
       </w:pPr>
@@ -18881,7 +18941,7 @@
         <w:pStyle w:val="ListNumber"/>
         <w:numPr>
           <w:ilvl w:val="0"/>
-          <w:numId w:val="30"/>
+          <w:numId w:val="31"/>
         </w:numPr>
         <w:spacing w:after="40" w:line="264" w:lineRule="auto"/>
       </w:pPr>
@@ -19299,7 +19359,7 @@
         <w:pStyle w:val="ListBullet"/>
         <w:spacing w:after="40" w:line="264" w:lineRule="auto"/>
       </w:pPr>
-      <w:hyperlink r:id="rId33">
+      <w:hyperlink r:id="rId34">
         <w:r>
           <w:rPr>
             <w:rStyle w:val="Hyperlink"/>
@@ -19314,7 +19374,7 @@
         <w:pStyle w:val="ListBullet"/>
         <w:spacing w:after="40" w:line="264" w:lineRule="auto"/>
       </w:pPr>
-      <w:hyperlink r:id="rId34">
+      <w:hyperlink r:id="rId35">
         <w:r>
           <w:rPr>
             <w:rStyle w:val="Hyperlink"/>
@@ -19409,7 +19469,7 @@
         <w:pStyle w:val="ListNumber"/>
         <w:numPr>
           <w:ilvl w:val="0"/>
-          <w:numId w:val="31"/>
+          <w:numId w:val="32"/>
         </w:numPr>
         <w:spacing w:after="40" w:line="264" w:lineRule="auto"/>
       </w:pPr>
@@ -19422,7 +19482,7 @@
         <w:pStyle w:val="ListNumber"/>
         <w:numPr>
           <w:ilvl w:val="0"/>
-          <w:numId w:val="31"/>
+          <w:numId w:val="32"/>
         </w:numPr>
         <w:spacing w:after="40" w:line="264" w:lineRule="auto"/>
       </w:pPr>
@@ -19435,7 +19495,7 @@
         <w:pStyle w:val="ListNumber"/>
         <w:numPr>
           <w:ilvl w:val="0"/>
-          <w:numId w:val="31"/>
+          <w:numId w:val="32"/>
         </w:numPr>
         <w:spacing w:after="40" w:line="264" w:lineRule="auto"/>
       </w:pPr>
@@ -19448,7 +19508,7 @@
         <w:pStyle w:val="ListNumber"/>
         <w:numPr>
           <w:ilvl w:val="0"/>
-          <w:numId w:val="31"/>
+          <w:numId w:val="32"/>
         </w:numPr>
         <w:spacing w:after="40" w:line="264" w:lineRule="auto"/>
       </w:pPr>
@@ -19468,10 +19528,10 @@
         </w:rPr>
         <w:lastRenderedPageBreak/>
         <w:drawing>
-          <wp:inline distT="0" distB="0" distL="0" distR="0" wp14:anchorId="100014F3" wp14:editId="100014F4">
+          <wp:inline distT="0" distB="0" distL="0" distR="0" wp14:anchorId="100014F9" wp14:editId="100014FA">
             <wp:extent cx="5496560" cy="3850640"/>
             <wp:effectExtent l="0" t="0" r="0" b="0"/>
-            <wp:docPr id="10" name="図 9" descr="Notebook のセルの出力。schemas、sourceTables=13、outputTables=29、ANALYTICS_MODE=applied、ANALYTICS_READY の行が並ぶ" title="図 9"/>
+            <wp:docPr id="11" name="図 10" descr="Notebook のセルの出力。schemas、sourceTables=13、outputTables=29、ANALYTICS_MODE=applied、ANALYTICS_READY の行が並ぶ" title="図 10"/>
             <wp:cNvGraphicFramePr>
               <a:graphicFrameLocks xmlns:a="http://schemas.openxmlformats.org/drawingml/2006/main" noChangeAspect="1"/>
             </wp:cNvGraphicFramePr>
@@ -19483,7 +19543,7 @@
                     <pic:cNvPicPr/>
                   </pic:nvPicPr>
                   <pic:blipFill>
-                    <a:blip r:embed="rId35"/>
+                    <a:blip r:embed="rId36"/>
                     <a:stretch>
                       <a:fillRect/>
                     </a:stretch>
@@ -19513,7 +19573,7 @@
         <w:rPr>
           <w:sz w:val="17"/>
         </w:rPr>
-        <w:t>図 9　Notebook 05 の適用の実行後の出力。ANALYTICS_MODE=applied、outputTables=29、ANALYTICS_READY の行を確認する</w:t>
+        <w:t>図 10　Notebook 05 の適用の実行後の出力。ANALYTICS_MODE=applied、outputTables=29、ANALYTICS_READY の行を確認する</w:t>
       </w:r>
     </w:p>
     <w:p>
@@ -19521,7 +19581,7 @@
         <w:pStyle w:val="ListNumber"/>
         <w:numPr>
           <w:ilvl w:val="0"/>
-          <w:numId w:val="32"/>
+          <w:numId w:val="33"/>
         </w:numPr>
         <w:spacing w:after="40" w:line="264" w:lineRule="auto"/>
       </w:pPr>
@@ -19540,10 +19600,10 @@
           <w:noProof/>
         </w:rPr>
         <w:drawing>
-          <wp:inline distT="0" distB="0" distL="0" distR="0" wp14:anchorId="100014F5" wp14:editId="100014F6">
+          <wp:inline distT="0" distB="0" distL="0" distR="0" wp14:anchorId="100014FB" wp14:editId="100014FC">
             <wp:extent cx="6120130" cy="3549405"/>
             <wp:effectExtent l="0" t="0" r="0" b="0"/>
-            <wp:docPr id="11" name="図 10" descr="Lakehouse の ops.dq_rule_results の表。RuleName・Severity・ExpectedValue・ActualValue・Status の7行で、期待値と実測値が一致" title="図 10"/>
+            <wp:docPr id="12" name="図 11" descr="Lakehouse の ops.dq_rule_results の表。RuleName・Severity・ExpectedValue・ActualValue・Status の7行で、期待値と実測値が一致" title="図 11"/>
             <wp:cNvGraphicFramePr>
               <a:graphicFrameLocks xmlns:a="http://schemas.openxmlformats.org/drawingml/2006/main" noChangeAspect="1"/>
             </wp:cNvGraphicFramePr>
@@ -19552,79 +19612,6 @@
                 <pic:pic xmlns:pic="http://schemas.openxmlformats.org/drawingml/2006/picture">
                   <pic:nvPicPr>
                     <pic:cNvPr id="0" name="7362dcbd83633336b836ae0fa607cb764e88884a234b52f0bd459b4f67d6918f.png"/>
-                    <pic:cNvPicPr/>
-                  </pic:nvPicPr>
-                  <pic:blipFill>
-                    <a:blip r:embed="rId36"/>
-                    <a:stretch>
-                      <a:fillRect/>
-                    </a:stretch>
-                  </pic:blipFill>
-                  <pic:spPr>
-                    <a:xfrm>
-                      <a:off x="0" y="0"/>
-                      <a:ext cx="6120130" cy="3549405"/>
-                    </a:xfrm>
-                    <a:prstGeom prst="rect">
-                      <a:avLst/>
-                    </a:prstGeom>
-                  </pic:spPr>
-                </pic:pic>
-              </a:graphicData>
-            </a:graphic>
-          </wp:inline>
-        </w:drawing>
-      </w:r>
-    </w:p>
-    <w:p>
-      <w:pPr>
-        <w:pStyle w:val="Caption"/>
-        <w:spacing w:before="40" w:after="200"/>
-      </w:pPr>
-      <w:r>
-        <w:rPr>
-          <w:sz w:val="17"/>
-        </w:rPr>
-        <w:t>図 10　ops.dq_rule_results の品質チェックの結果。7つのルールすべてで期待値と実測値が一致し、Status は PASS(重複 100、増分の行数 15000)</w:t>
-      </w:r>
-    </w:p>
-    <w:p>
-      <w:pPr>
-        <w:pStyle w:val="ListNumber"/>
-        <w:numPr>
-          <w:ilvl w:val="0"/>
-          <w:numId w:val="33"/>
-        </w:numPr>
-        <w:spacing w:after="40" w:line="264" w:lineRule="auto"/>
-      </w:pPr>
-      <w:r>
-        <w:lastRenderedPageBreak/>
-        <w:t>gold.donations を確認します。DataSource 列で StaticSeed(静的データ)と RealtimeIncrement(受け入れた増分)が区別されています。プレビューの「Showing 1000 rows」は一部の表示なので、件数は SQL で数えます。Gold 全体は 94,900件・1,596,157,000円(静的 80,000件・1,344,099,000円と、受け入れた増分 14,900件・252,058,000円)です。</w:t>
-      </w:r>
-    </w:p>
-    <w:p>
-      <w:pPr>
-        <w:keepNext/>
-        <w:spacing w:before="120" w:after="40"/>
-        <w:jc w:val="center"/>
-      </w:pPr>
-      <w:r>
-        <w:rPr>
-          <w:noProof/>
-        </w:rPr>
-        <w:drawing>
-          <wp:inline distT="0" distB="0" distL="0" distR="0" wp14:anchorId="100014F7" wp14:editId="100014F8">
-            <wp:extent cx="6120130" cy="3549405"/>
-            <wp:effectExtent l="0" t="0" r="0" b="0"/>
-            <wp:docPr id="12" name="図 11" descr="Lakehouse の Explorer で gold.donations を選んだ画面。DonationId、金額、日時、支払方法、DataSource、IsHighValue、DonorId などの列の表" title="図 11"/>
-            <wp:cNvGraphicFramePr>
-              <a:graphicFrameLocks xmlns:a="http://schemas.openxmlformats.org/drawingml/2006/main" noChangeAspect="1"/>
-            </wp:cNvGraphicFramePr>
-            <a:graphic xmlns:a="http://schemas.openxmlformats.org/drawingml/2006/main">
-              <a:graphicData uri="http://schemas.openxmlformats.org/drawingml/2006/picture">
-                <pic:pic xmlns:pic="http://schemas.openxmlformats.org/drawingml/2006/picture">
-                  <pic:nvPicPr>
-                    <pic:cNvPr id="0" name="14c905263756f76a5fedad91ce4b7e0e17fcfb069c8ca78e520011954cf2f3f4.png"/>
                     <pic:cNvPicPr/>
                   </pic:nvPicPr>
                   <pic:blipFill>
@@ -19658,7 +19645,7 @@
         <w:rPr>
           <w:sz w:val="17"/>
         </w:rPr>
-        <w:t>図 11　gold.donations の列と先頭の行。DataSource で静的データと増分を区別し、IsHighValue は 57,000円を超える寄付で true</w:t>
+        <w:t>図 11　ops.dq_rule_results の品質チェックの結果。7つのルールすべてで期待値と実測値が一致し、Status は PASS(重複 100、増分の行数 15000)</w:t>
       </w:r>
     </w:p>
     <w:p>
@@ -19671,7 +19658,67 @@
         <w:spacing w:after="40" w:line="264" w:lineRule="auto"/>
       </w:pPr>
       <w:r>
-        <w:t>quarantine.donation_events_rejected に 100件が入っていることを確認し、除外された行が黙って消えていないことを確かめます。</w:t>
+        <w:lastRenderedPageBreak/>
+        <w:t>gold.donations を確認します。DataSource 列で StaticSeed(静的データ)と RealtimeIncrement(受け入れた増分)が区別されています。プレビューの「Showing 1000 rows」は一部の表示なので、件数は SQL で数えます。Gold 全体は 94,900件・1,596,157,000円(静的 80,000件・1,344,099,000円と、受け入れた増分 14,900件・252,058,000円)です。</w:t>
+      </w:r>
+    </w:p>
+    <w:p>
+      <w:pPr>
+        <w:keepNext/>
+        <w:spacing w:before="120" w:after="40"/>
+        <w:jc w:val="center"/>
+      </w:pPr>
+      <w:r>
+        <w:rPr>
+          <w:noProof/>
+        </w:rPr>
+        <w:drawing>
+          <wp:inline distT="0" distB="0" distL="0" distR="0" wp14:anchorId="100014FD" wp14:editId="100014FE">
+            <wp:extent cx="6120130" cy="3549405"/>
+            <wp:effectExtent l="0" t="0" r="0" b="0"/>
+            <wp:docPr id="13" name="図 12" descr="Lakehouse の Explorer で gold.donations を選んだ画面。DonationId、金額、日時、支払方法、DataSource、IsHighValue、DonorId などの列の表" title="図 12"/>
+            <wp:cNvGraphicFramePr>
+              <a:graphicFrameLocks xmlns:a="http://schemas.openxmlformats.org/drawingml/2006/main" noChangeAspect="1"/>
+            </wp:cNvGraphicFramePr>
+            <a:graphic xmlns:a="http://schemas.openxmlformats.org/drawingml/2006/main">
+              <a:graphicData uri="http://schemas.openxmlformats.org/drawingml/2006/picture">
+                <pic:pic xmlns:pic="http://schemas.openxmlformats.org/drawingml/2006/picture">
+                  <pic:nvPicPr>
+                    <pic:cNvPr id="0" name="14c905263756f76a5fedad91ce4b7e0e17fcfb069c8ca78e520011954cf2f3f4.png"/>
+                    <pic:cNvPicPr/>
+                  </pic:nvPicPr>
+                  <pic:blipFill>
+                    <a:blip r:embed="rId38"/>
+                    <a:stretch>
+                      <a:fillRect/>
+                    </a:stretch>
+                  </pic:blipFill>
+                  <pic:spPr>
+                    <a:xfrm>
+                      <a:off x="0" y="0"/>
+                      <a:ext cx="6120130" cy="3549405"/>
+                    </a:xfrm>
+                    <a:prstGeom prst="rect">
+                      <a:avLst/>
+                    </a:prstGeom>
+                  </pic:spPr>
+                </pic:pic>
+              </a:graphicData>
+            </a:graphic>
+          </wp:inline>
+        </w:drawing>
+      </w:r>
+    </w:p>
+    <w:p>
+      <w:pPr>
+        <w:pStyle w:val="Caption"/>
+        <w:spacing w:before="40" w:after="200"/>
+      </w:pPr>
+      <w:r>
+        <w:rPr>
+          <w:sz w:val="17"/>
+        </w:rPr>
+        <w:t>図 12　gold.donations の列と先頭の行。DataSource で静的データと増分を区別し、IsHighValue は 57,000円を超える寄付で true</w:t>
       </w:r>
     </w:p>
     <w:p>
@@ -19679,7 +19726,20 @@
         <w:pStyle w:val="ListNumber"/>
         <w:numPr>
           <w:ilvl w:val="0"/>
-          <w:numId w:val="34"/>
+          <w:numId w:val="35"/>
+        </w:numPr>
+        <w:spacing w:after="40" w:line="264" w:lineRule="auto"/>
+      </w:pPr>
+      <w:r>
+        <w:t>quarantine.donation_events_rejected に 100件が入っていることを確認し、除外された行が黙って消えていないことを確かめます。</w:t>
+      </w:r>
+    </w:p>
+    <w:p>
+      <w:pPr>
+        <w:pStyle w:val="ListNumber"/>
+        <w:numPr>
+          <w:ilvl w:val="0"/>
+          <w:numId w:val="35"/>
         </w:numPr>
         <w:spacing w:after="40" w:line="264" w:lineRule="auto"/>
       </w:pPr>
@@ -20059,7 +20119,7 @@
         <w:pStyle w:val="ListBullet"/>
         <w:spacing w:after="40" w:line="264" w:lineRule="auto"/>
       </w:pPr>
-      <w:hyperlink r:id="rId38">
+      <w:hyperlink r:id="rId39">
         <w:r>
           <w:rPr>
             <w:rStyle w:val="Hyperlink"/>
@@ -20154,7 +20214,7 @@
         <w:pStyle w:val="ListNumber"/>
         <w:numPr>
           <w:ilvl w:val="0"/>
-          <w:numId w:val="35"/>
+          <w:numId w:val="36"/>
         </w:numPr>
         <w:spacing w:after="40" w:line="264" w:lineRule="auto"/>
       </w:pPr>
@@ -20167,7 +20227,7 @@
         <w:pStyle w:val="ListNumber"/>
         <w:numPr>
           <w:ilvl w:val="0"/>
-          <w:numId w:val="35"/>
+          <w:numId w:val="36"/>
         </w:numPr>
         <w:spacing w:after="40" w:line="264" w:lineRule="auto"/>
       </w:pPr>
@@ -20330,7 +20390,7 @@
         <w:pStyle w:val="ListNumber"/>
         <w:numPr>
           <w:ilvl w:val="0"/>
-          <w:numId w:val="36"/>
+          <w:numId w:val="37"/>
         </w:numPr>
         <w:spacing w:after="40" w:line="264" w:lineRule="auto"/>
       </w:pPr>
@@ -20493,7 +20553,7 @@
         <w:pStyle w:val="ListNumber"/>
         <w:numPr>
           <w:ilvl w:val="0"/>
-          <w:numId w:val="37"/>
+          <w:numId w:val="38"/>
         </w:numPr>
         <w:spacing w:after="40" w:line="264" w:lineRule="auto"/>
       </w:pPr>
@@ -20506,7 +20566,7 @@
         <w:pStyle w:val="ListNumber"/>
         <w:numPr>
           <w:ilvl w:val="0"/>
-          <w:numId w:val="37"/>
+          <w:numId w:val="38"/>
         </w:numPr>
         <w:spacing w:after="40" w:line="264" w:lineRule="auto"/>
       </w:pPr>
@@ -20526,10 +20586,10 @@
           <w:noProof/>
         </w:rPr>
         <w:drawing>
-          <wp:inline distT="0" distB="0" distL="0" distR="0" wp14:anchorId="100014F9" wp14:editId="100014FA">
+          <wp:inline distT="0" distB="0" distL="0" distR="0" wp14:anchorId="100014FF" wp14:editId="10001500">
             <wp:extent cx="6120130" cy="4013731"/>
             <wp:effectExtent l="0" t="0" r="0" b="0"/>
-            <wp:docPr id="13" name="図 12" descr="「寄附」の Metrics 表。10 metrics と、Metric name・Source・Result type・Description の列に、受入増分寄附件数などのメジャー" title="図 12"/>
+            <wp:docPr id="14" name="図 13" descr="「寄附」の Metrics 表。10 metrics と、Metric name・Source・Result type・Description の列に、受入増分寄附件数などのメジャー" title="図 13"/>
             <wp:cNvGraphicFramePr>
               <a:graphicFrameLocks xmlns:a="http://schemas.openxmlformats.org/drawingml/2006/main" noChangeAspect="1"/>
             </wp:cNvGraphicFramePr>
@@ -20541,7 +20601,7 @@
                     <pic:cNvPicPr/>
                   </pic:nvPicPr>
                   <pic:blipFill>
-                    <a:blip r:embed="rId39"/>
+                    <a:blip r:embed="rId40"/>
                     <a:stretch>
                       <a:fillRect/>
                     </a:stretch>
@@ -20571,7 +20631,7 @@
         <w:rPr>
           <w:sz w:val="17"/>
         </w:rPr>
-        <w:t>図 12　「寄附」の Configure 画面の Metrics 欄。Semantic model のメジャーが 10 metrics と表示される(図は一部)</w:t>
+        <w:t>図 13　「寄附」の Configure 画面の Metrics 欄。Semantic model のメジャーが 10 metrics と表示される(図は一部)</w:t>
       </w:r>
     </w:p>
     <w:p>
@@ -20579,7 +20639,7 @@
         <w:pStyle w:val="ListNumber"/>
         <w:numPr>
           <w:ilvl w:val="0"/>
-          <w:numId w:val="38"/>
+          <w:numId w:val="39"/>
         </w:numPr>
         <w:spacing w:after="40" w:line="264" w:lineRule="auto"/>
       </w:pPr>
@@ -20599,10 +20659,10 @@
         </w:rPr>
         <w:lastRenderedPageBreak/>
         <w:drawing>
-          <wp:inline distT="0" distB="0" distL="0" distR="0" wp14:anchorId="100014FB" wp14:editId="100014FC">
+          <wp:inline distT="0" distB="0" distL="0" distR="0" wp14:anchorId="10001501" wp14:editId="10001502">
             <wp:extent cx="6120130" cy="3908579"/>
             <wp:effectExtent l="0" t="0" r="0" b="0"/>
-            <wp:docPr id="14" name="図 13" descr="Metric の詳細画面。DAX の式 CALCULATE…RealtimeIncrement、Applies to「寄附」、Description、Synonyms 欄" title="図 13"/>
+            <wp:docPr id="15" name="図 14" descr="Metric の詳細画面。DAX の式 CALCULATE…RealtimeIncrement、Applies to「寄附」、Description、Synonyms 欄" title="図 14"/>
             <wp:cNvGraphicFramePr>
               <a:graphicFrameLocks xmlns:a="http://schemas.openxmlformats.org/drawingml/2006/main" noChangeAspect="1"/>
             </wp:cNvGraphicFramePr>
@@ -20614,7 +20674,7 @@
                     <pic:cNvPicPr/>
                   </pic:nvPicPr>
                   <pic:blipFill>
-                    <a:blip r:embed="rId40"/>
+                    <a:blip r:embed="rId41"/>
                     <a:stretch>
                       <a:fillRect/>
                     </a:stretch>
@@ -20644,7 +20704,7 @@
         <w:rPr>
           <w:sz w:val="17"/>
         </w:rPr>
-        <w:t>図 13　Metric の詳細(受入増分寄附総額)。View expression で表示した元の DAX と、Applies to の「寄附」を確認する</w:t>
+        <w:t>図 14　Metric の詳細(受入増分寄附総額)。View expression で表示した元の DAX と、Applies to の「寄附」を確認する</w:t>
       </w:r>
     </w:p>
     <w:p>
@@ -20652,7 +20712,7 @@
         <w:pStyle w:val="ListNumber"/>
         <w:numPr>
           <w:ilvl w:val="0"/>
-          <w:numId w:val="39"/>
+          <w:numId w:val="40"/>
         </w:numPr>
         <w:spacing w:after="40" w:line="264" w:lineRule="auto"/>
       </w:pPr>
@@ -20743,7 +20803,7 @@
         <w:pStyle w:val="ListNumber"/>
         <w:numPr>
           <w:ilvl w:val="0"/>
-          <w:numId w:val="40"/>
+          <w:numId w:val="41"/>
         </w:numPr>
         <w:spacing w:after="40" w:line="264" w:lineRule="auto"/>
       </w:pPr>
@@ -21574,7 +21634,7 @@
         <w:pStyle w:val="ListBullet"/>
         <w:spacing w:after="40" w:line="264" w:lineRule="auto"/>
       </w:pPr>
-      <w:hyperlink r:id="rId41">
+      <w:hyperlink r:id="rId42">
         <w:r>
           <w:rPr>
             <w:rStyle w:val="Hyperlink"/>
@@ -21589,7 +21649,7 @@
         <w:pStyle w:val="ListBullet"/>
         <w:spacing w:after="40" w:line="264" w:lineRule="auto"/>
       </w:pPr>
-      <w:hyperlink r:id="rId42">
+      <w:hyperlink r:id="rId43">
         <w:r>
           <w:rPr>
             <w:rStyle w:val="Hyperlink"/>
@@ -21604,7 +21664,7 @@
         <w:pStyle w:val="ListBullet"/>
         <w:spacing w:after="40" w:line="264" w:lineRule="auto"/>
       </w:pPr>
-      <w:hyperlink r:id="rId43">
+      <w:hyperlink r:id="rId44">
         <w:r>
           <w:rPr>
             <w:rStyle w:val="Hyperlink"/>
@@ -21699,7 +21759,7 @@
         <w:pStyle w:val="ListNumber"/>
         <w:numPr>
           <w:ilvl w:val="0"/>
-          <w:numId w:val="41"/>
+          <w:numId w:val="42"/>
         </w:numPr>
         <w:spacing w:after="40" w:line="264" w:lineRule="auto"/>
       </w:pPr>
@@ -21712,7 +21772,7 @@
         <w:pStyle w:val="ListNumber"/>
         <w:numPr>
           <w:ilvl w:val="0"/>
-          <w:numId w:val="41"/>
+          <w:numId w:val="42"/>
         </w:numPr>
         <w:spacing w:after="40" w:line="264" w:lineRule="auto"/>
       </w:pPr>
@@ -21725,7 +21785,7 @@
         <w:pStyle w:val="ListNumber"/>
         <w:numPr>
           <w:ilvl w:val="0"/>
-          <w:numId w:val="41"/>
+          <w:numId w:val="42"/>
         </w:numPr>
         <w:spacing w:after="40" w:line="264" w:lineRule="auto"/>
       </w:pPr>
@@ -21745,10 +21805,10 @@
         </w:rPr>
         <w:lastRenderedPageBreak/>
         <w:drawing>
-          <wp:inline distT="0" distB="0" distL="0" distR="0" wp14:anchorId="100014FD" wp14:editId="100014FE">
+          <wp:inline distT="0" distB="0" distL="0" distR="0" wp14:anchorId="10001503" wp14:editId="10001504">
             <wp:extent cx="6120130" cy="3985306"/>
             <wp:effectExtent l="0" t="0" r="0" b="0"/>
-            <wp:docPr id="15" name="図 14" descr="Business rules の一覧。New rule ボタンと、RankTieBreak、RawObservationSemantics、StaticAndOperationalSeparation、SupplierAttribution と関連する Entity type" title="図 14"/>
+            <wp:docPr id="16" name="図 15" descr="Business rules の一覧。New rule ボタンと、RankTieBreak、RawObservationSemantics、StaticAndOperationalSeparation、SupplierAttribution と関連する Entity type" title="図 15"/>
             <wp:cNvGraphicFramePr>
               <a:graphicFrameLocks xmlns:a="http://schemas.openxmlformats.org/drawingml/2006/main" noChangeAspect="1"/>
             </wp:cNvGraphicFramePr>
@@ -21760,7 +21820,7 @@
                     <pic:cNvPicPr/>
                   </pic:nvPicPr>
                   <pic:blipFill>
-                    <a:blip r:embed="rId44"/>
+                    <a:blip r:embed="rId45"/>
                     <a:stretch>
                       <a:fillRect/>
                     </a:stretch>
@@ -21790,7 +21850,7 @@
         <w:rPr>
           <w:sz w:val="17"/>
         </w:rPr>
-        <w:t>図 14　Explorer の Overview → Rules で開く Business rules 画面。保存した Rule と、関連する Entity type が一覧表示される(図は4つの Rule がある状態)</w:t>
+        <w:t>図 15　Explorer の Overview → Rules で開く Business rules 画面。保存した Rule と、関連する Entity type が一覧表示される(図は4つの Rule がある状態)</w:t>
       </w:r>
     </w:p>
     <w:p>
@@ -21798,7 +21858,7 @@
         <w:pStyle w:val="ListNumber"/>
         <w:numPr>
           <w:ilvl w:val="0"/>
-          <w:numId w:val="42"/>
+          <w:numId w:val="43"/>
         </w:numPr>
         <w:spacing w:after="40" w:line="264" w:lineRule="auto"/>
       </w:pPr>
@@ -21889,7 +21949,7 @@
         <w:pStyle w:val="ListNumber"/>
         <w:numPr>
           <w:ilvl w:val="0"/>
-          <w:numId w:val="43"/>
+          <w:numId w:val="44"/>
         </w:numPr>
         <w:spacing w:after="40" w:line="264" w:lineRule="auto"/>
       </w:pPr>
@@ -21909,10 +21969,10 @@
         </w:rPr>
         <w:lastRenderedPageBreak/>
         <w:drawing>
-          <wp:inline distT="0" distB="0" distL="0" distR="0" wp14:anchorId="100014FF" wp14:editId="10001500">
+          <wp:inline distT="0" distB="0" distL="0" distR="0" wp14:anchorId="10001505" wp14:editId="10001506">
             <wp:extent cx="6120130" cy="4050348"/>
             <wp:effectExtent l="0" t="0" r="0" b="0"/>
-            <wp:docPr id="16" name="図 15" descr="Edit rule 画面。Rule name は SupplierAttribution、英文の Rule definition、Supplier・Gift・Donation のタグ、空の Rule metadata" title="図 15"/>
+            <wp:docPr id="17" name="図 16" descr="Edit rule 画面。Rule name は SupplierAttribution、英文の Rule definition、Supplier・Gift・Donation のタグ、空の Rule metadata" title="図 16"/>
             <wp:cNvGraphicFramePr>
               <a:graphicFrameLocks xmlns:a="http://schemas.openxmlformats.org/drawingml/2006/main" noChangeAspect="1"/>
             </wp:cNvGraphicFramePr>
@@ -21924,7 +21984,7 @@
                     <pic:cNvPicPr/>
                   </pic:nvPicPr>
                   <pic:blipFill>
-                    <a:blip r:embed="rId45"/>
+                    <a:blip r:embed="rId46"/>
                     <a:stretch>
                       <a:fillRect/>
                     </a:stretch>
@@ -21954,7 +22014,7 @@
         <w:rPr>
           <w:sz w:val="17"/>
         </w:rPr>
-        <w:t>図 15　Rule の編集画面。Rule name・Rule definition と、Add concept でリンクした Supplier・Gift・Donation(Rule metadata は空)</w:t>
+        <w:t>図 16　Rule の編集画面。Rule name・Rule definition と、Add concept でリンクした Supplier・Gift・Donation(Rule metadata は空)</w:t>
       </w:r>
     </w:p>
     <w:p>
@@ -21962,7 +22022,7 @@
         <w:pStyle w:val="ListNumber"/>
         <w:numPr>
           <w:ilvl w:val="0"/>
-          <w:numId w:val="44"/>
+          <w:numId w:val="45"/>
         </w:numPr>
         <w:spacing w:after="40" w:line="264" w:lineRule="auto"/>
       </w:pPr>
@@ -22053,7 +22113,7 @@
         <w:pStyle w:val="ListNumber"/>
         <w:numPr>
           <w:ilvl w:val="0"/>
-          <w:numId w:val="45"/>
+          <w:numId w:val="46"/>
         </w:numPr>
         <w:spacing w:after="40" w:line="264" w:lineRule="auto"/>
       </w:pPr>
@@ -22393,7 +22453,7 @@
         <w:pStyle w:val="ListBullet"/>
         <w:spacing w:after="40" w:line="264" w:lineRule="auto"/>
       </w:pPr>
-      <w:hyperlink r:id="rId46">
+      <w:hyperlink r:id="rId47">
         <w:r>
           <w:rPr>
             <w:rStyle w:val="Hyperlink"/>
@@ -22408,7 +22468,7 @@
         <w:pStyle w:val="ListBullet"/>
         <w:spacing w:after="40" w:line="264" w:lineRule="auto"/>
       </w:pPr>
-      <w:hyperlink r:id="rId47">
+      <w:hyperlink r:id="rId48">
         <w:r>
           <w:rPr>
             <w:rStyle w:val="Hyperlink"/>
@@ -22503,7 +22563,7 @@
         <w:pStyle w:val="ListNumber"/>
         <w:numPr>
           <w:ilvl w:val="0"/>
-          <w:numId w:val="46"/>
+          <w:numId w:val="47"/>
         </w:numPr>
         <w:spacing w:after="40" w:line="264" w:lineRule="auto"/>
       </w:pPr>
@@ -22516,7 +22576,7 @@
         <w:pStyle w:val="ListNumber"/>
         <w:numPr>
           <w:ilvl w:val="0"/>
-          <w:numId w:val="46"/>
+          <w:numId w:val="47"/>
         </w:numPr>
         <w:spacing w:after="40" w:line="264" w:lineRule="auto"/>
       </w:pPr>
@@ -22529,7 +22589,7 @@
         <w:pStyle w:val="ListNumber"/>
         <w:numPr>
           <w:ilvl w:val="0"/>
-          <w:numId w:val="46"/>
+          <w:numId w:val="47"/>
         </w:numPr>
         <w:spacing w:after="40" w:line="264" w:lineRule="auto"/>
       </w:pPr>
@@ -22542,7 +22602,7 @@
         <w:pStyle w:val="ListNumber"/>
         <w:numPr>
           <w:ilvl w:val="0"/>
-          <w:numId w:val="46"/>
+          <w:numId w:val="47"/>
         </w:numPr>
         <w:spacing w:after="40" w:line="264" w:lineRule="auto"/>
       </w:pPr>
@@ -22562,10 +22622,10 @@
         </w:rPr>
         <w:lastRenderedPageBreak/>
         <w:drawing>
-          <wp:inline distT="0" distB="0" distL="0" distR="0" wp14:anchorId="10001501" wp14:editId="10001502">
+          <wp:inline distT="0" distB="0" distL="0" distR="0" wp14:anchorId="10001507" wp14:editId="10001508">
             <wp:extent cx="3347720" cy="2722880"/>
             <wp:effectExtent l="0" t="0" r="0" b="0"/>
-            <wp:docPr id="17" name="図 16" descr="AdministrativeArea の Properties 表。Define entity type key ボタンと、AreaName(Global・String・Unbound)の1行" title="図 16"/>
+            <wp:docPr id="18" name="図 17" descr="AdministrativeArea の Properties 表。Define entity type key ボタンと、AreaName(Global・String・Unbound)の1行" title="図 17"/>
             <wp:cNvGraphicFramePr>
               <a:graphicFrameLocks xmlns:a="http://schemas.openxmlformats.org/drawingml/2006/main" noChangeAspect="1"/>
             </wp:cNvGraphicFramePr>
@@ -22577,7 +22637,7 @@
                     <pic:cNvPicPr/>
                   </pic:nvPicPr>
                   <pic:blipFill>
-                    <a:blip r:embed="rId48"/>
+                    <a:blip r:embed="rId49"/>
                     <a:stretch>
                       <a:fillRect/>
                     </a:stretch>
@@ -22607,7 +22667,7 @@
         <w:rPr>
           <w:sz w:val="17"/>
         </w:rPr>
-        <w:t>図 16　親の AdministrativeArea。AreaName の Property source は Global(共有プロパティ)で、キーとバインドはまだ無い</w:t>
+        <w:t>図 17　親の AdministrativeArea。AreaName の Property source は Global(共有プロパティ)で、キーとバインドはまだ無い</w:t>
       </w:r>
     </w:p>
     <w:p>
@@ -22615,7 +22675,7 @@
         <w:pStyle w:val="ListNumber"/>
         <w:numPr>
           <w:ilvl w:val="0"/>
-          <w:numId w:val="47"/>
+          <w:numId w:val="48"/>
         </w:numPr>
         <w:spacing w:after="40" w:line="264" w:lineRule="auto"/>
       </w:pPr>
@@ -22628,7 +22688,7 @@
         <w:pStyle w:val="ListNumber"/>
         <w:numPr>
           <w:ilvl w:val="0"/>
-          <w:numId w:val="47"/>
+          <w:numId w:val="48"/>
         </w:numPr>
         <w:spacing w:after="40" w:line="264" w:lineRule="auto"/>
       </w:pPr>
@@ -22647,10 +22707,10 @@
           <w:noProof/>
         </w:rPr>
         <w:drawing>
-          <wp:inline distT="0" distB="0" distL="0" distR="0" wp14:anchorId="10001503" wp14:editId="10001504">
+          <wp:inline distT="0" distB="0" distL="0" distR="0" wp14:anchorId="10001509" wp14:editId="1000150A">
             <wp:extent cx="6120130" cy="4246621"/>
             <wp:effectExtent l="0" t="0" r="0" b="0"/>
-            <wp:docPr id="18" name="図 17" descr="Municipality の Configure 画面。Properties 表で AreaName が Inherited、ほかは Local。Details に Direct Parent AdministrativeArea、Ancestors 1" title="図 17"/>
+            <wp:docPr id="19" name="図 18" descr="Municipality の Configure 画面。Properties 表で AreaName が Inherited、ほかは Local。Details に Direct Parent AdministrativeArea、Ancestors 1" title="図 18"/>
             <wp:cNvGraphicFramePr>
               <a:graphicFrameLocks xmlns:a="http://schemas.openxmlformats.org/drawingml/2006/main" noChangeAspect="1"/>
             </wp:cNvGraphicFramePr>
@@ -22662,7 +22722,7 @@
                     <pic:cNvPicPr/>
                   </pic:nvPicPr>
                   <pic:blipFill>
-                    <a:blip r:embed="rId49"/>
+                    <a:blip r:embed="rId50"/>
                     <a:stretch>
                       <a:fillRect/>
                     </a:stretch>
@@ -22692,7 +22752,7 @@
         <w:rPr>
           <w:sz w:val="17"/>
         </w:rPr>
-        <w:t>図 17　継承で作った Municipality。AreaName は Inherited、Details の Direct Parent は AdministrativeArea</w:t>
+        <w:t>図 18　継承で作った Municipality。AreaName は Inherited、Details の Direct Parent は AdministrativeArea</w:t>
       </w:r>
     </w:p>
     <w:p>
@@ -22700,7 +22760,7 @@
         <w:pStyle w:val="ListNumber"/>
         <w:numPr>
           <w:ilvl w:val="0"/>
-          <w:numId w:val="48"/>
+          <w:numId w:val="49"/>
         </w:numPr>
         <w:spacing w:after="40" w:line="264" w:lineRule="auto"/>
       </w:pPr>
@@ -22714,7 +22774,7 @@
         <w:pStyle w:val="ListNumber"/>
         <w:numPr>
           <w:ilvl w:val="0"/>
-          <w:numId w:val="48"/>
+          <w:numId w:val="49"/>
         </w:numPr>
         <w:spacing w:after="40" w:line="264" w:lineRule="auto"/>
       </w:pPr>
@@ -22727,7 +22787,7 @@
         <w:pStyle w:val="ListNumber"/>
         <w:numPr>
           <w:ilvl w:val="0"/>
-          <w:numId w:val="48"/>
+          <w:numId w:val="49"/>
         </w:numPr>
         <w:spacing w:after="40" w:line="264" w:lineRule="auto"/>
       </w:pPr>
@@ -23123,7 +23183,7 @@
         <w:pStyle w:val="ListBullet"/>
         <w:spacing w:after="40" w:line="264" w:lineRule="auto"/>
       </w:pPr>
-      <w:hyperlink r:id="rId50">
+      <w:hyperlink r:id="rId51">
         <w:r>
           <w:rPr>
             <w:rStyle w:val="Hyperlink"/>
@@ -23138,7 +23198,7 @@
         <w:pStyle w:val="ListBullet"/>
         <w:spacing w:after="40" w:line="264" w:lineRule="auto"/>
       </w:pPr>
-      <w:hyperlink r:id="rId51">
+      <w:hyperlink r:id="rId52">
         <w:r>
           <w:rPr>
             <w:rStyle w:val="Hyperlink"/>
@@ -23153,7 +23213,7 @@
         <w:pStyle w:val="ListBullet"/>
         <w:spacing w:after="40" w:line="264" w:lineRule="auto"/>
       </w:pPr>
-      <w:hyperlink r:id="rId52">
+      <w:hyperlink r:id="rId53">
         <w:r>
           <w:rPr>
             <w:rStyle w:val="Hyperlink"/>
@@ -23257,7 +23317,7 @@
         <w:pStyle w:val="ListNumber"/>
         <w:numPr>
           <w:ilvl w:val="0"/>
-          <w:numId w:val="49"/>
+          <w:numId w:val="50"/>
         </w:numPr>
         <w:spacing w:after="40" w:line="264" w:lineRule="auto"/>
       </w:pPr>
@@ -23270,7 +23330,7 @@
         <w:pStyle w:val="ListNumber"/>
         <w:numPr>
           <w:ilvl w:val="0"/>
-          <w:numId w:val="49"/>
+          <w:numId w:val="50"/>
         </w:numPr>
         <w:spacing w:after="40" w:line="264" w:lineRule="auto"/>
       </w:pPr>
@@ -23361,7 +23421,7 @@
         <w:pStyle w:val="ListNumber"/>
         <w:numPr>
           <w:ilvl w:val="0"/>
-          <w:numId w:val="50"/>
+          <w:numId w:val="51"/>
         </w:numPr>
         <w:spacing w:after="40" w:line="264" w:lineRule="auto"/>
       </w:pPr>
@@ -23381,10 +23441,10 @@
         </w:rPr>
         <w:lastRenderedPageBreak/>
         <w:drawing>
-          <wp:inline distT="0" distB="0" distL="0" distR="0" wp14:anchorId="10001505" wp14:editId="10001506">
+          <wp:inline distT="0" distB="0" distL="0" distR="0" wp14:anchorId="1000150B" wp14:editId="1000150C">
             <wp:extent cx="6120130" cy="3974516"/>
             <wp:effectExtent l="0" t="0" r="0" b="0"/>
-            <wp:docPr id="19" name="図 18" descr="DonationQualityScope の提案画面。DataLayer は Local・String・Unbound で説明は空。右に、推測しないと述べる回答" title="図 18"/>
+            <wp:docPr id="20" name="図 19" descr="DonationQualityScope の提案画面。DataLayer は Local・String・Unbound で説明は空。右に、推測しないと述べる回答" title="図 19"/>
             <wp:cNvGraphicFramePr>
               <a:graphicFrameLocks xmlns:a="http://schemas.openxmlformats.org/drawingml/2006/main" noChangeAspect="1"/>
             </wp:cNvGraphicFramePr>
@@ -23396,7 +23456,7 @@
                     <pic:cNvPicPr/>
                   </pic:nvPicPr>
                   <pic:blipFill>
-                    <a:blip r:embed="rId53"/>
+                    <a:blip r:embed="rId54"/>
                     <a:stretch>
                       <a:fillRect/>
                     </a:stretch>
@@ -23426,7 +23486,7 @@
         <w:rPr>
           <w:sz w:val="17"/>
         </w:rPr>
-        <w:t>図 18　添付なし(A)の提案。DataLayer(String)は追加されるが説明は空で、資料に無い層の意味は推測していない</w:t>
+        <w:t>図 19　添付なし(A)の提案。DataLayer(String)は追加されるが説明は空で、資料に無い層の意味は推測していない</w:t>
       </w:r>
     </w:p>
     <w:p>
@@ -23434,7 +23494,7 @@
         <w:pStyle w:val="ListNumber"/>
         <w:numPr>
           <w:ilvl w:val="0"/>
-          <w:numId w:val="51"/>
+          <w:numId w:val="52"/>
         </w:numPr>
         <w:spacing w:after="40" w:line="264" w:lineRule="auto"/>
       </w:pPr>
@@ -23453,10 +23513,10 @@
           <w:noProof/>
         </w:rPr>
         <w:drawing>
-          <wp:inline distT="0" distB="0" distL="0" distR="0" wp14:anchorId="10001507" wp14:editId="10001508">
+          <wp:inline distT="0" distB="0" distL="0" distR="0" wp14:anchorId="1000150D" wp14:editId="1000150E">
             <wp:extent cx="5074920" cy="2809240"/>
             <wp:effectExtent l="0" t="0" r="0" b="0"/>
-            <wp:docPr id="20" name="図 19" descr="Ontology agent の開始画面。候補3件、入力欄に4つのファイル、Plan/Act の切り替え、送信ボタン" title="図 19"/>
+            <wp:docPr id="21" name="図 20" descr="Ontology agent の開始画面。候補3件、入力欄に4つのファイル、Plan/Act の切り替え、送信ボタン" title="図 20"/>
             <wp:cNvGraphicFramePr>
               <a:graphicFrameLocks xmlns:a="http://schemas.openxmlformats.org/drawingml/2006/main" noChangeAspect="1"/>
             </wp:cNvGraphicFramePr>
@@ -23468,7 +23528,7 @@
                     <pic:cNvPicPr/>
                   </pic:nvPicPr>
                   <pic:blipFill>
-                    <a:blip r:embed="rId54"/>
+                    <a:blip r:embed="rId55"/>
                     <a:stretch>
                       <a:fillRect/>
                     </a:stretch>
@@ -23498,7 +23558,7 @@
         <w:rPr>
           <w:sz w:val="17"/>
         </w:rPr>
-        <w:t>図 19　新しい会話で4つのファイルを添付した状態。Plan のままプロンプトを入力して送信する</w:t>
+        <w:t>図 20　新しい会話で4つのファイルを添付した状態。Plan のままプロンプトを入力して送信する</w:t>
       </w:r>
     </w:p>
     <w:p>
@@ -23506,7 +23566,7 @@
         <w:pStyle w:val="ListNumber"/>
         <w:numPr>
           <w:ilvl w:val="0"/>
-          <w:numId w:val="52"/>
+          <w:numId w:val="53"/>
         </w:numPr>
         <w:spacing w:after="40" w:line="264" w:lineRule="auto"/>
       </w:pPr>
@@ -23526,10 +23586,10 @@
         </w:rPr>
         <w:lastRenderedPageBreak/>
         <w:drawing>
-          <wp:inline distT="0" distB="0" distL="0" distR="0" wp14:anchorId="10001509" wp14:editId="1000150A">
+          <wp:inline distT="0" distB="0" distL="0" distR="0" wp14:anchorId="1000150F" wp14:editId="10001510">
             <wp:extent cx="5074920" cy="4038600"/>
             <wp:effectExtent l="0" t="0" r="0" b="0"/>
-            <wp:docPr id="21" name="図 20" descr="Ontology agent の回答。4つのファイル名、層の区別の箇条書き、不足点、DonationQualityScope の追加案と変更しない項目" title="図 20"/>
+            <wp:docPr id="22" name="図 21" descr="Ontology agent の回答。4つのファイル名、層の区別の箇条書き、不足点、DonationQualityScope の追加案と変更しない項目" title="図 21"/>
             <wp:cNvGraphicFramePr>
               <a:graphicFrameLocks xmlns:a="http://schemas.openxmlformats.org/drawingml/2006/main" noChangeAspect="1"/>
             </wp:cNvGraphicFramePr>
@@ -23538,65 +23598,6 @@
                 <pic:pic xmlns:pic="http://schemas.openxmlformats.org/drawingml/2006/picture">
                   <pic:nvPicPr>
                     <pic:cNvPr id="0" name="917954d6dab1aea99ab4e5bdab32de4e8282b8fe9273d4792f74cc6f5fcfdffd.png"/>
-                    <pic:cNvPicPr/>
-                  </pic:nvPicPr>
-                  <pic:blipFill>
-                    <a:blip r:embed="rId55"/>
-                    <a:stretch>
-                      <a:fillRect/>
-                    </a:stretch>
-                  </pic:blipFill>
-                  <pic:spPr>
-                    <a:xfrm>
-                      <a:off x="0" y="0"/>
-                      <a:ext cx="5074920" cy="4038600"/>
-                    </a:xfrm>
-                    <a:prstGeom prst="rect">
-                      <a:avLst/>
-                    </a:prstGeom>
-                  </pic:spPr>
-                </pic:pic>
-              </a:graphicData>
-            </a:graphic>
-          </wp:inline>
-        </w:drawing>
-      </w:r>
-    </w:p>
-    <w:p>
-      <w:pPr>
-        <w:pStyle w:val="Caption"/>
-        <w:spacing w:before="40" w:after="200"/>
-      </w:pPr>
-      <w:r>
-        <w:rPr>
-          <w:sz w:val="17"/>
-        </w:rPr>
-        <w:t>図 20　添付あり(B)の回答例。4つの資料からデータの層の違いを読み取り、配送や発送を推測していない</w:t>
-      </w:r>
-    </w:p>
-    <w:p>
-      <w:pPr>
-        <w:keepNext/>
-        <w:spacing w:before="120" w:after="40"/>
-        <w:jc w:val="center"/>
-      </w:pPr>
-      <w:r>
-        <w:rPr>
-          <w:noProof/>
-        </w:rPr>
-        <w:drawing>
-          <wp:inline distT="0" distB="0" distL="0" distR="0" wp14:anchorId="1000150B" wp14:editId="1000150C">
-            <wp:extent cx="5074920" cy="4038600"/>
-            <wp:effectExtent l="0" t="0" r="0" b="0"/>
-            <wp:docPr id="22" name="図 21" descr="回答の後半。変更しない項目、Validation Error 0・Warning 1、結論、提案を開く緑のボタン、Plan/Act の切り替えがある入力欄" title="図 21"/>
-            <wp:cNvGraphicFramePr>
-              <a:graphicFrameLocks xmlns:a="http://schemas.openxmlformats.org/drawingml/2006/main" noChangeAspect="1"/>
-            </wp:cNvGraphicFramePr>
-            <a:graphic xmlns:a="http://schemas.openxmlformats.org/drawingml/2006/main">
-              <a:graphicData uri="http://schemas.openxmlformats.org/drawingml/2006/picture">
-                <pic:pic xmlns:pic="http://schemas.openxmlformats.org/drawingml/2006/picture">
-                  <pic:nvPicPr>
-                    <pic:cNvPr id="0" name="46e8485a0d4d2d3f412ae425fca636ec12589e361e1d2d8a64e323050ffbe767.png"/>
                     <pic:cNvPicPr/>
                   </pic:nvPicPr>
                   <pic:blipFill>
@@ -23630,21 +23631,7 @@
         <w:rPr>
           <w:sz w:val="17"/>
         </w:rPr>
-        <w:t>図 21　回答の末尾。検証の結果(エラー0件・警告1件)を確認し、緑の Preview ontology ボタンで提案を開く</w:t>
-      </w:r>
-    </w:p>
-    <w:p>
-      <w:pPr>
-        <w:pStyle w:val="ListNumber"/>
-        <w:numPr>
-          <w:ilvl w:val="0"/>
-          <w:numId w:val="53"/>
-        </w:numPr>
-        <w:spacing w:after="40" w:line="264" w:lineRule="auto"/>
-      </w:pPr>
-      <w:r>
-        <w:lastRenderedPageBreak/>
-        <w:t>B のプレビューを開き、A と比べます。添付ファイルによって説明は変わっても、既存の ID・キー・バインド・継承は変わらず、追加は DonationQualityScope と DataLayer だけであることを確認します。比べた結果を、居住／受入／登録の区別、重複を含む値と含まない値の区別、型・キー・向き・バインド、発送や資産を推測していないか、検証の結果、の5点で記録します。</w:t>
+        <w:t>図 21　添付あり(B)の回答例。4つの資料からデータの層の違いを読み取り、配送や発送を推測していない</w:t>
       </w:r>
     </w:p>
     <w:p>
@@ -23658,10 +23645,83 @@
           <w:noProof/>
         </w:rPr>
         <w:drawing>
-          <wp:inline distT="0" distB="0" distL="0" distR="0" wp14:anchorId="1000150D" wp14:editId="1000150E">
+          <wp:inline distT="0" distB="0" distL="0" distR="0" wp14:anchorId="10001511" wp14:editId="10001512">
+            <wp:extent cx="5074920" cy="4038600"/>
+            <wp:effectExtent l="0" t="0" r="0" b="0"/>
+            <wp:docPr id="23" name="図 22" descr="回答の後半。変更しない項目、Validation Error 0・Warning 1、結論、提案を開く緑のボタン、Plan/Act の切り替えがある入力欄" title="図 22"/>
+            <wp:cNvGraphicFramePr>
+              <a:graphicFrameLocks xmlns:a="http://schemas.openxmlformats.org/drawingml/2006/main" noChangeAspect="1"/>
+            </wp:cNvGraphicFramePr>
+            <a:graphic xmlns:a="http://schemas.openxmlformats.org/drawingml/2006/main">
+              <a:graphicData uri="http://schemas.openxmlformats.org/drawingml/2006/picture">
+                <pic:pic xmlns:pic="http://schemas.openxmlformats.org/drawingml/2006/picture">
+                  <pic:nvPicPr>
+                    <pic:cNvPr id="0" name="46e8485a0d4d2d3f412ae425fca636ec12589e361e1d2d8a64e323050ffbe767.png"/>
+                    <pic:cNvPicPr/>
+                  </pic:nvPicPr>
+                  <pic:blipFill>
+                    <a:blip r:embed="rId57"/>
+                    <a:stretch>
+                      <a:fillRect/>
+                    </a:stretch>
+                  </pic:blipFill>
+                  <pic:spPr>
+                    <a:xfrm>
+                      <a:off x="0" y="0"/>
+                      <a:ext cx="5074920" cy="4038600"/>
+                    </a:xfrm>
+                    <a:prstGeom prst="rect">
+                      <a:avLst/>
+                    </a:prstGeom>
+                  </pic:spPr>
+                </pic:pic>
+              </a:graphicData>
+            </a:graphic>
+          </wp:inline>
+        </w:drawing>
+      </w:r>
+    </w:p>
+    <w:p>
+      <w:pPr>
+        <w:pStyle w:val="Caption"/>
+        <w:spacing w:before="40" w:after="200"/>
+      </w:pPr>
+      <w:r>
+        <w:rPr>
+          <w:sz w:val="17"/>
+        </w:rPr>
+        <w:t>図 22　回答の末尾。検証の結果(エラー0件・警告1件)を確認し、緑の Preview ontology ボタンで提案を開く</w:t>
+      </w:r>
+    </w:p>
+    <w:p>
+      <w:pPr>
+        <w:pStyle w:val="ListNumber"/>
+        <w:numPr>
+          <w:ilvl w:val="0"/>
+          <w:numId w:val="54"/>
+        </w:numPr>
+        <w:spacing w:after="40" w:line="264" w:lineRule="auto"/>
+      </w:pPr>
+      <w:r>
+        <w:lastRenderedPageBreak/>
+        <w:t>B のプレビューを開き、A と比べます。添付ファイルによって説明は変わっても、既存の ID・キー・バインド・継承は変わらず、追加は DonationQualityScope と DataLayer だけであることを確認します。比べた結果を、居住／受入／登録の区別、重複を含む値と含まない値の区別、型・キー・向き・バインド、発送や資産を推測していないか、検証の結果、の5点で記録します。</w:t>
+      </w:r>
+    </w:p>
+    <w:p>
+      <w:pPr>
+        <w:keepNext/>
+        <w:spacing w:before="120" w:after="40"/>
+        <w:jc w:val="center"/>
+      </w:pPr>
+      <w:r>
+        <w:rPr>
+          <w:noProof/>
+        </w:rPr>
+        <w:drawing>
+          <wp:inline distT="0" distB="0" distL="0" distR="0" wp14:anchorId="10001513" wp14:editId="10001514">
             <wp:extent cx="6120130" cy="3974516"/>
             <wp:effectExtent l="0" t="0" r="0" b="0"/>
-            <wp:docPr id="23" name="図 22" descr="DonationQualityScope の提案画面。DataLayer は Local・String・Unbound で説明あり。右に Error 0・Warning 1" title="図 22"/>
+            <wp:docPr id="24" name="図 23" descr="DonationQualityScope の提案画面。DataLayer は Local・String・Unbound で説明あり。右に Error 0・Warning 1" title="図 23"/>
             <wp:cNvGraphicFramePr>
               <a:graphicFrameLocks xmlns:a="http://schemas.openxmlformats.org/drawingml/2006/main" noChangeAspect="1"/>
             </wp:cNvGraphicFramePr>
@@ -23673,7 +23733,7 @@
                     <pic:cNvPicPr/>
                   </pic:nvPicPr>
                   <pic:blipFill>
-                    <a:blip r:embed="rId57"/>
+                    <a:blip r:embed="rId58"/>
                     <a:stretch>
                       <a:fillRect/>
                     </a:stretch>
@@ -23703,7 +23763,7 @@
         <w:rPr>
           <w:sz w:val="17"/>
         </w:rPr>
-        <w:t>図 22　添付あり(B)の提案。DataLayer に加え、承認や配送を意味しないという説明が、資料をもとに入っている</w:t>
+        <w:t>図 23　添付あり(B)の提案。DataLayer に加え、承認や配送を意味しないという説明が、資料をもとに入っている</w:t>
       </w:r>
     </w:p>
     <w:p>
@@ -23711,7 +23771,7 @@
         <w:pStyle w:val="ListNumber"/>
         <w:numPr>
           <w:ilvl w:val="0"/>
-          <w:numId w:val="54"/>
+          <w:numId w:val="55"/>
         </w:numPr>
         <w:spacing w:after="40" w:line="264" w:lineRule="auto"/>
       </w:pPr>
@@ -23724,7 +23784,7 @@
         <w:pStyle w:val="ListNumber"/>
         <w:numPr>
           <w:ilvl w:val="0"/>
-          <w:numId w:val="54"/>
+          <w:numId w:val="55"/>
         </w:numPr>
         <w:spacing w:after="40" w:line="264" w:lineRule="auto"/>
       </w:pPr>
@@ -23815,7 +23875,7 @@
         <w:pStyle w:val="ListNumber"/>
         <w:numPr>
           <w:ilvl w:val="0"/>
-          <w:numId w:val="55"/>
+          <w:numId w:val="56"/>
         </w:numPr>
         <w:spacing w:after="40" w:line="264" w:lineRule="auto"/>
       </w:pPr>
@@ -23835,10 +23895,10 @@
         </w:rPr>
         <w:lastRenderedPageBreak/>
         <w:drawing>
-          <wp:inline distT="0" distB="0" distL="0" distR="0" wp14:anchorId="1000150F" wp14:editId="10001510">
+          <wp:inline distT="0" distB="0" distL="0" distR="0" wp14:anchorId="10001515" wp14:editId="10001516">
             <wp:extent cx="5232400" cy="2387600"/>
             <wp:effectExtent l="0" t="0" r="0" b="0"/>
-            <wp:docPr id="24" name="図 23" descr="提案された Ontology の読み取り専用の画面。上部に承認を促す帯、Explorer の AI Proposal とキャンバスに PaymentMethod" title="図 23"/>
+            <wp:docPr id="25" name="図 24" descr="提案された Ontology の読み取り専用の画面。上部に承認を促す帯、Explorer の AI Proposal とキャンバスに PaymentMethod" title="図 24"/>
             <wp:cNvGraphicFramePr>
               <a:graphicFrameLocks xmlns:a="http://schemas.openxmlformats.org/drawingml/2006/main" noChangeAspect="1"/>
             </wp:cNvGraphicFramePr>
@@ -23850,7 +23910,7 @@
                     <pic:cNvPicPr/>
                   </pic:nvPicPr>
                   <pic:blipFill>
-                    <a:blip r:embed="rId58"/>
+                    <a:blip r:embed="rId59"/>
                     <a:stretch>
                       <a:fillRect/>
                     </a:stretch>
@@ -23880,7 +23940,7 @@
         <w:rPr>
           <w:sz w:val="17"/>
         </w:rPr>
-        <w:t>図 23　Plan の提案を開いた読み取り専用の画面。AI Proposal に、追加される PaymentMethod が表示される(まだ保存されていない)</w:t>
+        <w:t>図 24　Plan の提案を開いた読み取り専用の画面。AI Proposal に、追加される PaymentMethod が表示される(まだ保存されていない)</w:t>
       </w:r>
     </w:p>
     <w:p>
@@ -23888,7 +23948,7 @@
         <w:pStyle w:val="ListNumber"/>
         <w:numPr>
           <w:ilvl w:val="0"/>
-          <w:numId w:val="56"/>
+          <w:numId w:val="57"/>
         </w:numPr>
         <w:spacing w:after="40" w:line="264" w:lineRule="auto"/>
       </w:pPr>
@@ -23979,7 +24039,7 @@
         <w:pStyle w:val="ListNumber"/>
         <w:numPr>
           <w:ilvl w:val="0"/>
-          <w:numId w:val="57"/>
+          <w:numId w:val="58"/>
         </w:numPr>
         <w:spacing w:after="40" w:line="264" w:lineRule="auto"/>
       </w:pPr>
@@ -23998,10 +24058,10 @@
           <w:noProof/>
         </w:rPr>
         <w:drawing>
-          <wp:inline distT="0" distB="0" distL="0" distR="0" wp14:anchorId="10001511" wp14:editId="10001512">
+          <wp:inline distT="0" distB="0" distL="0" distR="0" wp14:anchorId="10001517" wp14:editId="10001518">
             <wp:extent cx="4312920" cy="3561080"/>
             <wp:effectExtent l="0" t="0" r="0" b="0"/>
-            <wp:docPr id="25" name="図 24" descr="PaymentMethod の Configure タブ。キーは未設定、PaymentMethodName は Local・String・Unbound、説明が入力済み" title="図 24"/>
+            <wp:docPr id="26" name="図 25" descr="PaymentMethod の Configure タブ。キーは未設定、PaymentMethodName は Local・String・Unbound、説明が入力済み" title="図 25"/>
             <wp:cNvGraphicFramePr>
               <a:graphicFrameLocks xmlns:a="http://schemas.openxmlformats.org/drawingml/2006/main" noChangeAspect="1"/>
             </wp:cNvGraphicFramePr>
@@ -24013,7 +24073,7 @@
                     <pic:cNvPicPr/>
                   </pic:nvPicPr>
                   <pic:blipFill>
-                    <a:blip r:embed="rId59"/>
+                    <a:blip r:embed="rId60"/>
                     <a:stretch>
                       <a:fillRect/>
                     </a:stretch>
@@ -24043,7 +24103,7 @@
         <w:rPr>
           <w:sz w:val="17"/>
         </w:rPr>
-        <w:t>図 24　Act で適用した後の PaymentMethod。キーは未設定で、PaymentMethodName(String)がバインドなしで追加され、説明も入っている</w:t>
+        <w:t>図 25　Act で適用した後の PaymentMethod。キーは未設定で、PaymentMethodName(String)がバインドなしで追加され、説明も入っている</w:t>
       </w:r>
     </w:p>
     <w:p>
@@ -24051,7 +24111,7 @@
         <w:pStyle w:val="ListNumber"/>
         <w:numPr>
           <w:ilvl w:val="0"/>
-          <w:numId w:val="58"/>
+          <w:numId w:val="59"/>
         </w:numPr>
         <w:spacing w:after="40" w:line="264" w:lineRule="auto"/>
       </w:pPr>
@@ -24065,7 +24125,7 @@
         <w:pStyle w:val="ListNumber"/>
         <w:numPr>
           <w:ilvl w:val="0"/>
-          <w:numId w:val="58"/>
+          <w:numId w:val="59"/>
         </w:numPr>
         <w:spacing w:after="40" w:line="264" w:lineRule="auto"/>
       </w:pPr>
@@ -24518,7 +24578,7 @@
         <w:pStyle w:val="ListBullet"/>
         <w:spacing w:after="40" w:line="264" w:lineRule="auto"/>
       </w:pPr>
-      <w:hyperlink r:id="rId60">
+      <w:hyperlink r:id="rId61">
         <w:r>
           <w:rPr>
             <w:rStyle w:val="Hyperlink"/>
@@ -24613,7 +24673,7 @@
         <w:pStyle w:val="ListNumber"/>
         <w:numPr>
           <w:ilvl w:val="0"/>
-          <w:numId w:val="59"/>
+          <w:numId w:val="60"/>
         </w:numPr>
         <w:spacing w:after="40" w:line="264" w:lineRule="auto"/>
       </w:pPr>
@@ -24626,7 +24686,7 @@
         <w:pStyle w:val="ListNumber"/>
         <w:numPr>
           <w:ilvl w:val="0"/>
-          <w:numId w:val="59"/>
+          <w:numId w:val="60"/>
         </w:numPr>
         <w:spacing w:after="40" w:line="264" w:lineRule="auto"/>
       </w:pPr>
@@ -24646,10 +24706,10 @@
         </w:rPr>
         <w:lastRenderedPageBreak/>
         <w:drawing>
-          <wp:inline distT="0" distB="0" distL="0" distR="0" wp14:anchorId="10001513" wp14:editId="10001514">
+          <wp:inline distT="0" distB="0" distL="0" distR="0" wp14:anchorId="10001519" wp14:editId="1000151A">
             <wp:extent cx="6120130" cy="3938830"/>
             <wp:effectExtent l="0" t="0" r="0" b="0"/>
-            <wp:docPr id="26" name="図 25" descr="Choose what to project の画面。Use the entire Ontology は Yes で、10の Entity がすべて選ばれて Eligible、Source は ot_* テーブル。右に関係のグラフ、左下に Continue" title="図 25"/>
+            <wp:docPr id="27" name="図 26" descr="Choose what to project の画面。Use the entire Ontology は Yes で、10の Entity がすべて選ばれて Eligible、Source は ot_* テーブル。右に関係のグラフ、左下に Continue" title="図 26"/>
             <wp:cNvGraphicFramePr>
               <a:graphicFrameLocks xmlns:a="http://schemas.openxmlformats.org/drawingml/2006/main" noChangeAspect="1"/>
             </wp:cNvGraphicFramePr>
@@ -24661,7 +24721,7 @@
                     <pic:cNvPicPr/>
                   </pic:nvPicPr>
                   <pic:blipFill>
-                    <a:blip r:embed="rId61"/>
+                    <a:blip r:embed="rId62"/>
                     <a:stretch>
                       <a:fillRect/>
                     </a:stretch>
@@ -24691,7 +24751,7 @@
         <w:rPr>
           <w:sz w:val="17"/>
         </w:rPr>
-        <w:t>図 25　Configure Graph の Choose what to project。各 Entity の Status と Source を確認する(図は全体を選んだ状態。演習では必要な範囲だけを選ぶ)</w:t>
+        <w:t>図 26　Configure Graph の Choose what to project。各 Entity の Status と Source を確認する(図は全体を選んだ状態。演習では必要な範囲だけを選ぶ)</w:t>
       </w:r>
     </w:p>
     <w:p>
@@ -24699,7 +24759,7 @@
         <w:pStyle w:val="ListNumber"/>
         <w:numPr>
           <w:ilvl w:val="0"/>
-          <w:numId w:val="60"/>
+          <w:numId w:val="61"/>
         </w:numPr>
         <w:spacing w:after="40" w:line="264" w:lineRule="auto"/>
       </w:pPr>
@@ -24712,7 +24772,7 @@
         <w:pStyle w:val="ListNumber"/>
         <w:numPr>
           <w:ilvl w:val="0"/>
-          <w:numId w:val="60"/>
+          <w:numId w:val="61"/>
         </w:numPr>
         <w:spacing w:after="40" w:line="264" w:lineRule="auto"/>
       </w:pPr>
@@ -24732,10 +24792,10 @@
         </w:rPr>
         <w:lastRenderedPageBreak/>
         <w:drawing>
-          <wp:inline distT="0" distB="0" distL="0" distR="0" wp14:anchorId="10001515" wp14:editId="10001516">
+          <wp:inline distT="0" distB="0" distL="0" distR="0" wp14:anchorId="1000151B" wp14:editId="1000151C">
             <wp:extent cx="6120130" cy="4246621"/>
             <wp:effectExtent l="0" t="0" r="0" b="0"/>
-            <wp:docPr id="27" name="図 26" descr="Explore graph のクエリ画面。Municipality → Prefecture の図と、1つの都道府県に多数の自治体がつながる結果のグラフ" title="図 26"/>
+            <wp:docPr id="28" name="図 27" descr="Explore graph のクエリ画面。Municipality → Prefecture の図と、1つの都道府県に多数の自治体がつながる結果のグラフ" title="図 27"/>
             <wp:cNvGraphicFramePr>
               <a:graphicFrameLocks xmlns:a="http://schemas.openxmlformats.org/drawingml/2006/main" noChangeAspect="1"/>
             </wp:cNvGraphicFramePr>
@@ -24747,7 +24807,7 @@
                     <pic:cNvPicPr/>
                   </pic:nvPicPr>
                   <pic:blipFill>
-                    <a:blip r:embed="rId62"/>
+                    <a:blip r:embed="rId63"/>
                     <a:stretch>
                       <a:fillRect/>
                     </a:stretch>
@@ -24777,7 +24837,7 @@
         <w:rPr>
           <w:sz w:val="17"/>
         </w:rPr>
-        <w:t>図 26　全体を実体化した Graph で、Prefecture にフィルターを付けて Run query した結果。矢印は自治体 → 都道府県。ノードの数字は ID とは限らないため、Table view で確かめる</w:t>
+        <w:t>図 27　全体を実体化した Graph で、Prefecture にフィルターを付けて Run query した結果。矢印は自治体 → 都道府県。ノードの数字は ID とは限らないため、Table view で確かめる</w:t>
       </w:r>
     </w:p>
     <w:p>
@@ -24785,7 +24845,7 @@
         <w:pStyle w:val="ListNumber"/>
         <w:numPr>
           <w:ilvl w:val="0"/>
-          <w:numId w:val="61"/>
+          <w:numId w:val="62"/>
         </w:numPr>
         <w:spacing w:after="40" w:line="264" w:lineRule="auto"/>
       </w:pPr>
@@ -24798,7 +24858,7 @@
         <w:pStyle w:val="ListNumber"/>
         <w:numPr>
           <w:ilvl w:val="0"/>
-          <w:numId w:val="61"/>
+          <w:numId w:val="62"/>
         </w:numPr>
         <w:spacing w:after="40" w:line="264" w:lineRule="auto"/>
       </w:pPr>
@@ -24913,7 +24973,7 @@
         <w:pStyle w:val="ListNumber"/>
         <w:numPr>
           <w:ilvl w:val="0"/>
-          <w:numId w:val="62"/>
+          <w:numId w:val="63"/>
         </w:numPr>
         <w:spacing w:after="40" w:line="264" w:lineRule="auto"/>
       </w:pPr>
@@ -25028,7 +25088,7 @@
         <w:pStyle w:val="ListNumber"/>
         <w:numPr>
           <w:ilvl w:val="0"/>
-          <w:numId w:val="63"/>
+          <w:numId w:val="64"/>
         </w:numPr>
         <w:spacing w:after="40" w:line="264" w:lineRule="auto"/>
       </w:pPr>
@@ -25368,7 +25428,7 @@
         <w:pStyle w:val="ListBullet"/>
         <w:spacing w:after="40" w:line="264" w:lineRule="auto"/>
       </w:pPr>
-      <w:hyperlink r:id="rId63">
+      <w:hyperlink r:id="rId64">
         <w:r>
           <w:rPr>
             <w:rStyle w:val="Hyperlink"/>
@@ -25463,7 +25523,7 @@
         <w:pStyle w:val="ListNumber"/>
         <w:numPr>
           <w:ilvl w:val="0"/>
-          <w:numId w:val="64"/>
+          <w:numId w:val="65"/>
         </w:numPr>
         <w:spacing w:after="40" w:line="264" w:lineRule="auto"/>
       </w:pPr>
@@ -25476,7 +25536,7 @@
         <w:pStyle w:val="ListNumber"/>
         <w:numPr>
           <w:ilvl w:val="0"/>
-          <w:numId w:val="64"/>
+          <w:numId w:val="65"/>
         </w:numPr>
         <w:spacing w:after="40" w:line="264" w:lineRule="auto"/>
       </w:pPr>
@@ -25489,7 +25549,7 @@
         <w:pStyle w:val="ListNumber"/>
         <w:numPr>
           <w:ilvl w:val="0"/>
-          <w:numId w:val="64"/>
+          <w:numId w:val="65"/>
         </w:numPr>
         <w:spacing w:after="40" w:line="264" w:lineRule="auto"/>
       </w:pPr>
@@ -25502,7 +25562,7 @@
         <w:pStyle w:val="ListNumber"/>
         <w:numPr>
           <w:ilvl w:val="0"/>
-          <w:numId w:val="64"/>
+          <w:numId w:val="65"/>
         </w:numPr>
         <w:spacing w:after="40" w:line="264" w:lineRule="auto"/>
       </w:pPr>
@@ -25515,7 +25575,7 @@
         <w:pStyle w:val="ListNumber"/>
         <w:numPr>
           <w:ilvl w:val="0"/>
-          <w:numId w:val="64"/>
+          <w:numId w:val="65"/>
         </w:numPr>
         <w:spacing w:after="40" w:line="264" w:lineRule="auto"/>
       </w:pPr>
@@ -25606,7 +25666,7 @@
         <w:pStyle w:val="ListNumber"/>
         <w:numPr>
           <w:ilvl w:val="0"/>
-          <w:numId w:val="65"/>
+          <w:numId w:val="66"/>
         </w:numPr>
         <w:spacing w:after="40" w:line="264" w:lineRule="auto"/>
       </w:pPr>
@@ -25626,10 +25686,10 @@
         </w:rPr>
         <w:lastRenderedPageBreak/>
         <w:drawing>
-          <wp:inline distT="0" distB="0" distL="0" distR="0" wp14:anchorId="10001517" wp14:editId="10001518">
+          <wp:inline distT="0" distB="0" distL="0" distR="0" wp14:anchorId="1000151D" wp14:editId="1000151E">
             <wp:extent cx="6120130" cy="3468530"/>
             <wp:effectExtent l="0" t="0" r="0" b="0"/>
-            <wp:docPr id="28" name="図 27" descr="Code タブに ot_municipality の上位10件を取る SQL、下に Output の表。先頭は 452025 都城市/宮崎県 1813 41151000" title="図 27"/>
+            <wp:docPr id="29" name="図 28" descr="Code タブに ot_municipality の上位10件を取る SQL、下に Output の表。先頭は 452025 都城市/宮崎県 1813 41151000" title="図 28"/>
             <wp:cNvGraphicFramePr>
               <a:graphicFrameLocks xmlns:a="http://schemas.openxmlformats.org/drawingml/2006/main" noChangeAspect="1"/>
             </wp:cNvGraphicFramePr>
@@ -25641,7 +25701,7 @@
                     <pic:cNvPicPr/>
                   </pic:nvPicPr>
                   <pic:blipFill>
-                    <a:blip r:embed="rId64"/>
+                    <a:blip r:embed="rId65"/>
                     <a:stretch>
                       <a:fillRect/>
                     </a:stretch>
@@ -25671,7 +25731,7 @@
         <w:rPr>
           <w:sz w:val="17"/>
         </w:rPr>
-        <w:t>図 27　回答のステップを展開した Code タブ。実行された SQL と、Output に返された値(先頭は 452025 都城市、1,813件・41,151,000円)を確認する</w:t>
+        <w:t>図 28　回答のステップを展開した Code タブ。実行された SQL と、Output に返された値(先頭は 452025 都城市、1,813件・41,151,000円)を確認する</w:t>
       </w:r>
     </w:p>
     <w:p>
@@ -25679,7 +25739,7 @@
         <w:pStyle w:val="ListNumber"/>
         <w:numPr>
           <w:ilvl w:val="0"/>
-          <w:numId w:val="66"/>
+          <w:numId w:val="67"/>
         </w:numPr>
         <w:spacing w:after="40" w:line="264" w:lineRule="auto"/>
       </w:pPr>
@@ -25770,7 +25830,7 @@
         <w:pStyle w:val="ListNumber"/>
         <w:numPr>
           <w:ilvl w:val="0"/>
-          <w:numId w:val="67"/>
+          <w:numId w:val="68"/>
         </w:numPr>
         <w:spacing w:after="40" w:line="264" w:lineRule="auto"/>
       </w:pPr>
@@ -26110,7 +26170,7 @@
         <w:pStyle w:val="ListBullet"/>
         <w:spacing w:after="40" w:line="264" w:lineRule="auto"/>
       </w:pPr>
-      <w:hyperlink r:id="rId65">
+      <w:hyperlink r:id="rId66">
         <w:r>
           <w:rPr>
             <w:rStyle w:val="Hyperlink"/>
@@ -26125,7 +26185,7 @@
         <w:pStyle w:val="ListBullet"/>
         <w:spacing w:after="40" w:line="264" w:lineRule="auto"/>
       </w:pPr>
-      <w:hyperlink r:id="rId66">
+      <w:hyperlink r:id="rId67">
         <w:r>
           <w:rPr>
             <w:rStyle w:val="Hyperlink"/>
@@ -26140,7 +26200,7 @@
         <w:pStyle w:val="ListBullet"/>
         <w:spacing w:after="40" w:line="264" w:lineRule="auto"/>
       </w:pPr>
-      <w:hyperlink r:id="rId67">
+      <w:hyperlink r:id="rId68">
         <w:r>
           <w:rPr>
             <w:rStyle w:val="Hyperlink"/>
@@ -26226,7 +26286,7 @@
         <w:pStyle w:val="ListNumber"/>
         <w:numPr>
           <w:ilvl w:val="0"/>
-          <w:numId w:val="68"/>
+          <w:numId w:val="69"/>
         </w:numPr>
         <w:spacing w:after="40" w:line="264" w:lineRule="auto"/>
       </w:pPr>
@@ -26317,7 +26377,7 @@
         <w:pStyle w:val="ListNumber"/>
         <w:numPr>
           <w:ilvl w:val="0"/>
-          <w:numId w:val="69"/>
+          <w:numId w:val="70"/>
         </w:numPr>
         <w:spacing w:after="40" w:line="264" w:lineRule="auto"/>
       </w:pPr>
@@ -26408,7 +26468,7 @@
         <w:pStyle w:val="ListNumber"/>
         <w:numPr>
           <w:ilvl w:val="0"/>
-          <w:numId w:val="70"/>
+          <w:numId w:val="71"/>
         </w:numPr>
         <w:spacing w:after="40" w:line="264" w:lineRule="auto"/>
       </w:pPr>
@@ -26499,7 +26559,7 @@
         <w:pStyle w:val="ListNumber"/>
         <w:numPr>
           <w:ilvl w:val="0"/>
-          <w:numId w:val="71"/>
+          <w:numId w:val="72"/>
         </w:numPr>
         <w:spacing w:after="40" w:line="264" w:lineRule="auto"/>
       </w:pPr>
@@ -26590,7 +26650,7 @@
         <w:pStyle w:val="ListNumber"/>
         <w:numPr>
           <w:ilvl w:val="0"/>
-          <w:numId w:val="72"/>
+          <w:numId w:val="73"/>
         </w:numPr>
         <w:spacing w:after="40" w:line="264" w:lineRule="auto"/>
       </w:pPr>
@@ -26603,7 +26663,7 @@
         <w:pStyle w:val="ListNumber"/>
         <w:numPr>
           <w:ilvl w:val="0"/>
-          <w:numId w:val="72"/>
+          <w:numId w:val="73"/>
         </w:numPr>
         <w:spacing w:after="40" w:line="264" w:lineRule="auto"/>
       </w:pPr>
@@ -26886,7 +26946,7 @@
         <w:pStyle w:val="ListBullet"/>
         <w:spacing w:after="40" w:line="264" w:lineRule="auto"/>
       </w:pPr>
-      <w:hyperlink r:id="rId68">
+      <w:hyperlink r:id="rId69">
         <w:r>
           <w:rPr>
             <w:rStyle w:val="Hyperlink"/>
@@ -26901,7 +26961,7 @@
         <w:pStyle w:val="ListBullet"/>
         <w:spacing w:after="40" w:line="264" w:lineRule="auto"/>
       </w:pPr>
-      <w:hyperlink r:id="rId69">
+      <w:hyperlink r:id="rId70">
         <w:r>
           <w:rPr>
             <w:rStyle w:val="Hyperlink"/>
@@ -26996,7 +27056,7 @@
         <w:pStyle w:val="ListNumber"/>
         <w:numPr>
           <w:ilvl w:val="0"/>
-          <w:numId w:val="73"/>
+          <w:numId w:val="74"/>
         </w:numPr>
         <w:spacing w:after="40" w:line="264" w:lineRule="auto"/>
       </w:pPr>
@@ -27009,7 +27069,7 @@
         <w:pStyle w:val="ListNumber"/>
         <w:numPr>
           <w:ilvl w:val="0"/>
-          <w:numId w:val="73"/>
+          <w:numId w:val="74"/>
         </w:numPr>
         <w:spacing w:after="40" w:line="264" w:lineRule="auto"/>
       </w:pPr>
@@ -27022,7 +27082,7 @@
         <w:pStyle w:val="ListNumber"/>
         <w:numPr>
           <w:ilvl w:val="0"/>
-          <w:numId w:val="73"/>
+          <w:numId w:val="74"/>
         </w:numPr>
         <w:spacing w:after="40" w:line="264" w:lineRule="auto"/>
       </w:pPr>
@@ -27035,7 +27095,7 @@
         <w:pStyle w:val="ListNumber"/>
         <w:numPr>
           <w:ilvl w:val="0"/>
-          <w:numId w:val="73"/>
+          <w:numId w:val="74"/>
         </w:numPr>
         <w:spacing w:after="40" w:line="264" w:lineRule="auto"/>
       </w:pPr>
@@ -27048,7 +27108,7 @@
         <w:pStyle w:val="ListNumber"/>
         <w:numPr>
           <w:ilvl w:val="0"/>
-          <w:numId w:val="73"/>
+          <w:numId w:val="74"/>
         </w:numPr>
         <w:spacing w:after="40" w:line="264" w:lineRule="auto"/>
       </w:pPr>
@@ -27061,7 +27121,7 @@
         <w:pStyle w:val="ListNumber"/>
         <w:numPr>
           <w:ilvl w:val="0"/>
-          <w:numId w:val="73"/>
+          <w:numId w:val="74"/>
         </w:numPr>
         <w:spacing w:after="40" w:line="264" w:lineRule="auto"/>
       </w:pPr>
@@ -27074,7 +27134,7 @@
         <w:pStyle w:val="ListNumber"/>
         <w:numPr>
           <w:ilvl w:val="0"/>
-          <w:numId w:val="73"/>
+          <w:numId w:val="74"/>
         </w:numPr>
         <w:spacing w:after="40" w:line="264" w:lineRule="auto"/>
       </w:pPr>
@@ -27087,7 +27147,7 @@
         <w:pStyle w:val="ListNumber"/>
         <w:numPr>
           <w:ilvl w:val="0"/>
-          <w:numId w:val="73"/>
+          <w:numId w:val="74"/>
         </w:numPr>
         <w:spacing w:after="40" w:line="264" w:lineRule="auto"/>
       </w:pPr>
@@ -27427,7 +27487,7 @@
         <w:pStyle w:val="ListBullet"/>
         <w:spacing w:after="40" w:line="264" w:lineRule="auto"/>
       </w:pPr>
-      <w:hyperlink r:id="rId70">
+      <w:hyperlink r:id="rId71">
         <w:r>
           <w:rPr>
             <w:rStyle w:val="Hyperlink"/>
@@ -27522,7 +27582,7 @@
         <w:pStyle w:val="ListNumber"/>
         <w:numPr>
           <w:ilvl w:val="0"/>
-          <w:numId w:val="74"/>
+          <w:numId w:val="75"/>
         </w:numPr>
         <w:spacing w:after="40" w:line="264" w:lineRule="auto"/>
       </w:pPr>
@@ -27613,7 +27673,7 @@
         <w:pStyle w:val="ListNumber"/>
         <w:numPr>
           <w:ilvl w:val="0"/>
-          <w:numId w:val="75"/>
+          <w:numId w:val="76"/>
         </w:numPr>
         <w:spacing w:after="40" w:line="264" w:lineRule="auto"/>
       </w:pPr>
@@ -27626,7 +27686,7 @@
         <w:pStyle w:val="ListNumber"/>
         <w:numPr>
           <w:ilvl w:val="0"/>
-          <w:numId w:val="75"/>
+          <w:numId w:val="76"/>
         </w:numPr>
         <w:spacing w:after="40" w:line="264" w:lineRule="auto"/>
       </w:pPr>
@@ -27639,7 +27699,7 @@
         <w:pStyle w:val="ListNumber"/>
         <w:numPr>
           <w:ilvl w:val="0"/>
-          <w:numId w:val="75"/>
+          <w:numId w:val="76"/>
         </w:numPr>
         <w:spacing w:after="40" w:line="264" w:lineRule="auto"/>
       </w:pPr>
@@ -27652,7 +27712,7 @@
         <w:pStyle w:val="ListNumber"/>
         <w:numPr>
           <w:ilvl w:val="0"/>
-          <w:numId w:val="75"/>
+          <w:numId w:val="76"/>
         </w:numPr>
         <w:spacing w:after="40" w:line="264" w:lineRule="auto"/>
       </w:pPr>
@@ -27743,7 +27803,7 @@
         <w:pStyle w:val="ListNumber"/>
         <w:numPr>
           <w:ilvl w:val="0"/>
-          <w:numId w:val="76"/>
+          <w:numId w:val="77"/>
         </w:numPr>
         <w:spacing w:after="40" w:line="264" w:lineRule="auto"/>
       </w:pPr>
@@ -27756,7 +27816,7 @@
         <w:pStyle w:val="ListNumber"/>
         <w:numPr>
           <w:ilvl w:val="0"/>
-          <w:numId w:val="76"/>
+          <w:numId w:val="77"/>
         </w:numPr>
         <w:spacing w:after="40" w:line="264" w:lineRule="auto"/>
       </w:pPr>
@@ -27847,7 +27907,7 @@
         <w:pStyle w:val="ListNumber"/>
         <w:numPr>
           <w:ilvl w:val="0"/>
-          <w:numId w:val="77"/>
+          <w:numId w:val="78"/>
         </w:numPr>
         <w:spacing w:after="40" w:line="264" w:lineRule="auto"/>
       </w:pPr>
@@ -27860,7 +27920,7 @@
         <w:pStyle w:val="ListNumber"/>
         <w:numPr>
           <w:ilvl w:val="0"/>
-          <w:numId w:val="77"/>
+          <w:numId w:val="78"/>
         </w:numPr>
         <w:spacing w:after="40" w:line="264" w:lineRule="auto"/>
       </w:pPr>
@@ -28104,7 +28164,7 @@
         <w:pStyle w:val="ListBullet"/>
         <w:spacing w:after="40" w:line="264" w:lineRule="auto"/>
       </w:pPr>
-      <w:hyperlink r:id="rId71">
+      <w:hyperlink r:id="rId72">
         <w:r>
           <w:rPr>
             <w:rStyle w:val="Hyperlink"/>
@@ -28119,7 +28179,7 @@
         <w:pStyle w:val="ListBullet"/>
         <w:spacing w:after="40" w:line="264" w:lineRule="auto"/>
       </w:pPr>
-      <w:hyperlink r:id="rId72">
+      <w:hyperlink r:id="rId73">
         <w:r>
           <w:rPr>
             <w:rStyle w:val="Hyperlink"/>
@@ -28134,7 +28194,7 @@
         <w:pStyle w:val="ListBullet"/>
         <w:spacing w:after="40" w:line="264" w:lineRule="auto"/>
       </w:pPr>
-      <w:hyperlink r:id="rId73">
+      <w:hyperlink r:id="rId74">
         <w:r>
           <w:rPr>
             <w:rStyle w:val="Hyperlink"/>
@@ -28212,7 +28272,7 @@
         <w:pStyle w:val="ListNumber"/>
         <w:numPr>
           <w:ilvl w:val="0"/>
-          <w:numId w:val="78"/>
+          <w:numId w:val="79"/>
         </w:numPr>
         <w:spacing w:after="40" w:line="264" w:lineRule="auto"/>
       </w:pPr>
@@ -28225,7 +28285,7 @@
         <w:pStyle w:val="ListNumber"/>
         <w:numPr>
           <w:ilvl w:val="0"/>
-          <w:numId w:val="78"/>
+          <w:numId w:val="79"/>
         </w:numPr>
         <w:spacing w:after="40" w:line="264" w:lineRule="auto"/>
       </w:pPr>
@@ -28238,7 +28298,7 @@
         <w:pStyle w:val="ListNumber"/>
         <w:numPr>
           <w:ilvl w:val="0"/>
-          <w:numId w:val="78"/>
+          <w:numId w:val="79"/>
         </w:numPr>
         <w:spacing w:after="40" w:line="264" w:lineRule="auto"/>
       </w:pPr>
@@ -28251,7 +28311,7 @@
         <w:pStyle w:val="ListNumber"/>
         <w:numPr>
           <w:ilvl w:val="0"/>
-          <w:numId w:val="78"/>
+          <w:numId w:val="79"/>
         </w:numPr>
         <w:spacing w:after="40" w:line="264" w:lineRule="auto"/>
       </w:pPr>
@@ -28264,7 +28324,7 @@
         <w:pStyle w:val="ListNumber"/>
         <w:numPr>
           <w:ilvl w:val="0"/>
-          <w:numId w:val="78"/>
+          <w:numId w:val="79"/>
         </w:numPr>
         <w:spacing w:after="40" w:line="264" w:lineRule="auto"/>
       </w:pPr>
@@ -28277,7 +28337,7 @@
         <w:pStyle w:val="ListNumber"/>
         <w:numPr>
           <w:ilvl w:val="0"/>
-          <w:numId w:val="78"/>
+          <w:numId w:val="79"/>
         </w:numPr>
         <w:spacing w:after="40" w:line="264" w:lineRule="auto"/>
       </w:pPr>
@@ -28617,7 +28677,7 @@
         <w:pStyle w:val="ListBullet"/>
         <w:spacing w:after="40" w:line="264" w:lineRule="auto"/>
       </w:pPr>
-      <w:hyperlink r:id="rId74">
+      <w:hyperlink r:id="rId75">
         <w:r>
           <w:rPr>
             <w:rStyle w:val="Hyperlink"/>
@@ -28712,7 +28772,7 @@
         <w:pStyle w:val="ListNumber"/>
         <w:numPr>
           <w:ilvl w:val="0"/>
-          <w:numId w:val="79"/>
+          <w:numId w:val="80"/>
         </w:numPr>
         <w:spacing w:after="40" w:line="264" w:lineRule="auto"/>
       </w:pPr>
@@ -28725,7 +28785,7 @@
         <w:pStyle w:val="ListNumber"/>
         <w:numPr>
           <w:ilvl w:val="0"/>
-          <w:numId w:val="79"/>
+          <w:numId w:val="80"/>
         </w:numPr>
         <w:spacing w:after="40" w:line="264" w:lineRule="auto"/>
       </w:pPr>
@@ -28744,10 +28804,10 @@
           <w:noProof/>
         </w:rPr>
         <w:drawing>
-          <wp:inline distT="0" distB="0" distL="0" distR="0" wp14:anchorId="10001519" wp14:editId="1000151A">
+          <wp:inline distT="0" distB="0" distL="0" distR="0" wp14:anchorId="1000151F" wp14:editId="10001520">
             <wp:extent cx="5080000" cy="2489200"/>
             <wp:effectExtent l="0" t="0" r="0" b="0"/>
-            <wp:docPr id="29" name="図 28" descr="Import complete のダイアログ。Preserved 98・Fixed automatically 0・Not supported 0、Entity types 10・Properties 73・Relationships 15、Download log" title="図 28"/>
+            <wp:docPr id="30" name="図 29" descr="Import complete のダイアログ。Preserved 98・Fixed automatically 0・Not supported 0、Entity types 10・Properties 73・Relationships 15、Download log" title="図 29"/>
             <wp:cNvGraphicFramePr>
               <a:graphicFrameLocks xmlns:a="http://schemas.openxmlformats.org/drawingml/2006/main" noChangeAspect="1"/>
             </wp:cNvGraphicFramePr>
@@ -28759,7 +28819,7 @@
                     <pic:cNvPicPr/>
                   </pic:nvPicPr>
                   <pic:blipFill>
-                    <a:blip r:embed="rId75"/>
+                    <a:blip r:embed="rId76"/>
                     <a:stretch>
                       <a:fillRect/>
                     </a:stretch>
@@ -28789,7 +28849,7 @@
         <w:rPr>
           <w:sz w:val="17"/>
         </w:rPr>
-        <w:t>図 28　Import complete の画面。Preserved・Fixed automatically・Not supported の件数を確認し、Done の前に Download log でログを保存する</w:t>
+        <w:t>図 29　Import complete の画面。Preserved・Fixed automatically・Not supported の件数を確認し、Done の前に Download log でログを保存する</w:t>
       </w:r>
     </w:p>
     <w:p>
@@ -28797,7 +28857,7 @@
         <w:pStyle w:val="ListNumber"/>
         <w:numPr>
           <w:ilvl w:val="0"/>
-          <w:numId w:val="80"/>
+          <w:numId w:val="81"/>
         </w:numPr>
         <w:spacing w:after="40" w:line="264" w:lineRule="auto"/>
       </w:pPr>
@@ -28811,7 +28871,7 @@
         <w:pStyle w:val="ListNumber"/>
         <w:numPr>
           <w:ilvl w:val="0"/>
-          <w:numId w:val="80"/>
+          <w:numId w:val="81"/>
         </w:numPr>
         <w:spacing w:after="40" w:line="264" w:lineRule="auto"/>
       </w:pPr>
@@ -28824,7 +28884,7 @@
         <w:pStyle w:val="ListNumber"/>
         <w:numPr>
           <w:ilvl w:val="0"/>
-          <w:numId w:val="80"/>
+          <w:numId w:val="81"/>
         </w:numPr>
         <w:spacing w:after="40" w:line="264" w:lineRule="auto"/>
       </w:pPr>
@@ -28837,7 +28897,7 @@
         <w:pStyle w:val="ListNumber"/>
         <w:numPr>
           <w:ilvl w:val="0"/>
-          <w:numId w:val="80"/>
+          <w:numId w:val="81"/>
         </w:numPr>
         <w:spacing w:after="40" w:line="264" w:lineRule="auto"/>
       </w:pPr>
@@ -28850,7 +28910,7 @@
         <w:pStyle w:val="ListNumber"/>
         <w:numPr>
           <w:ilvl w:val="0"/>
-          <w:numId w:val="80"/>
+          <w:numId w:val="81"/>
         </w:numPr>
         <w:spacing w:after="40" w:line="264" w:lineRule="auto"/>
       </w:pPr>
@@ -29132,7 +29192,7 @@
         <w:pStyle w:val="ListBullet"/>
         <w:spacing w:after="40" w:line="264" w:lineRule="auto"/>
       </w:pPr>
-      <w:hyperlink r:id="rId76">
+      <w:hyperlink r:id="rId77">
         <w:r>
           <w:rPr>
             <w:rStyle w:val="Hyperlink"/>
@@ -29227,7 +29287,7 @@
         <w:pStyle w:val="ListNumber"/>
         <w:numPr>
           <w:ilvl w:val="0"/>
-          <w:numId w:val="81"/>
+          <w:numId w:val="82"/>
         </w:numPr>
         <w:spacing w:after="40" w:line="264" w:lineRule="auto"/>
       </w:pPr>
@@ -29240,7 +29300,7 @@
         <w:pStyle w:val="ListNumber"/>
         <w:numPr>
           <w:ilvl w:val="0"/>
-          <w:numId w:val="81"/>
+          <w:numId w:val="82"/>
         </w:numPr>
         <w:spacing w:after="40" w:line="264" w:lineRule="auto"/>
       </w:pPr>
@@ -29253,7 +29313,7 @@
         <w:pStyle w:val="ListNumber"/>
         <w:numPr>
           <w:ilvl w:val="0"/>
-          <w:numId w:val="81"/>
+          <w:numId w:val="82"/>
         </w:numPr>
         <w:spacing w:after="40" w:line="264" w:lineRule="auto"/>
       </w:pPr>
@@ -29266,7 +29326,7 @@
         <w:pStyle w:val="ListNumber"/>
         <w:numPr>
           <w:ilvl w:val="0"/>
-          <w:numId w:val="81"/>
+          <w:numId w:val="82"/>
         </w:numPr>
         <w:spacing w:after="40" w:line="264" w:lineRule="auto"/>
       </w:pPr>
@@ -29279,7 +29339,7 @@
         <w:pStyle w:val="ListNumber"/>
         <w:numPr>
           <w:ilvl w:val="0"/>
-          <w:numId w:val="81"/>
+          <w:numId w:val="82"/>
         </w:numPr>
         <w:spacing w:after="40" w:line="264" w:lineRule="auto"/>
       </w:pPr>
@@ -29292,7 +29352,7 @@
         <w:pStyle w:val="ListNumber"/>
         <w:numPr>
           <w:ilvl w:val="0"/>
-          <w:numId w:val="81"/>
+          <w:numId w:val="82"/>
         </w:numPr>
         <w:spacing w:after="40" w:line="264" w:lineRule="auto"/>
       </w:pPr>
@@ -29537,7 +29597,7 @@
         <w:pStyle w:val="ListBullet"/>
         <w:spacing w:after="40" w:line="264" w:lineRule="auto"/>
       </w:pPr>
-      <w:hyperlink r:id="rId77">
+      <w:hyperlink r:id="rId78">
         <w:r>
           <w:rPr>
             <w:rStyle w:val="Hyperlink"/>
@@ -29552,7 +29612,7 @@
         <w:pStyle w:val="ListBullet"/>
         <w:spacing w:after="40" w:line="264" w:lineRule="auto"/>
       </w:pPr>
-      <w:hyperlink r:id="rId78">
+      <w:hyperlink r:id="rId79">
         <w:r>
           <w:rPr>
             <w:rStyle w:val="Hyperlink"/>
@@ -29567,7 +29627,7 @@
         <w:pStyle w:val="ListBullet"/>
         <w:spacing w:after="40" w:line="264" w:lineRule="auto"/>
       </w:pPr>
-      <w:hyperlink r:id="rId79">
+      <w:hyperlink r:id="rId80">
         <w:r>
           <w:rPr>
             <w:rStyle w:val="Hyperlink"/>
@@ -29671,7 +29731,7 @@
         <w:pStyle w:val="ListNumber"/>
         <w:numPr>
           <w:ilvl w:val="0"/>
-          <w:numId w:val="82"/>
+          <w:numId w:val="83"/>
         </w:numPr>
         <w:spacing w:after="40" w:line="264" w:lineRule="auto"/>
       </w:pPr>
@@ -29684,7 +29744,7 @@
         <w:pStyle w:val="ListNumber"/>
         <w:numPr>
           <w:ilvl w:val="0"/>
-          <w:numId w:val="82"/>
+          <w:numId w:val="83"/>
         </w:numPr>
         <w:spacing w:after="40" w:line="264" w:lineRule="auto"/>
       </w:pPr>
@@ -29697,7 +29757,7 @@
         <w:pStyle w:val="ListNumber"/>
         <w:numPr>
           <w:ilvl w:val="0"/>
-          <w:numId w:val="82"/>
+          <w:numId w:val="83"/>
         </w:numPr>
         <w:spacing w:after="40" w:line="264" w:lineRule="auto"/>
       </w:pPr>
@@ -29710,7 +29770,7 @@
         <w:pStyle w:val="ListNumber"/>
         <w:numPr>
           <w:ilvl w:val="0"/>
-          <w:numId w:val="82"/>
+          <w:numId w:val="83"/>
         </w:numPr>
         <w:spacing w:after="40" w:line="264" w:lineRule="auto"/>
       </w:pPr>
@@ -29723,7 +29783,7 @@
         <w:pStyle w:val="ListNumber"/>
         <w:numPr>
           <w:ilvl w:val="0"/>
-          <w:numId w:val="82"/>
+          <w:numId w:val="83"/>
         </w:numPr>
         <w:spacing w:after="40" w:line="264" w:lineRule="auto"/>
       </w:pPr>
@@ -29736,7 +29796,7 @@
         <w:pStyle w:val="ListNumber"/>
         <w:numPr>
           <w:ilvl w:val="0"/>
-          <w:numId w:val="82"/>
+          <w:numId w:val="83"/>
         </w:numPr>
         <w:spacing w:after="40" w:line="264" w:lineRule="auto"/>
       </w:pPr>
@@ -29753,7 +29813,7 @@
         <w:pStyle w:val="ListNumber"/>
         <w:numPr>
           <w:ilvl w:val="0"/>
-          <w:numId w:val="82"/>
+          <w:numId w:val="83"/>
         </w:numPr>
         <w:spacing w:after="40" w:line="264" w:lineRule="auto"/>
       </w:pPr>
@@ -29766,7 +29826,7 @@
         <w:pStyle w:val="ListNumber"/>
         <w:numPr>
           <w:ilvl w:val="0"/>
-          <w:numId w:val="82"/>
+          <w:numId w:val="83"/>
         </w:numPr>
         <w:spacing w:after="40" w:line="264" w:lineRule="auto"/>
       </w:pPr>
@@ -29779,7 +29839,7 @@
         <w:pStyle w:val="ListNumber"/>
         <w:numPr>
           <w:ilvl w:val="0"/>
-          <w:numId w:val="82"/>
+          <w:numId w:val="83"/>
         </w:numPr>
         <w:spacing w:after="40" w:line="264" w:lineRule="auto"/>
       </w:pPr>
@@ -29792,7 +29852,7 @@
         <w:pStyle w:val="ListNumber"/>
         <w:numPr>
           <w:ilvl w:val="0"/>
-          <w:numId w:val="82"/>
+          <w:numId w:val="83"/>
         </w:numPr>
         <w:spacing w:after="40" w:line="264" w:lineRule="auto"/>
       </w:pPr>
@@ -29805,7 +29865,7 @@
         <w:pStyle w:val="ListNumber"/>
         <w:numPr>
           <w:ilvl w:val="0"/>
-          <w:numId w:val="82"/>
+          <w:numId w:val="83"/>
         </w:numPr>
         <w:spacing w:after="40" w:line="264" w:lineRule="auto"/>
       </w:pPr>
@@ -29818,7 +29878,7 @@
         <w:pStyle w:val="ListNumber"/>
         <w:numPr>
           <w:ilvl w:val="0"/>
-          <w:numId w:val="82"/>
+          <w:numId w:val="83"/>
         </w:numPr>
         <w:spacing w:after="40" w:line="264" w:lineRule="auto"/>
       </w:pPr>
@@ -29831,7 +29891,7 @@
         <w:pStyle w:val="ListNumber"/>
         <w:numPr>
           <w:ilvl w:val="0"/>
-          <w:numId w:val="82"/>
+          <w:numId w:val="83"/>
         </w:numPr>
         <w:spacing w:after="40" w:line="264" w:lineRule="auto"/>
       </w:pPr>
@@ -29844,7 +29904,7 @@
         <w:pStyle w:val="ListNumber"/>
         <w:numPr>
           <w:ilvl w:val="0"/>
-          <w:numId w:val="82"/>
+          <w:numId w:val="83"/>
         </w:numPr>
         <w:spacing w:after="40" w:line="264" w:lineRule="auto"/>
       </w:pPr>
@@ -38527,7 +38587,7 @@
         <w:pStyle w:val="ListNumber"/>
         <w:numPr>
           <w:ilvl w:val="0"/>
-          <w:numId w:val="83"/>
+          <w:numId w:val="84"/>
         </w:numPr>
         <w:spacing w:after="40" w:line="264" w:lineRule="auto"/>
       </w:pPr>
@@ -38540,7 +38600,7 @@
         <w:pStyle w:val="ListNumber"/>
         <w:numPr>
           <w:ilvl w:val="0"/>
-          <w:numId w:val="83"/>
+          <w:numId w:val="84"/>
         </w:numPr>
         <w:spacing w:after="40" w:line="264" w:lineRule="auto"/>
       </w:pPr>
@@ -38553,7 +38613,7 @@
         <w:pStyle w:val="ListNumber"/>
         <w:numPr>
           <w:ilvl w:val="0"/>
-          <w:numId w:val="83"/>
+          <w:numId w:val="84"/>
         </w:numPr>
         <w:spacing w:after="40" w:line="264" w:lineRule="auto"/>
       </w:pPr>
@@ -38566,7 +38626,7 @@
         <w:pStyle w:val="ListNumber"/>
         <w:numPr>
           <w:ilvl w:val="0"/>
-          <w:numId w:val="83"/>
+          <w:numId w:val="84"/>
         </w:numPr>
         <w:spacing w:after="40" w:line="264" w:lineRule="auto"/>
       </w:pPr>
@@ -38579,7 +38639,7 @@
         <w:pStyle w:val="ListNumber"/>
         <w:numPr>
           <w:ilvl w:val="0"/>
-          <w:numId w:val="83"/>
+          <w:numId w:val="84"/>
         </w:numPr>
         <w:spacing w:after="40" w:line="264" w:lineRule="auto"/>
       </w:pPr>
@@ -38592,7 +38652,7 @@
         <w:pStyle w:val="ListNumber"/>
         <w:numPr>
           <w:ilvl w:val="0"/>
-          <w:numId w:val="83"/>
+          <w:numId w:val="84"/>
         </w:numPr>
         <w:spacing w:after="40" w:line="264" w:lineRule="auto"/>
       </w:pPr>
@@ -46058,7 +46118,7 @@
         <w:pStyle w:val="ListBullet"/>
         <w:spacing w:after="40" w:line="264" w:lineRule="auto"/>
       </w:pPr>
-      <w:hyperlink r:id="rId80">
+      <w:hyperlink r:id="rId81">
         <w:r>
           <w:rPr>
             <w:rStyle w:val="Hyperlink"/>
@@ -46073,7 +46133,7 @@
         <w:pStyle w:val="ListBullet"/>
         <w:spacing w:after="40" w:line="264" w:lineRule="auto"/>
       </w:pPr>
-      <w:hyperlink r:id="rId81">
+      <w:hyperlink r:id="rId82">
         <w:r>
           <w:rPr>
             <w:rStyle w:val="Hyperlink"/>
@@ -46088,7 +46148,7 @@
         <w:pStyle w:val="ListBullet"/>
         <w:spacing w:after="40" w:line="264" w:lineRule="auto"/>
       </w:pPr>
-      <w:hyperlink r:id="rId82">
+      <w:hyperlink r:id="rId83">
         <w:r>
           <w:rPr>
             <w:rStyle w:val="Hyperlink"/>
@@ -46103,7 +46163,7 @@
         <w:pStyle w:val="ListBullet"/>
         <w:spacing w:after="40" w:line="264" w:lineRule="auto"/>
       </w:pPr>
-      <w:hyperlink r:id="rId83">
+      <w:hyperlink r:id="rId84">
         <w:r>
           <w:rPr>
             <w:rStyle w:val="Hyperlink"/>
@@ -46118,7 +46178,7 @@
         <w:pStyle w:val="ListBullet"/>
         <w:spacing w:after="40" w:line="264" w:lineRule="auto"/>
       </w:pPr>
-      <w:hyperlink r:id="rId84">
+      <w:hyperlink r:id="rId85">
         <w:r>
           <w:rPr>
             <w:rStyle w:val="Hyperlink"/>
@@ -46133,7 +46193,7 @@
         <w:pStyle w:val="ListBullet"/>
         <w:spacing w:after="40" w:line="264" w:lineRule="auto"/>
       </w:pPr>
-      <w:hyperlink r:id="rId85">
+      <w:hyperlink r:id="rId86">
         <w:r>
           <w:rPr>
             <w:rStyle w:val="Hyperlink"/>
@@ -46148,7 +46208,7 @@
         <w:pStyle w:val="ListBullet"/>
         <w:spacing w:after="40" w:line="264" w:lineRule="auto"/>
       </w:pPr>
-      <w:hyperlink r:id="rId86">
+      <w:hyperlink r:id="rId87">
         <w:r>
           <w:rPr>
             <w:rStyle w:val="Hyperlink"/>
@@ -46163,7 +46223,7 @@
         <w:pStyle w:val="ListBullet"/>
         <w:spacing w:after="40" w:line="264" w:lineRule="auto"/>
       </w:pPr>
-      <w:hyperlink r:id="rId87">
+      <w:hyperlink r:id="rId88">
         <w:r>
           <w:rPr>
             <w:rStyle w:val="Hyperlink"/>
@@ -46178,7 +46238,7 @@
         <w:pStyle w:val="ListBullet"/>
         <w:spacing w:after="40" w:line="264" w:lineRule="auto"/>
       </w:pPr>
-      <w:hyperlink r:id="rId88">
+      <w:hyperlink r:id="rId89">
         <w:r>
           <w:rPr>
             <w:rStyle w:val="Hyperlink"/>
@@ -46193,7 +46253,7 @@
         <w:pStyle w:val="ListBullet"/>
         <w:spacing w:after="40" w:line="264" w:lineRule="auto"/>
       </w:pPr>
-      <w:hyperlink r:id="rId89">
+      <w:hyperlink r:id="rId90">
         <w:r>
           <w:rPr>
             <w:rStyle w:val="Hyperlink"/>
@@ -46208,7 +46268,7 @@
         <w:pStyle w:val="ListBullet"/>
         <w:spacing w:after="40" w:line="264" w:lineRule="auto"/>
       </w:pPr>
-      <w:hyperlink r:id="rId90">
+      <w:hyperlink r:id="rId91">
         <w:r>
           <w:rPr>
             <w:rStyle w:val="Hyperlink"/>
@@ -46223,7 +46283,7 @@
         <w:pStyle w:val="ListBullet"/>
         <w:spacing w:after="40" w:line="264" w:lineRule="auto"/>
       </w:pPr>
-      <w:hyperlink r:id="rId91">
+      <w:hyperlink r:id="rId92">
         <w:r>
           <w:rPr>
             <w:rStyle w:val="Hyperlink"/>
@@ -46238,7 +46298,7 @@
         <w:pStyle w:val="ListBullet"/>
         <w:spacing w:after="40" w:line="264" w:lineRule="auto"/>
       </w:pPr>
-      <w:hyperlink r:id="rId92">
+      <w:hyperlink r:id="rId93">
         <w:r>
           <w:rPr>
             <w:rStyle w:val="Hyperlink"/>
@@ -46253,7 +46313,7 @@
         <w:pStyle w:val="ListBullet"/>
         <w:spacing w:after="40" w:line="264" w:lineRule="auto"/>
       </w:pPr>
-      <w:hyperlink r:id="rId93">
+      <w:hyperlink r:id="rId94">
         <w:r>
           <w:rPr>
             <w:rStyle w:val="Hyperlink"/>
@@ -46268,7 +46328,7 @@
         <w:pStyle w:val="ListBullet"/>
         <w:spacing w:after="40" w:line="264" w:lineRule="auto"/>
       </w:pPr>
-      <w:hyperlink r:id="rId94">
+      <w:hyperlink r:id="rId95">
         <w:r>
           <w:rPr>
             <w:rStyle w:val="Hyperlink"/>
@@ -46283,7 +46343,7 @@
         <w:pStyle w:val="ListBullet"/>
         <w:spacing w:after="40" w:line="264" w:lineRule="auto"/>
       </w:pPr>
-      <w:hyperlink r:id="rId95">
+      <w:hyperlink r:id="rId96">
         <w:r>
           <w:rPr>
             <w:rStyle w:val="Hyperlink"/>
@@ -46298,7 +46358,7 @@
         <w:pStyle w:val="ListBullet"/>
         <w:spacing w:after="40" w:line="264" w:lineRule="auto"/>
       </w:pPr>
-      <w:hyperlink r:id="rId96">
+      <w:hyperlink r:id="rId97">
         <w:r>
           <w:rPr>
             <w:rStyle w:val="Hyperlink"/>
@@ -46313,7 +46373,7 @@
         <w:pStyle w:val="ListBullet"/>
         <w:spacing w:after="40" w:line="264" w:lineRule="auto"/>
       </w:pPr>
-      <w:hyperlink r:id="rId97">
+      <w:hyperlink r:id="rId98">
         <w:r>
           <w:rPr>
             <w:rStyle w:val="Hyperlink"/>
@@ -46328,7 +46388,7 @@
         <w:pStyle w:val="ListBullet"/>
         <w:spacing w:after="40" w:line="264" w:lineRule="auto"/>
       </w:pPr>
-      <w:hyperlink r:id="rId98">
+      <w:hyperlink r:id="rId99">
         <w:r>
           <w:rPr>
             <w:rStyle w:val="Hyperlink"/>
@@ -46343,7 +46403,7 @@
         <w:pStyle w:val="ListBullet"/>
         <w:spacing w:after="40" w:line="264" w:lineRule="auto"/>
       </w:pPr>
-      <w:hyperlink r:id="rId99">
+      <w:hyperlink r:id="rId100">
         <w:r>
           <w:rPr>
             <w:rStyle w:val="Hyperlink"/>
@@ -46358,7 +46418,7 @@
         <w:pStyle w:val="ListBullet"/>
         <w:spacing w:after="40" w:line="264" w:lineRule="auto"/>
       </w:pPr>
-      <w:hyperlink r:id="rId100">
+      <w:hyperlink r:id="rId101">
         <w:r>
           <w:rPr>
             <w:rStyle w:val="Hyperlink"/>
@@ -46373,7 +46433,7 @@
         <w:pStyle w:val="ListBullet"/>
         <w:spacing w:after="40" w:line="264" w:lineRule="auto"/>
       </w:pPr>
-      <w:hyperlink r:id="rId101">
+      <w:hyperlink r:id="rId102">
         <w:r>
           <w:rPr>
             <w:rStyle w:val="Hyperlink"/>
@@ -46388,7 +46448,7 @@
         <w:pStyle w:val="ListBullet"/>
         <w:spacing w:after="40" w:line="264" w:lineRule="auto"/>
       </w:pPr>
-      <w:hyperlink r:id="rId102">
+      <w:hyperlink r:id="rId103">
         <w:r>
           <w:rPr>
             <w:rStyle w:val="Hyperlink"/>
@@ -46548,7 +46608,7 @@
         <w:noProof/>
       </w:rPr>
       <w:drawing>
-        <wp:inline distT="0" distB="0" distL="0" distR="0" wp14:anchorId="10001529" wp14:editId="1000152A">
+        <wp:inline distT="0" distB="0" distL="0" distR="0" wp14:anchorId="1000152F" wp14:editId="10001530">
           <wp:extent cx="177165" cy="182880"/>
           <wp:effectExtent l="0" t="0" r="0" b="0"/>
           <wp:docPr id="9101" name="Microsoft Fabric logo" descr="Microsoft Fabric logo"/>
@@ -46760,7 +46820,7 @@
   <w:num w:numId="8" w16cid:durableId="1000000009">
     <w:abstractNumId w:val="4"/>
     <w:lvlOverride w:ilvl="0">
-      <w:startOverride w:val="1"/>
+      <w:startOverride w:val="3"/>
     </w:lvlOverride>
   </w:num>
   <w:num w:numId="9" w16cid:durableId="1000000010">
@@ -46790,367 +46850,367 @@
   <w:num w:numId="13" w16cid:durableId="1000000014">
     <w:abstractNumId w:val="4"/>
     <w:lvlOverride w:ilvl="0">
-      <w:startOverride w:val="7"/>
+      <w:startOverride w:val="1"/>
     </w:lvlOverride>
   </w:num>
   <w:num w:numId="14" w16cid:durableId="1000000015">
     <w:abstractNumId w:val="4"/>
     <w:lvlOverride w:ilvl="0">
-      <w:startOverride w:val="8"/>
+      <w:startOverride w:val="7"/>
     </w:lvlOverride>
   </w:num>
   <w:num w:numId="15" w16cid:durableId="1000000016">
     <w:abstractNumId w:val="4"/>
     <w:lvlOverride w:ilvl="0">
-      <w:startOverride w:val="1"/>
+      <w:startOverride w:val="8"/>
     </w:lvlOverride>
   </w:num>
   <w:num w:numId="16" w16cid:durableId="1000000017">
     <w:abstractNumId w:val="4"/>
     <w:lvlOverride w:ilvl="0">
-      <w:startOverride w:val="7"/>
+      <w:startOverride w:val="1"/>
     </w:lvlOverride>
   </w:num>
   <w:num w:numId="17" w16cid:durableId="1000000018">
     <w:abstractNumId w:val="4"/>
     <w:lvlOverride w:ilvl="0">
-      <w:startOverride w:val="1"/>
+      <w:startOverride w:val="7"/>
     </w:lvlOverride>
   </w:num>
   <w:num w:numId="18" w16cid:durableId="1000000019">
     <w:abstractNumId w:val="4"/>
     <w:lvlOverride w:ilvl="0">
-      <w:startOverride w:val="5"/>
+      <w:startOverride w:val="1"/>
     </w:lvlOverride>
   </w:num>
   <w:num w:numId="19" w16cid:durableId="1000000020">
     <w:abstractNumId w:val="4"/>
     <w:lvlOverride w:ilvl="0">
-      <w:startOverride w:val="1"/>
+      <w:startOverride w:val="5"/>
     </w:lvlOverride>
   </w:num>
   <w:num w:numId="20" w16cid:durableId="1000000021">
     <w:abstractNumId w:val="4"/>
     <w:lvlOverride w:ilvl="0">
-      <w:startOverride w:val="2"/>
+      <w:startOverride w:val="1"/>
     </w:lvlOverride>
   </w:num>
   <w:num w:numId="21" w16cid:durableId="1000000022">
     <w:abstractNumId w:val="4"/>
     <w:lvlOverride w:ilvl="0">
-      <w:startOverride w:val="6"/>
+      <w:startOverride w:val="2"/>
     </w:lvlOverride>
   </w:num>
   <w:num w:numId="22" w16cid:durableId="1000000023">
     <w:abstractNumId w:val="4"/>
     <w:lvlOverride w:ilvl="0">
-      <w:startOverride w:val="7"/>
+      <w:startOverride w:val="6"/>
     </w:lvlOverride>
   </w:num>
   <w:num w:numId="23" w16cid:durableId="1000000024">
     <w:abstractNumId w:val="4"/>
     <w:lvlOverride w:ilvl="0">
-      <w:startOverride w:val="8"/>
+      <w:startOverride w:val="7"/>
     </w:lvlOverride>
   </w:num>
   <w:num w:numId="24" w16cid:durableId="1000000025">
     <w:abstractNumId w:val="4"/>
     <w:lvlOverride w:ilvl="0">
-      <w:startOverride w:val="9"/>
+      <w:startOverride w:val="8"/>
     </w:lvlOverride>
   </w:num>
   <w:num w:numId="25" w16cid:durableId="1000000026">
     <w:abstractNumId w:val="4"/>
     <w:lvlOverride w:ilvl="0">
-      <w:startOverride w:val="1"/>
+      <w:startOverride w:val="9"/>
     </w:lvlOverride>
   </w:num>
   <w:num w:numId="26" w16cid:durableId="1000000027">
     <w:abstractNumId w:val="4"/>
     <w:lvlOverride w:ilvl="0">
-      <w:startOverride w:val="5"/>
+      <w:startOverride w:val="1"/>
     </w:lvlOverride>
   </w:num>
   <w:num w:numId="27" w16cid:durableId="1000000028">
     <w:abstractNumId w:val="4"/>
     <w:lvlOverride w:ilvl="0">
-      <w:startOverride w:val="6"/>
+      <w:startOverride w:val="5"/>
     </w:lvlOverride>
   </w:num>
   <w:num w:numId="28" w16cid:durableId="1000000029">
     <w:abstractNumId w:val="4"/>
     <w:lvlOverride w:ilvl="0">
-      <w:startOverride w:val="7"/>
+      <w:startOverride w:val="6"/>
     </w:lvlOverride>
   </w:num>
   <w:num w:numId="29" w16cid:durableId="1000000030">
     <w:abstractNumId w:val="4"/>
     <w:lvlOverride w:ilvl="0">
-      <w:startOverride w:val="8"/>
+      <w:startOverride w:val="7"/>
     </w:lvlOverride>
   </w:num>
   <w:num w:numId="30" w16cid:durableId="1000000031">
     <w:abstractNumId w:val="4"/>
     <w:lvlOverride w:ilvl="0">
-      <w:startOverride w:val="10"/>
+      <w:startOverride w:val="8"/>
     </w:lvlOverride>
   </w:num>
   <w:num w:numId="31" w16cid:durableId="1000000032">
     <w:abstractNumId w:val="4"/>
     <w:lvlOverride w:ilvl="0">
-      <w:startOverride w:val="1"/>
+      <w:startOverride w:val="10"/>
     </w:lvlOverride>
   </w:num>
   <w:num w:numId="32" w16cid:durableId="1000000033">
     <w:abstractNumId w:val="4"/>
     <w:lvlOverride w:ilvl="0">
-      <w:startOverride w:val="5"/>
+      <w:startOverride w:val="1"/>
     </w:lvlOverride>
   </w:num>
   <w:num w:numId="33" w16cid:durableId="1000000034">
     <w:abstractNumId w:val="4"/>
     <w:lvlOverride w:ilvl="0">
-      <w:startOverride w:val="6"/>
+      <w:startOverride w:val="5"/>
     </w:lvlOverride>
   </w:num>
   <w:num w:numId="34" w16cid:durableId="1000000035">
     <w:abstractNumId w:val="4"/>
     <w:lvlOverride w:ilvl="0">
-      <w:startOverride w:val="7"/>
+      <w:startOverride w:val="6"/>
     </w:lvlOverride>
   </w:num>
   <w:num w:numId="35" w16cid:durableId="1000000036">
     <w:abstractNumId w:val="4"/>
     <w:lvlOverride w:ilvl="0">
-      <w:startOverride w:val="1"/>
+      <w:startOverride w:val="7"/>
     </w:lvlOverride>
   </w:num>
   <w:num w:numId="36" w16cid:durableId="1000000037">
     <w:abstractNumId w:val="4"/>
     <w:lvlOverride w:ilvl="0">
-      <w:startOverride w:val="3"/>
+      <w:startOverride w:val="1"/>
     </w:lvlOverride>
   </w:num>
   <w:num w:numId="37" w16cid:durableId="1000000038">
     <w:abstractNumId w:val="4"/>
     <w:lvlOverride w:ilvl="0">
-      <w:startOverride w:val="4"/>
+      <w:startOverride w:val="3"/>
     </w:lvlOverride>
   </w:num>
   <w:num w:numId="38" w16cid:durableId="1000000039">
     <w:abstractNumId w:val="4"/>
     <w:lvlOverride w:ilvl="0">
-      <w:startOverride w:val="6"/>
+      <w:startOverride w:val="4"/>
     </w:lvlOverride>
   </w:num>
   <w:num w:numId="39" w16cid:durableId="1000000040">
     <w:abstractNumId w:val="4"/>
     <w:lvlOverride w:ilvl="0">
-      <w:startOverride w:val="7"/>
+      <w:startOverride w:val="6"/>
     </w:lvlOverride>
   </w:num>
   <w:num w:numId="40" w16cid:durableId="1000000041">
     <w:abstractNumId w:val="4"/>
     <w:lvlOverride w:ilvl="0">
-      <w:startOverride w:val="8"/>
+      <w:startOverride w:val="7"/>
     </w:lvlOverride>
   </w:num>
   <w:num w:numId="41" w16cid:durableId="1000000042">
     <w:abstractNumId w:val="4"/>
     <w:lvlOverride w:ilvl="0">
-      <w:startOverride w:val="1"/>
+      <w:startOverride w:val="8"/>
     </w:lvlOverride>
   </w:num>
   <w:num w:numId="42" w16cid:durableId="1000000043">
     <w:abstractNumId w:val="4"/>
     <w:lvlOverride w:ilvl="0">
-      <w:startOverride w:val="4"/>
+      <w:startOverride w:val="1"/>
     </w:lvlOverride>
   </w:num>
   <w:num w:numId="43" w16cid:durableId="1000000044">
     <w:abstractNumId w:val="4"/>
     <w:lvlOverride w:ilvl="0">
-      <w:startOverride w:val="5"/>
+      <w:startOverride w:val="4"/>
     </w:lvlOverride>
   </w:num>
   <w:num w:numId="44" w16cid:durableId="1000000045">
     <w:abstractNumId w:val="4"/>
     <w:lvlOverride w:ilvl="0">
-      <w:startOverride w:val="6"/>
+      <w:startOverride w:val="5"/>
     </w:lvlOverride>
   </w:num>
   <w:num w:numId="45" w16cid:durableId="1000000046">
     <w:abstractNumId w:val="4"/>
     <w:lvlOverride w:ilvl="0">
-      <w:startOverride w:val="7"/>
+      <w:startOverride w:val="6"/>
     </w:lvlOverride>
   </w:num>
   <w:num w:numId="46" w16cid:durableId="1000000047">
     <w:abstractNumId w:val="4"/>
     <w:lvlOverride w:ilvl="0">
-      <w:startOverride w:val="1"/>
+      <w:startOverride w:val="7"/>
     </w:lvlOverride>
   </w:num>
   <w:num w:numId="47" w16cid:durableId="1000000048">
     <w:abstractNumId w:val="4"/>
     <w:lvlOverride w:ilvl="0">
-      <w:startOverride w:val="5"/>
+      <w:startOverride w:val="1"/>
     </w:lvlOverride>
   </w:num>
   <w:num w:numId="48" w16cid:durableId="1000000049">
     <w:abstractNumId w:val="4"/>
     <w:lvlOverride w:ilvl="0">
-      <w:startOverride w:val="7"/>
+      <w:startOverride w:val="5"/>
     </w:lvlOverride>
   </w:num>
   <w:num w:numId="49" w16cid:durableId="1000000050">
     <w:abstractNumId w:val="4"/>
     <w:lvlOverride w:ilvl="0">
-      <w:startOverride w:val="1"/>
+      <w:startOverride w:val="7"/>
     </w:lvlOverride>
   </w:num>
   <w:num w:numId="50" w16cid:durableId="1000000051">
     <w:abstractNumId w:val="4"/>
     <w:lvlOverride w:ilvl="0">
-      <w:startOverride w:val="3"/>
+      <w:startOverride w:val="1"/>
     </w:lvlOverride>
   </w:num>
   <w:num w:numId="51" w16cid:durableId="1000000052">
     <w:abstractNumId w:val="4"/>
     <w:lvlOverride w:ilvl="0">
-      <w:startOverride w:val="4"/>
+      <w:startOverride w:val="3"/>
     </w:lvlOverride>
   </w:num>
   <w:num w:numId="52" w16cid:durableId="1000000053">
     <w:abstractNumId w:val="4"/>
     <w:lvlOverride w:ilvl="0">
-      <w:startOverride w:val="5"/>
+      <w:startOverride w:val="4"/>
     </w:lvlOverride>
   </w:num>
   <w:num w:numId="53" w16cid:durableId="1000000054">
     <w:abstractNumId w:val="4"/>
     <w:lvlOverride w:ilvl="0">
-      <w:startOverride w:val="6"/>
+      <w:startOverride w:val="5"/>
     </w:lvlOverride>
   </w:num>
   <w:num w:numId="54" w16cid:durableId="1000000055">
     <w:abstractNumId w:val="4"/>
     <w:lvlOverride w:ilvl="0">
-      <w:startOverride w:val="7"/>
+      <w:startOverride w:val="6"/>
     </w:lvlOverride>
   </w:num>
   <w:num w:numId="55" w16cid:durableId="1000000056">
     <w:abstractNumId w:val="4"/>
     <w:lvlOverride w:ilvl="0">
-      <w:startOverride w:val="9"/>
+      <w:startOverride w:val="7"/>
     </w:lvlOverride>
   </w:num>
   <w:num w:numId="56" w16cid:durableId="1000000057">
     <w:abstractNumId w:val="4"/>
     <w:lvlOverride w:ilvl="0">
-      <w:startOverride w:val="10"/>
+      <w:startOverride w:val="9"/>
     </w:lvlOverride>
   </w:num>
   <w:num w:numId="57" w16cid:durableId="1000000058">
     <w:abstractNumId w:val="4"/>
     <w:lvlOverride w:ilvl="0">
-      <w:startOverride w:val="11"/>
+      <w:startOverride w:val="10"/>
     </w:lvlOverride>
   </w:num>
   <w:num w:numId="58" w16cid:durableId="1000000059">
     <w:abstractNumId w:val="4"/>
     <w:lvlOverride w:ilvl="0">
-      <w:startOverride w:val="12"/>
+      <w:startOverride w:val="11"/>
     </w:lvlOverride>
   </w:num>
   <w:num w:numId="59" w16cid:durableId="1000000060">
     <w:abstractNumId w:val="4"/>
     <w:lvlOverride w:ilvl="0">
-      <w:startOverride w:val="1"/>
+      <w:startOverride w:val="12"/>
     </w:lvlOverride>
   </w:num>
   <w:num w:numId="60" w16cid:durableId="1000000061">
     <w:abstractNumId w:val="4"/>
     <w:lvlOverride w:ilvl="0">
-      <w:startOverride w:val="3"/>
+      <w:startOverride w:val="1"/>
     </w:lvlOverride>
   </w:num>
   <w:num w:numId="61" w16cid:durableId="1000000062">
     <w:abstractNumId w:val="4"/>
     <w:lvlOverride w:ilvl="0">
-      <w:startOverride w:val="5"/>
+      <w:startOverride w:val="3"/>
     </w:lvlOverride>
   </w:num>
   <w:num w:numId="62" w16cid:durableId="1000000063">
     <w:abstractNumId w:val="4"/>
     <w:lvlOverride w:ilvl="0">
-      <w:startOverride w:val="7"/>
+      <w:startOverride w:val="5"/>
     </w:lvlOverride>
   </w:num>
   <w:num w:numId="63" w16cid:durableId="1000000064">
     <w:abstractNumId w:val="4"/>
     <w:lvlOverride w:ilvl="0">
-      <w:startOverride w:val="8"/>
+      <w:startOverride w:val="7"/>
     </w:lvlOverride>
   </w:num>
   <w:num w:numId="64" w16cid:durableId="1000000065">
     <w:abstractNumId w:val="4"/>
     <w:lvlOverride w:ilvl="0">
-      <w:startOverride w:val="1"/>
+      <w:startOverride w:val="8"/>
     </w:lvlOverride>
   </w:num>
   <w:num w:numId="65" w16cid:durableId="1000000066">
     <w:abstractNumId w:val="4"/>
     <w:lvlOverride w:ilvl="0">
-      <w:startOverride w:val="6"/>
+      <w:startOverride w:val="1"/>
     </w:lvlOverride>
   </w:num>
   <w:num w:numId="66" w16cid:durableId="1000000067">
     <w:abstractNumId w:val="4"/>
     <w:lvlOverride w:ilvl="0">
-      <w:startOverride w:val="7"/>
+      <w:startOverride w:val="6"/>
     </w:lvlOverride>
   </w:num>
   <w:num w:numId="67" w16cid:durableId="1000000068">
     <w:abstractNumId w:val="4"/>
     <w:lvlOverride w:ilvl="0">
-      <w:startOverride w:val="8"/>
+      <w:startOverride w:val="7"/>
     </w:lvlOverride>
   </w:num>
   <w:num w:numId="68" w16cid:durableId="1000000069">
     <w:abstractNumId w:val="4"/>
     <w:lvlOverride w:ilvl="0">
-      <w:startOverride w:val="1"/>
+      <w:startOverride w:val="8"/>
     </w:lvlOverride>
   </w:num>
   <w:num w:numId="69" w16cid:durableId="1000000070">
     <w:abstractNumId w:val="4"/>
     <w:lvlOverride w:ilvl="0">
-      <w:startOverride w:val="2"/>
+      <w:startOverride w:val="1"/>
     </w:lvlOverride>
   </w:num>
   <w:num w:numId="70" w16cid:durableId="1000000071">
     <w:abstractNumId w:val="4"/>
     <w:lvlOverride w:ilvl="0">
-      <w:startOverride w:val="3"/>
+      <w:startOverride w:val="2"/>
     </w:lvlOverride>
   </w:num>
   <w:num w:numId="71" w16cid:durableId="1000000072">
     <w:abstractNumId w:val="4"/>
     <w:lvlOverride w:ilvl="0">
-      <w:startOverride w:val="4"/>
+      <w:startOverride w:val="3"/>
     </w:lvlOverride>
   </w:num>
   <w:num w:numId="72" w16cid:durableId="1000000073">
     <w:abstractNumId w:val="4"/>
     <w:lvlOverride w:ilvl="0">
-      <w:startOverride w:val="5"/>
+      <w:startOverride w:val="4"/>
     </w:lvlOverride>
   </w:num>
   <w:num w:numId="73" w16cid:durableId="1000000074">
     <w:abstractNumId w:val="4"/>
     <w:lvlOverride w:ilvl="0">
-      <w:startOverride w:val="1"/>
+      <w:startOverride w:val="5"/>
     </w:lvlOverride>
   </w:num>
   <w:num w:numId="74" w16cid:durableId="1000000075">
@@ -47162,25 +47222,25 @@
   <w:num w:numId="75" w16cid:durableId="1000000076">
     <w:abstractNumId w:val="4"/>
     <w:lvlOverride w:ilvl="0">
-      <w:startOverride w:val="2"/>
+      <w:startOverride w:val="1"/>
     </w:lvlOverride>
   </w:num>
   <w:num w:numId="76" w16cid:durableId="1000000077">
     <w:abstractNumId w:val="4"/>
     <w:lvlOverride w:ilvl="0">
-      <w:startOverride w:val="6"/>
+      <w:startOverride w:val="2"/>
     </w:lvlOverride>
   </w:num>
   <w:num w:numId="77" w16cid:durableId="1000000078">
     <w:abstractNumId w:val="4"/>
     <w:lvlOverride w:ilvl="0">
-      <w:startOverride w:val="8"/>
+      <w:startOverride w:val="6"/>
     </w:lvlOverride>
   </w:num>
   <w:num w:numId="78" w16cid:durableId="1000000079">
     <w:abstractNumId w:val="4"/>
     <w:lvlOverride w:ilvl="0">
-      <w:startOverride w:val="1"/>
+      <w:startOverride w:val="8"/>
     </w:lvlOverride>
   </w:num>
   <w:num w:numId="79" w16cid:durableId="1000000080">
@@ -47192,13 +47252,13 @@
   <w:num w:numId="80" w16cid:durableId="1000000081">
     <w:abstractNumId w:val="4"/>
     <w:lvlOverride w:ilvl="0">
-      <w:startOverride w:val="3"/>
+      <w:startOverride w:val="1"/>
     </w:lvlOverride>
   </w:num>
   <w:num w:numId="81" w16cid:durableId="1000000082">
     <w:abstractNumId w:val="4"/>
     <w:lvlOverride w:ilvl="0">
-      <w:startOverride w:val="1"/>
+      <w:startOverride w:val="3"/>
     </w:lvlOverride>
   </w:num>
   <w:num w:numId="82" w16cid:durableId="1000000083">
@@ -47213,7 +47273,13 @@
       <w:startOverride w:val="1"/>
     </w:lvlOverride>
   </w:num>
-  <w:numIdMacAtCleanup w:val="83"/>
+  <w:num w:numId="84" w16cid:durableId="1000000085">
+    <w:abstractNumId w:val="4"/>
+    <w:lvlOverride w:ilvl="0">
+      <w:startOverride w:val="1"/>
+    </w:lvlOverride>
+  </w:num>
+  <w:numIdMacAtCleanup w:val="84"/>
 </w:numbering>
 </file>
 
